--- a/Documento_Solucao_Motiva_Sprint1.docx
+++ b/Documento_Solucao_Motiva_Sprint1.docx
@@ -2,6 +2,145 @@
 <file path=word/document.xml><?xml version="1.0" encoding="utf-8"?>
 <w:document xmlns:wpc="http://schemas.microsoft.com/office/word/2010/wordprocessingCanvas" xmlns:mc="http://schemas.openxmlformats.org/markup-compatibility/2006" xmlns:o="urn:schemas-microsoft-com:office:office" xmlns:r="http://schemas.openxmlformats.org/officeDocument/2006/relationships" xmlns:m="http://schemas.openxmlformats.org/officeDocument/2006/math" xmlns:v="urn:schemas-microsoft-com:vml" xmlns:wp14="http://schemas.microsoft.com/office/word/2010/wordprocessingDrawing" xmlns:wp="http://schemas.openxmlformats.org/drawingml/2006/wordprocessingDrawing" xmlns:w10="urn:schemas-microsoft-com:office:word" xmlns:w="http://schemas.openxmlformats.org/wordprocessingml/2006/main" xmlns:w14="http://schemas.microsoft.com/office/word/2010/wordml" xmlns:w15="http://schemas.microsoft.com/office/word/2012/wordml" xmlns:wpg="http://schemas.microsoft.com/office/word/2010/wordprocessingGroup" xmlns:wpi="http://schemas.microsoft.com/office/word/2010/wordprocessingInk" xmlns:wne="http://schemas.microsoft.com/office/word/2006/wordml" xmlns:wps="http://schemas.microsoft.com/office/word/2010/wordprocessingShape" xmlns:cx="http://schemas.microsoft.com/office/drawing/2014/chartex" xmlns:cx1="http://schemas.microsoft.com/office/drawing/2015/9/8/chartex" xmlns:cx2="http://schemas.microsoft.com/office/drawing/2015/10/21/chartex" xmlns:cx3="http://schemas.microsoft.com/office/drawing/2016/5/9/chartex" xmlns:cx4="http://schemas.microsoft.com/office/drawing/2016/5/10/chartex" xmlns:cx5="http://schemas.microsoft.com/office/drawing/2016/5/11/chartex" xmlns:cx6="http://schemas.microsoft.com/office/drawing/2016/5/12/chartex" xmlns:cx7="http://schemas.microsoft.com/office/drawing/2016/5/13/chartex" xmlns:cx8="http://schemas.microsoft.com/office/drawing/2016/5/14/chartex" xmlns:aink="http://schemas.microsoft.com/office/drawing/2016/ink" xmlns:am3d="http://schemas.microsoft.com/office/drawing/2017/model3d" xmlns:w16cex="http://schemas.microsoft.com/office/word/2018/wordml/cex" xmlns:w16cid="http://schemas.microsoft.com/office/word/2016/wordml/cid" xmlns:w16="http://schemas.microsoft.com/office/word/2018/wordml" xmlns:w16sdtdh="http://schemas.microsoft.com/office/word/2020/wordml/sdtdatahash" xmlns:w16se="http://schemas.microsoft.com/office/word/2015/wordml/symex" mc:Ignorable="w14 w15 wp14">
   <w:body>
+    <w:tbl>
+      <w:tblPr>
+        <w:tblW w:type="dxa" w:w="10106"/>
+        <w:tblBorders>
+          <w:top w:val="single" w:color="auto" w:sz="4"/>
+          <w:left w:val="single" w:color="auto" w:sz="4"/>
+          <w:bottom w:val="single" w:color="auto" w:sz="4"/>
+          <w:right w:val="single" w:color="auto" w:sz="4"/>
+          <w:insideH w:val="single" w:color="auto" w:sz="4"/>
+          <w:insideV w:val="single" w:color="auto" w:sz="4"/>
+        </w:tblBorders>
+      </w:tblPr>
+      <w:tblGrid>
+        <w:gridCol w:w="10106"/>
+      </w:tblGrid>
+      <w:tr>
+        <w:tc>
+          <w:tcPr>
+            <w:tcW w:type="dxa" w:w="10106"/>
+            <w:tcBorders>
+              <w:top w:val="none" w:color="FFFFFF" w:sz="0"/>
+              <w:left w:val="none" w:color="FFFFFF" w:sz="0"/>
+              <w:bottom w:val="none" w:color="FFFFFF" w:sz="0"/>
+              <w:right w:val="none" w:color="FFFFFF" w:sz="0"/>
+            </w:tcBorders>
+            <w:shd w:fill="1F4E79" w:val="clear"/>
+            <w:tcMar>
+              <w:top w:type="dxa" w:w="160"/>
+              <w:left w:type="dxa" w:w="240"/>
+              <w:bottom w:type="dxa" w:w="160"/>
+              <w:right w:type="dxa" w:w="240"/>
+            </w:tcMar>
+          </w:tcPr>
+          <w:p>
+            <w:r>
+              <w:rPr>
+                <w:rFonts w:ascii="Arial" w:cs="Arial" w:eastAsia="Arial" w:hAnsi="Arial"/>
+                <w:b/>
+                <w:bCs/>
+                <w:color w:val="FFFFFF"/>
+                <w:sz w:val="32"/>
+                <w:szCs w:val="32"/>
+              </w:rPr>
+              <w:t xml:space="preserve">Challenge Motiva / CCR  —  Sprint I</w:t>
+            </w:r>
+          </w:p>
+          <w:p>
+            <w:r>
+              <w:rPr>
+                <w:rFonts w:ascii="Arial" w:cs="Arial" w:eastAsia="Arial" w:hAnsi="Arial"/>
+                <w:color w:val="BDD7EE"/>
+                <w:sz w:val="19"/>
+                <w:szCs w:val="19"/>
+              </w:rPr>
+              <w:t xml:space="preserve">Monitoramento Inteligente de Vegetação em Rodovias  |  SP-021 Rodoanel Oeste</w:t>
+            </w:r>
+          </w:p>
+          <w:p>
+            <w:r>
+              <w:rPr>
+                <w:rFonts w:ascii="Arial" w:cs="Arial" w:eastAsia="Arial" w:hAnsi="Arial"/>
+                <w:color w:val="9DC3E6"/>
+                <w:sz w:val="17"/>
+                <w:szCs w:val="17"/>
+              </w:rPr>
+              <w:t xml:space="preserve">FIAP  •  2º ano Ciência da Computação  •  Data Science and Analytics</w:t>
+            </w:r>
+          </w:p>
+        </w:tc>
+      </w:tr>
+    </w:tbl>
+    <w:p>
+      <w:pPr>
+        <w:spacing w:after="0" w:before="180"/>
+      </w:pPr>
+    </w:p>
+    <w:p>
+      <w:pPr>
+        <w:shd w:fill="1F4E79" w:val="clear"/>
+        <w:spacing w:after="0" w:before="200"/>
+        <w:ind w:left="0"/>
+      </w:pPr>
+      <w:r>
+        <w:rPr>
+          <w:rFonts w:ascii="Arial" w:cs="Arial" w:eastAsia="Arial" w:hAnsi="Arial"/>
+          <w:b/>
+          <w:bCs/>
+          <w:color w:val="FFFFFF"/>
+          <w:sz w:val="24"/>
+          <w:szCs w:val="24"/>
+        </w:rPr>
+        <w:t xml:space="preserve">  1. Definição do Problema</w:t>
+      </w:r>
+    </w:p>
+    <w:p>
+      <w:pPr>
+        <w:spacing w:after="0" w:before="100"/>
+      </w:pPr>
+    </w:p>
+    <w:p>
+      <w:pPr>
+        <w:spacing w:after="40" w:before="40"/>
+        <w:ind w:left="0"/>
+      </w:pPr>
+      <w:r>
+        <w:rPr>
+          <w:rFonts w:ascii="Arial" w:cs="Arial" w:eastAsia="Arial" w:hAnsi="Arial"/>
+          <w:color w:val="404040"/>
+          <w:sz w:val="19"/>
+          <w:szCs w:val="19"/>
+        </w:rPr>
+        <w:t xml:space="preserve">A Motiva/CCR realiza levantamentos periódicos de vegetação ao longo do Rodoanel SP-021 Oeste (KM 0 ao KM 29+300), classificando cada trecho manualmente em três níveis de crescimento. O processo atual é lento, pouco escalável e atrasa a detecção de situações críticas.</w:t>
+      </w:r>
+    </w:p>
+    <w:p>
+      <w:pPr>
+        <w:spacing w:after="0" w:before="60"/>
+      </w:pPr>
+    </w:p>
+    <w:p>
+      <w:pPr>
+        <w:spacing w:after="40" w:before="40"/>
+        <w:ind w:left="0"/>
+      </w:pPr>
+      <w:r>
+        <w:rPr>
+          <w:rFonts w:ascii="Arial" w:cs="Arial" w:eastAsia="Arial" w:hAnsi="Arial"/>
+          <w:color w:val="404040"/>
+          <w:sz w:val="19"/>
+          <w:szCs w:val="19"/>
+        </w:rPr>
+        <w:t xml:space="preserve">O problema proposto é: </w:t>
+      </w:r>
+    </w:p>
+    <w:p>
+      <w:pPr>
+        <w:spacing w:after="0" w:before="20"/>
+      </w:pPr>
+    </w:p>
     <w:tbl>
       <w:tblPr>
         <w:tblW w:type="dxa" w:w="9906"/>
@@ -15,100 +154,27 @@
         </w:tblBorders>
       </w:tblPr>
       <w:tblGrid>
-        <w:gridCol w:w="6500"/>
-        <w:gridCol w:w="3406"/>
+        <w:gridCol w:w="9906"/>
       </w:tblGrid>
       <w:tr>
         <w:tc>
           <w:tcPr>
-            <w:tcW w:type="dxa" w:w="6500"/>
-            <w:tcBorders>
-              <w:top w:val="none" w:color="FFFFFF" w:sz="0"/>
-              <w:left w:val="none" w:color="FFFFFF" w:sz="0"/>
-              <w:bottom w:val="none" w:color="FFFFFF" w:sz="0"/>
-              <w:right w:val="none" w:color="FFFFFF" w:sz="0"/>
-            </w:tcBorders>
-            <w:tcMar>
-              <w:top w:type="dxa" w:w="60"/>
-              <w:left w:type="dxa" w:w="0"/>
-              <w:bottom w:type="dxa" w:w="60"/>
-              <w:right w:type="dxa" w:w="120"/>
-            </w:tcMar>
-          </w:tcPr>
-          <w:p>
-            <w:r>
-              <w:rPr>
-                <w:rFonts w:ascii="Arial" w:cs="Arial" w:eastAsia="Arial" w:hAnsi="Arial"/>
-                <w:b/>
-                <w:bCs/>
-                <w:color w:val="1F4E79"/>
-                <w:sz w:val="28"/>
-                <w:szCs w:val="28"/>
-              </w:rPr>
-              <w:t xml:space="preserve">Challenge Motiva/CCR — Sprint I</w:t>
-            </w:r>
-          </w:p>
-          <w:p>
-            <w:r>
-              <w:rPr>
-                <w:rFonts w:ascii="Arial" w:cs="Arial" w:eastAsia="Arial" w:hAnsi="Arial"/>
-                <w:color w:val="595959"/>
-                <w:sz w:val="22"/>
-                <w:szCs w:val="22"/>
-              </w:rPr>
-              <w:t xml:space="preserve">Monitoramento Inteligente de Vegetação em Rodovias</w:t>
-            </w:r>
-          </w:p>
-        </w:tc>
-        <w:tc>
-          <w:tcPr>
-            <w:tcW w:type="dxa" w:w="3406"/>
-            <w:tcBorders>
-              <w:top w:val="none" w:color="FFFFFF" w:sz="0"/>
-              <w:left w:val="none" w:color="FFFFFF" w:sz="0"/>
-              <w:bottom w:val="none" w:color="FFFFFF" w:sz="0"/>
-              <w:right w:val="none" w:color="FFFFFF" w:sz="0"/>
-            </w:tcBorders>
-            <w:tcMar>
-              <w:top w:type="dxa" w:w="60"/>
-              <w:left w:type="dxa" w:w="120"/>
-              <w:bottom w:type="dxa" w:w="60"/>
-              <w:right w:type="dxa" w:w="0"/>
-            </w:tcMar>
-            <w:vAlign w:val="center"/>
-          </w:tcPr>
-          <w:p>
-            <w:pPr>
-              <w:jc w:val="right"/>
-            </w:pPr>
-            <w:r>
-              <w:rPr>
-                <w:rFonts w:ascii="Arial" w:cs="Arial" w:eastAsia="Arial" w:hAnsi="Arial"/>
-                <w:color w:val="595959"/>
-                <w:sz w:val="18"/>
-                <w:szCs w:val="18"/>
-              </w:rPr>
-              <w:t xml:space="preserve">FIAP — 2º ano Ciência da Computação</w:t>
-            </w:r>
-          </w:p>
-          <w:p>
-            <w:pPr>
-              <w:jc w:val="right"/>
-            </w:pPr>
-            <w:r>
-              <w:rPr>
-                <w:rFonts w:ascii="Arial" w:cs="Arial" w:eastAsia="Arial" w:hAnsi="Arial"/>
-                <w:color w:val="595959"/>
-                <w:sz w:val="18"/>
-                <w:szCs w:val="18"/>
-              </w:rPr>
-              <w:t xml:space="preserve">Data Science and Analytics</w:t>
-            </w:r>
-          </w:p>
-          <w:p>
-            <w:pPr>
-              <w:jc w:val="right"/>
-            </w:pPr>
+            <w:tcW w:type="dxa" w:w="9906"/>
+            <w:tcBorders>
+              <w:top w:val="single" w:color="CCCCCC" w:sz="1"/>
+              <w:left w:val="single" w:color="CCCCCC" w:sz="1"/>
+              <w:bottom w:val="single" w:color="CCCCCC" w:sz="1"/>
+              <w:right w:val="single" w:color="CCCCCC" w:sz="1"/>
+            </w:tcBorders>
+            <w:shd w:fill="EBF3FB" w:val="clear"/>
+            <w:tcMar>
+              <w:top w:type="dxa" w:w="100"/>
+              <w:left w:type="dxa" w:w="160"/>
+              <w:bottom w:type="dxa" w:w="100"/>
+              <w:right w:type="dxa" w:w="160"/>
+            </w:tcMar>
+          </w:tcPr>
+          <w:p>
             <w:r>
               <w:rPr>
                 <w:rFonts w:ascii="Arial" w:cs="Arial" w:eastAsia="Arial" w:hAnsi="Arial"/>
@@ -116,7 +182,7 @@
                 <w:sz w:val="18"/>
                 <w:szCs w:val="18"/>
               </w:rPr>
-              <w:t xml:space="preserve">SP-021 — Rodoanel Mário Covas Oeste</w:t>
+              <w:t xml:space="preserve">ℹ️  Dado o histórico de níveis de vegetação por trecho e área, prever quais trechos atingirão o nível crítico (h &gt; 30 cm) no próximo ciclo de levantamento — permitindo priorizar equipes de roçada antes que a situação se agrave.</w:t>
             </w:r>
           </w:p>
         </w:tc>
@@ -124,84 +190,991 @@
     </w:tbl>
     <w:p>
       <w:pPr>
-        <w:pBdr>
-          <w:bottom w:val="single" w:color="1F4E79" w:sz="12" w:space="4"/>
-        </w:pBdr>
-        <w:spacing w:after="200" w:before="60"/>
-      </w:pPr>
-    </w:p>
-    <w:p>
-      <w:pPr>
-        <w:pBdr>
-          <w:bottom w:val="single" w:color="2E75B6" w:sz="8" w:space="4"/>
-        </w:pBdr>
-        <w:spacing w:after="80" w:before="240"/>
+        <w:spacing w:after="0" w:before="120"/>
+      </w:pPr>
+    </w:p>
+    <w:p>
+      <w:pPr>
+        <w:shd w:fill="1F4E79" w:val="clear"/>
+        <w:spacing w:after="0" w:before="200"/>
+        <w:ind w:left="0"/>
       </w:pPr>
       <w:r>
         <w:rPr>
           <w:rFonts w:ascii="Arial" w:cs="Arial" w:eastAsia="Arial" w:hAnsi="Arial"/>
           <w:b/>
           <w:bCs/>
-          <w:color w:val="1F4E79"/>
-          <w:sz w:val="26"/>
-          <w:szCs w:val="26"/>
+          <w:color w:val="FFFFFF"/>
+          <w:sz w:val="24"/>
+          <w:szCs w:val="24"/>
         </w:rPr>
-        <w:t xml:space="preserve">1. Definição do Problema</w:t>
+        <w:t xml:space="preserve">  2. Formulação como Problema de Data Science</w:t>
       </w:r>
     </w:p>
     <w:p>
       <w:pPr>
-        <w:spacing w:after="40" w:before="40"/>
-      </w:pPr>
-      <w:r>
-        <w:rPr>
-          <w:rFonts w:ascii="Arial" w:cs="Arial" w:eastAsia="Arial" w:hAnsi="Arial"/>
-          <w:color w:val="595959"/>
-          <w:sz w:val="20"/>
-          <w:szCs w:val="20"/>
-        </w:rPr>
-        <w:t xml:space="preserve">A Motiva/CCR realiza levantamentos periódicos de vegetação ao longo do Rodoanel SP-021 Oeste (KM 0 ao KM 29+300), classificando manualmente cada trecho por nível de crescimento. O processo atual é escalável apenas com grande esforço humano, atrasa a detecção de situações críticas e dificulta a priorização de intervenções.</w:t>
-      </w:r>
-    </w:p>
-    <w:p>
-      <w:pPr>
-        <w:spacing w:after="40" w:before="80"/>
-      </w:pPr>
-    </w:p>
-    <w:p>
-      <w:pPr>
-        <w:spacing w:after="40" w:before="40"/>
-      </w:pPr>
-      <w:r>
-        <w:rPr>
-          <w:rFonts w:ascii="Arial" w:cs="Arial" w:eastAsia="Arial" w:hAnsi="Arial"/>
-          <w:b w:val="false"/>
-          <w:bCs w:val="false"/>
-          <w:color w:val="595959"/>
-          <w:sz w:val="20"/>
-          <w:szCs w:val="20"/>
-        </w:rPr>
-        <w:t xml:space="preserve">O problema proposto é: dado o histórico de níveis de vegetação por trecho e área, prever quais trechos atingirão o nível crítico (h &gt; 30 cm) no próximo ciclo de levantamento — permitindo priorizar as equipes de roçada antes que a situação se agrave.</w:t>
-      </w:r>
-    </w:p>
-    <w:p>
-      <w:pPr>
-        <w:pBdr>
-          <w:bottom w:val="single" w:color="2E75B6" w:sz="8" w:space="4"/>
-        </w:pBdr>
-        <w:spacing w:after="80" w:before="240"/>
+        <w:spacing w:after="0" w:before="100"/>
+      </w:pPr>
+    </w:p>
+    <w:tbl>
+      <w:tblPr>
+        <w:tblW w:type="dxa" w:w="10106"/>
+        <w:tblBorders>
+          <w:top w:val="single" w:color="auto" w:sz="4"/>
+          <w:left w:val="single" w:color="auto" w:sz="4"/>
+          <w:bottom w:val="single" w:color="auto" w:sz="4"/>
+          <w:right w:val="single" w:color="auto" w:sz="4"/>
+          <w:insideH w:val="single" w:color="auto" w:sz="4"/>
+          <w:insideV w:val="single" w:color="auto" w:sz="4"/>
+        </w:tblBorders>
+      </w:tblPr>
+      <w:tblGrid>
+        <w:gridCol w:w="1700"/>
+        <w:gridCol w:w="8406"/>
+      </w:tblGrid>
+      <w:tr>
+        <w:tc>
+          <w:tcPr>
+            <w:tcW w:type="dxa" w:w="1700"/>
+            <w:tcBorders>
+              <w:top w:val="single" w:color="CCCCCC" w:sz="1"/>
+              <w:left w:val="single" w:color="CCCCCC" w:sz="1"/>
+              <w:bottom w:val="single" w:color="CCCCCC" w:sz="1"/>
+              <w:right w:val="single" w:color="CCCCCC" w:sz="1"/>
+            </w:tcBorders>
+            <w:shd w:fill="2E75B6" w:val="clear"/>
+            <w:tcMar>
+              <w:top w:type="dxa" w:w="80"/>
+              <w:left w:type="dxa" w:w="120"/>
+              <w:bottom w:type="dxa" w:w="80"/>
+              <w:right w:type="dxa" w:w="120"/>
+            </w:tcMar>
+            <w:vAlign w:val="center"/>
+          </w:tcPr>
+          <w:p>
+            <w:pPr>
+              <w:jc w:val="center"/>
+            </w:pPr>
+            <w:r>
+              <w:rPr>
+                <w:rFonts w:ascii="Arial" w:cs="Arial" w:eastAsia="Arial" w:hAnsi="Arial"/>
+                <w:b/>
+                <w:bCs/>
+                <w:color w:val="FFFFFF"/>
+                <w:sz w:val="17"/>
+                <w:szCs w:val="17"/>
+              </w:rPr>
+              <w:t xml:space="preserve">Componente</w:t>
+            </w:r>
+          </w:p>
+        </w:tc>
+        <w:tc>
+          <w:tcPr>
+            <w:tcW w:type="dxa" w:w="8406"/>
+            <w:tcBorders>
+              <w:top w:val="single" w:color="CCCCCC" w:sz="1"/>
+              <w:left w:val="single" w:color="CCCCCC" w:sz="1"/>
+              <w:bottom w:val="single" w:color="CCCCCC" w:sz="1"/>
+              <w:right w:val="single" w:color="CCCCCC" w:sz="1"/>
+            </w:tcBorders>
+            <w:shd w:fill="2E75B6" w:val="clear"/>
+            <w:tcMar>
+              <w:top w:type="dxa" w:w="80"/>
+              <w:left w:type="dxa" w:w="120"/>
+              <w:bottom w:type="dxa" w:w="80"/>
+              <w:right w:type="dxa" w:w="120"/>
+            </w:tcMar>
+            <w:vAlign w:val="center"/>
+          </w:tcPr>
+          <w:p>
+            <w:pPr>
+              <w:jc w:val="center"/>
+            </w:pPr>
+            <w:r>
+              <w:rPr>
+                <w:rFonts w:ascii="Arial" w:cs="Arial" w:eastAsia="Arial" w:hAnsi="Arial"/>
+                <w:b/>
+                <w:bCs/>
+                <w:color w:val="FFFFFF"/>
+                <w:sz w:val="17"/>
+                <w:szCs w:val="17"/>
+              </w:rPr>
+              <w:t xml:space="preserve">Descrição</w:t>
+            </w:r>
+          </w:p>
+        </w:tc>
+      </w:tr>
+      <w:tr>
+        <w:tc>
+          <w:tcPr>
+            <w:tcW w:type="dxa" w:w="1700"/>
+            <w:tcBorders>
+              <w:top w:val="single" w:color="CCCCCC" w:sz="1"/>
+              <w:left w:val="single" w:color="CCCCCC" w:sz="1"/>
+              <w:bottom w:val="single" w:color="CCCCCC" w:sz="1"/>
+              <w:right w:val="single" w:color="CCCCCC" w:sz="1"/>
+            </w:tcBorders>
+            <w:shd w:fill="EBF3FB" w:val="clear"/>
+            <w:tcMar>
+              <w:top w:type="dxa" w:w="60"/>
+              <w:left w:type="dxa" w:w="120"/>
+              <w:bottom w:type="dxa" w:w="60"/>
+              <w:right w:type="dxa" w:w="120"/>
+            </w:tcMar>
+            <w:vAlign w:val="center"/>
+          </w:tcPr>
+          <w:p>
+            <w:r>
+              <w:rPr>
+                <w:rFonts w:ascii="Arial" w:cs="Arial" w:eastAsia="Arial" w:hAnsi="Arial"/>
+                <w:b/>
+                <w:bCs/>
+                <w:color w:val="2E75B6"/>
+                <w:sz w:val="17"/>
+                <w:szCs w:val="17"/>
+              </w:rPr>
+              <w:t xml:space="preserve">f(X) → y</w:t>
+            </w:r>
+          </w:p>
+        </w:tc>
+        <w:tc>
+          <w:tcPr>
+            <w:tcW w:type="dxa" w:w="8406"/>
+            <w:tcBorders>
+              <w:top w:val="single" w:color="CCCCCC" w:sz="1"/>
+              <w:left w:val="single" w:color="CCCCCC" w:sz="1"/>
+              <w:bottom w:val="single" w:color="CCCCCC" w:sz="1"/>
+              <w:right w:val="single" w:color="CCCCCC" w:sz="1"/>
+            </w:tcBorders>
+            <w:shd w:fill="FFFFFF" w:val="clear"/>
+            <w:tcMar>
+              <w:top w:type="dxa" w:w="60"/>
+              <w:left w:type="dxa" w:w="120"/>
+              <w:bottom w:type="dxa" w:w="60"/>
+              <w:right w:type="dxa" w:w="120"/>
+            </w:tcMar>
+            <w:vAlign w:val="center"/>
+          </w:tcPr>
+          <w:p>
+            <w:r>
+              <w:rPr>
+                <w:rFonts w:ascii="Arial" w:cs="Arial" w:eastAsia="Arial" w:hAnsi="Arial"/>
+                <w:b w:val="false"/>
+                <w:bCs w:val="false"/>
+                <w:color w:val="404040"/>
+                <w:sz w:val="17"/>
+                <w:szCs w:val="17"/>
+              </w:rPr>
+              <w:t xml:space="preserve">Classificação supervisionada: prever o nível de vegetação em T2 a partir de features observadas em T1</w:t>
+            </w:r>
+          </w:p>
+        </w:tc>
+      </w:tr>
+      <w:tr>
+        <w:tc>
+          <w:tcPr>
+            <w:tcW w:type="dxa" w:w="1700"/>
+            <w:tcBorders>
+              <w:top w:val="single" w:color="CCCCCC" w:sz="1"/>
+              <w:left w:val="single" w:color="CCCCCC" w:sz="1"/>
+              <w:bottom w:val="single" w:color="CCCCCC" w:sz="1"/>
+              <w:right w:val="single" w:color="CCCCCC" w:sz="1"/>
+            </w:tcBorders>
+            <w:shd w:fill="FFFFFF" w:val="clear"/>
+            <w:tcMar>
+              <w:top w:type="dxa" w:w="60"/>
+              <w:left w:type="dxa" w:w="120"/>
+              <w:bottom w:type="dxa" w:w="60"/>
+              <w:right w:type="dxa" w:w="120"/>
+            </w:tcMar>
+            <w:vAlign w:val="center"/>
+          </w:tcPr>
+          <w:p>
+            <w:r>
+              <w:rPr>
+                <w:rFonts w:ascii="Arial" w:cs="Arial" w:eastAsia="Arial" w:hAnsi="Arial"/>
+                <w:b/>
+                <w:bCs/>
+                <w:color w:val="2E75B6"/>
+                <w:sz w:val="17"/>
+                <w:szCs w:val="17"/>
+              </w:rPr>
+              <w:t xml:space="preserve">X  (features)</w:t>
+            </w:r>
+          </w:p>
+        </w:tc>
+        <w:tc>
+          <w:tcPr>
+            <w:tcW w:type="dxa" w:w="8406"/>
+            <w:tcBorders>
+              <w:top w:val="single" w:color="CCCCCC" w:sz="1"/>
+              <w:left w:val="single" w:color="CCCCCC" w:sz="1"/>
+              <w:bottom w:val="single" w:color="CCCCCC" w:sz="1"/>
+              <w:right w:val="single" w:color="CCCCCC" w:sz="1"/>
+            </w:tcBorders>
+            <w:shd w:fill="EBF3FB" w:val="clear"/>
+            <w:tcMar>
+              <w:top w:type="dxa" w:w="60"/>
+              <w:left w:type="dxa" w:w="120"/>
+              <w:bottom w:type="dxa" w:w="60"/>
+              <w:right w:type="dxa" w:w="120"/>
+            </w:tcMar>
+            <w:vAlign w:val="center"/>
+          </w:tcPr>
+          <w:p>
+            <w:r>
+              <w:rPr>
+                <w:rFonts w:ascii="Arial" w:cs="Arial" w:eastAsia="Arial" w:hAnsi="Arial"/>
+                <w:b w:val="false"/>
+                <w:bCs w:val="false"/>
+                <w:color w:val="404040"/>
+                <w:sz w:val="17"/>
+                <w:szCs w:val="17"/>
+              </w:rPr>
+              <w:t xml:space="preserve">Tipo de área (canteiro), posição KM normalizada, nível no levantamento anterior, flag área externa/interna, intervalo em dias entre medições</w:t>
+            </w:r>
+          </w:p>
+        </w:tc>
+      </w:tr>
+      <w:tr>
+        <w:tc>
+          <w:tcPr>
+            <w:tcW w:type="dxa" w:w="1700"/>
+            <w:tcBorders>
+              <w:top w:val="single" w:color="CCCCCC" w:sz="1"/>
+              <w:left w:val="single" w:color="CCCCCC" w:sz="1"/>
+              <w:bottom w:val="single" w:color="CCCCCC" w:sz="1"/>
+              <w:right w:val="single" w:color="CCCCCC" w:sz="1"/>
+            </w:tcBorders>
+            <w:shd w:fill="FFFFFF" w:val="clear"/>
+            <w:tcMar>
+              <w:top w:type="dxa" w:w="60"/>
+              <w:left w:type="dxa" w:w="120"/>
+              <w:bottom w:type="dxa" w:w="60"/>
+              <w:right w:type="dxa" w:w="120"/>
+            </w:tcMar>
+            <w:vAlign w:val="center"/>
+          </w:tcPr>
+          <w:p>
+            <w:r>
+              <w:rPr>
+                <w:rFonts w:ascii="Arial" w:cs="Arial" w:eastAsia="Arial" w:hAnsi="Arial"/>
+                <w:b/>
+                <w:bCs/>
+                <w:color w:val="2E75B6"/>
+                <w:sz w:val="17"/>
+                <w:szCs w:val="17"/>
+              </w:rPr>
+              <w:t xml:space="preserve">y  (target)</w:t>
+            </w:r>
+          </w:p>
+        </w:tc>
+        <w:tc>
+          <w:tcPr>
+            <w:tcW w:type="dxa" w:w="8406"/>
+            <w:tcBorders>
+              <w:top w:val="single" w:color="CCCCCC" w:sz="1"/>
+              <w:left w:val="single" w:color="CCCCCC" w:sz="1"/>
+              <w:bottom w:val="single" w:color="CCCCCC" w:sz="1"/>
+              <w:right w:val="single" w:color="CCCCCC" w:sz="1"/>
+            </w:tcBorders>
+            <w:shd w:fill="FFFFFF" w:val="clear"/>
+            <w:tcMar>
+              <w:top w:type="dxa" w:w="60"/>
+              <w:left w:type="dxa" w:w="120"/>
+              <w:bottom w:type="dxa" w:w="60"/>
+              <w:right w:type="dxa" w:w="120"/>
+            </w:tcMar>
+            <w:vAlign w:val="center"/>
+          </w:tcPr>
+          <w:p>
+            <w:r>
+              <w:rPr>
+                <w:rFonts w:ascii="Arial" w:cs="Arial" w:eastAsia="Arial" w:hAnsi="Arial"/>
+                <w:b w:val="false"/>
+                <w:bCs w:val="false"/>
+                <w:color w:val="404040"/>
+                <w:sz w:val="17"/>
+                <w:szCs w:val="17"/>
+              </w:rPr>
+              <w:t xml:space="preserve">Nível em T2: multiclasse {1, 2, 3}  ou  binário {crítico / não-crítico}  (Nível 3 = h &gt; 30 cm)</w:t>
+            </w:r>
+          </w:p>
+        </w:tc>
+      </w:tr>
+      <w:tr>
+        <w:tc>
+          <w:tcPr>
+            <w:tcW w:type="dxa" w:w="1700"/>
+            <w:tcBorders>
+              <w:top w:val="single" w:color="CCCCCC" w:sz="1"/>
+              <w:left w:val="single" w:color="CCCCCC" w:sz="1"/>
+              <w:bottom w:val="single" w:color="CCCCCC" w:sz="1"/>
+              <w:right w:val="single" w:color="CCCCCC" w:sz="1"/>
+            </w:tcBorders>
+            <w:shd w:fill="FFFFFF" w:val="clear"/>
+            <w:tcMar>
+              <w:top w:type="dxa" w:w="60"/>
+              <w:left w:type="dxa" w:w="120"/>
+              <w:bottom w:type="dxa" w:w="60"/>
+              <w:right w:type="dxa" w:w="120"/>
+            </w:tcMar>
+            <w:vAlign w:val="center"/>
+          </w:tcPr>
+          <w:p>
+            <w:r>
+              <w:rPr>
+                <w:rFonts w:ascii="Arial" w:cs="Arial" w:eastAsia="Arial" w:hAnsi="Arial"/>
+                <w:b/>
+                <w:bCs/>
+                <w:color w:val="2E75B6"/>
+                <w:sz w:val="17"/>
+                <w:szCs w:val="17"/>
+              </w:rPr>
+              <w:t xml:space="preserve">Tarefa</w:t>
+            </w:r>
+          </w:p>
+        </w:tc>
+        <w:tc>
+          <w:tcPr>
+            <w:tcW w:type="dxa" w:w="8406"/>
+            <w:tcBorders>
+              <w:top w:val="single" w:color="CCCCCC" w:sz="1"/>
+              <w:left w:val="single" w:color="CCCCCC" w:sz="1"/>
+              <w:bottom w:val="single" w:color="CCCCCC" w:sz="1"/>
+              <w:right w:val="single" w:color="CCCCCC" w:sz="1"/>
+            </w:tcBorders>
+            <w:shd w:fill="EBF3FB" w:val="clear"/>
+            <w:tcMar>
+              <w:top w:type="dxa" w:w="60"/>
+              <w:left w:type="dxa" w:w="120"/>
+              <w:bottom w:type="dxa" w:w="60"/>
+              <w:right w:type="dxa" w:w="120"/>
+            </w:tcMar>
+            <w:vAlign w:val="center"/>
+          </w:tcPr>
+          <w:p>
+            <w:r>
+              <w:rPr>
+                <w:rFonts w:ascii="Arial" w:cs="Arial" w:eastAsia="Arial" w:hAnsi="Arial"/>
+                <w:b w:val="false"/>
+                <w:bCs w:val="false"/>
+                <w:color w:val="404040"/>
+                <w:sz w:val="17"/>
+                <w:szCs w:val="17"/>
+              </w:rPr>
+              <w:t xml:space="preserve">Classificação supervisionada — modelo base: Random Forest com SMOTE para tratamento de desbalanceamento</w:t>
+            </w:r>
+          </w:p>
+        </w:tc>
+      </w:tr>
+    </w:tbl>
+    <w:p>
+      <w:pPr>
+        <w:spacing w:after="0" w:before="120"/>
+      </w:pPr>
+    </w:p>
+    <w:p>
+      <w:pPr>
+        <w:shd w:fill="1F4E79" w:val="clear"/>
+        <w:spacing w:after="0" w:before="200"/>
+        <w:ind w:left="0"/>
       </w:pPr>
       <w:r>
         <w:rPr>
           <w:rFonts w:ascii="Arial" w:cs="Arial" w:eastAsia="Arial" w:hAnsi="Arial"/>
           <w:b/>
           <w:bCs/>
-          <w:color w:val="1F4E79"/>
-          <w:sz w:val="26"/>
-          <w:szCs w:val="26"/>
+          <w:color w:val="FFFFFF"/>
+          <w:sz w:val="24"/>
+          <w:szCs w:val="24"/>
         </w:rPr>
-        <w:t xml:space="preserve">2. Formulação como Problema de Data Science</w:t>
+        <w:t xml:space="preserve">  3. Dados: Identificação, Caracterização e Justificativa</w:t>
       </w:r>
+    </w:p>
+    <w:p>
+      <w:pPr>
+        <w:spacing w:after="0" w:before="100"/>
+      </w:pPr>
+    </w:p>
+    <w:p>
+      <w:pPr>
+        <w:pBdr>
+          <w:left w:val="single" w:color="2E75B6" w:sz="16" w:space="8"/>
+        </w:pBdr>
+        <w:spacing w:after="50" w:before="140"/>
+        <w:ind w:left="120"/>
+      </w:pPr>
+      <w:r>
+        <w:rPr>
+          <w:rFonts w:ascii="Arial" w:cs="Arial" w:eastAsia="Arial" w:hAnsi="Arial"/>
+          <w:b/>
+          <w:bCs/>
+          <w:color w:val="2E75B6"/>
+          <w:sz w:val="21"/>
+          <w:szCs w:val="21"/>
+        </w:rPr>
+        <w:t xml:space="preserve">3.1  Por que dados tabulares e não imagens?</w:t>
+      </w:r>
+    </w:p>
+    <w:p>
+      <w:pPr>
+        <w:spacing w:after="0" w:before="40"/>
+      </w:pPr>
+    </w:p>
+    <w:p>
+      <w:pPr>
+        <w:spacing w:after="40" w:before="40"/>
+        <w:ind w:left="0"/>
+      </w:pPr>
+      <w:r>
+        <w:rPr>
+          <w:rFonts w:ascii="Arial" w:cs="Arial" w:eastAsia="Arial" w:hAnsi="Arial"/>
+          <w:color w:val="404040"/>
+          <w:sz w:val="19"/>
+          <w:szCs w:val="19"/>
+        </w:rPr>
+        <w:t xml:space="preserve">O enunciado incentiva o uso de imagens, mas dados tabulares são a escolha tecnicamente superior para este contexto operacional específico. Justificativas:</w:t>
+      </w:r>
+    </w:p>
+    <w:p>
+      <w:pPr>
+        <w:spacing w:after="0" w:before="40"/>
+      </w:pPr>
+    </w:p>
+    <w:tbl>
+      <w:tblPr>
+        <w:tblW w:type="dxa" w:w="10106"/>
+        <w:tblBorders>
+          <w:top w:val="single" w:color="auto" w:sz="4"/>
+          <w:left w:val="single" w:color="auto" w:sz="4"/>
+          <w:bottom w:val="single" w:color="auto" w:sz="4"/>
+          <w:right w:val="single" w:color="auto" w:sz="4"/>
+          <w:insideH w:val="single" w:color="auto" w:sz="4"/>
+          <w:insideV w:val="single" w:color="auto" w:sz="4"/>
+        </w:tblBorders>
+      </w:tblPr>
+      <w:tblGrid>
+        <w:gridCol w:w="400"/>
+        <w:gridCol w:w="4553"/>
+        <w:gridCol w:w="5153"/>
+      </w:tblGrid>
+      <w:tr>
+        <w:tc>
+          <w:tcPr>
+            <w:tcW w:type="dxa" w:w="400"/>
+            <w:tcBorders>
+              <w:top w:val="single" w:color="CCCCCC" w:sz="1"/>
+              <w:left w:val="single" w:color="CCCCCC" w:sz="1"/>
+              <w:bottom w:val="single" w:color="CCCCCC" w:sz="1"/>
+              <w:right w:val="single" w:color="CCCCCC" w:sz="1"/>
+            </w:tcBorders>
+            <w:shd w:fill="2E75B6" w:val="clear"/>
+            <w:tcMar>
+              <w:top w:type="dxa" w:w="80"/>
+              <w:left w:type="dxa" w:w="120"/>
+              <w:bottom w:type="dxa" w:w="80"/>
+              <w:right w:type="dxa" w:w="120"/>
+            </w:tcMar>
+            <w:vAlign w:val="center"/>
+          </w:tcPr>
+          <w:p>
+            <w:pPr>
+              <w:jc w:val="center"/>
+            </w:pPr>
+            <w:r>
+              <w:rPr>
+                <w:rFonts w:ascii="Arial" w:cs="Arial" w:eastAsia="Arial" w:hAnsi="Arial"/>
+                <w:b/>
+                <w:bCs/>
+                <w:color w:val="FFFFFF"/>
+                <w:sz w:val="17"/>
+                <w:szCs w:val="17"/>
+              </w:rPr>
+              <w:t xml:space="preserve"/>
+            </w:r>
+          </w:p>
+        </w:tc>
+        <w:tc>
+          <w:tcPr>
+            <w:tcW w:type="dxa" w:w="4553"/>
+            <w:tcBorders>
+              <w:top w:val="single" w:color="CCCCCC" w:sz="1"/>
+              <w:left w:val="single" w:color="CCCCCC" w:sz="1"/>
+              <w:bottom w:val="single" w:color="CCCCCC" w:sz="1"/>
+              <w:right w:val="single" w:color="CCCCCC" w:sz="1"/>
+            </w:tcBorders>
+            <w:shd w:fill="2E75B6" w:val="clear"/>
+            <w:tcMar>
+              <w:top w:type="dxa" w:w="80"/>
+              <w:left w:type="dxa" w:w="120"/>
+              <w:bottom w:type="dxa" w:w="80"/>
+              <w:right w:type="dxa" w:w="120"/>
+            </w:tcMar>
+            <w:vAlign w:val="center"/>
+          </w:tcPr>
+          <w:p>
+            <w:pPr>
+              <w:jc w:val="center"/>
+            </w:pPr>
+            <w:r>
+              <w:rPr>
+                <w:rFonts w:ascii="Arial" w:cs="Arial" w:eastAsia="Arial" w:hAnsi="Arial"/>
+                <w:b/>
+                <w:bCs/>
+                <w:color w:val="FFFFFF"/>
+                <w:sz w:val="17"/>
+                <w:szCs w:val="17"/>
+              </w:rPr>
+              <w:t xml:space="preserve">Abordagem com Imagens</w:t>
+            </w:r>
+          </w:p>
+        </w:tc>
+        <w:tc>
+          <w:tcPr>
+            <w:tcW w:type="dxa" w:w="5153"/>
+            <w:tcBorders>
+              <w:top w:val="single" w:color="CCCCCC" w:sz="1"/>
+              <w:left w:val="single" w:color="CCCCCC" w:sz="1"/>
+              <w:bottom w:val="single" w:color="CCCCCC" w:sz="1"/>
+              <w:right w:val="single" w:color="CCCCCC" w:sz="1"/>
+            </w:tcBorders>
+            <w:shd w:fill="2E75B6" w:val="clear"/>
+            <w:tcMar>
+              <w:top w:type="dxa" w:w="80"/>
+              <w:left w:type="dxa" w:w="120"/>
+              <w:bottom w:type="dxa" w:w="80"/>
+              <w:right w:type="dxa" w:w="120"/>
+            </w:tcMar>
+            <w:vAlign w:val="center"/>
+          </w:tcPr>
+          <w:p>
+            <w:pPr>
+              <w:jc w:val="center"/>
+            </w:pPr>
+            <w:r>
+              <w:rPr>
+                <w:rFonts w:ascii="Arial" w:cs="Arial" w:eastAsia="Arial" w:hAnsi="Arial"/>
+                <w:b/>
+                <w:bCs/>
+                <w:color w:val="FFFFFF"/>
+                <w:sz w:val="17"/>
+                <w:szCs w:val="17"/>
+              </w:rPr>
+              <w:t xml:space="preserve">Abordagem com Dados Tabulares (escolhida)</w:t>
+            </w:r>
+          </w:p>
+        </w:tc>
+      </w:tr>
+      <w:tr>
+        <w:tc>
+          <w:tcPr>
+            <w:tcW w:type="dxa" w:w="400"/>
+            <w:tcBorders>
+              <w:top w:val="single" w:color="CCCCCC" w:sz="1"/>
+              <w:left w:val="single" w:color="CCCCCC" w:sz="1"/>
+              <w:bottom w:val="single" w:color="CCCCCC" w:sz="1"/>
+              <w:right w:val="single" w:color="CCCCCC" w:sz="1"/>
+            </w:tcBorders>
+            <w:shd w:fill="E2EFDA" w:val="clear"/>
+            <w:tcMar>
+              <w:top w:type="dxa" w:w="60"/>
+              <w:left w:type="dxa" w:w="120"/>
+              <w:bottom w:type="dxa" w:w="60"/>
+              <w:right w:type="dxa" w:w="120"/>
+            </w:tcMar>
+            <w:vAlign w:val="center"/>
+          </w:tcPr>
+          <w:p>
+            <w:pPr>
+              <w:jc w:val="center"/>
+            </w:pPr>
+            <w:r>
+              <w:rPr>
+                <w:rFonts w:ascii="Arial" w:cs="Arial" w:eastAsia="Arial" w:hAnsi="Arial"/>
+                <w:b/>
+                <w:bCs/>
+                <w:color w:val="1E7145"/>
+                <w:sz w:val="17"/>
+                <w:szCs w:val="17"/>
+              </w:rPr>
+              <w:t xml:space="preserve">Dados</w:t>
+            </w:r>
+          </w:p>
+        </w:tc>
+        <w:tc>
+          <w:tcPr>
+            <w:tcW w:type="dxa" w:w="4553"/>
+            <w:tcBorders>
+              <w:top w:val="single" w:color="CCCCCC" w:sz="1"/>
+              <w:left w:val="single" w:color="CCCCCC" w:sz="1"/>
+              <w:bottom w:val="single" w:color="CCCCCC" w:sz="1"/>
+              <w:right w:val="single" w:color="CCCCCC" w:sz="1"/>
+            </w:tcBorders>
+            <w:shd w:fill="FFFFFF" w:val="clear"/>
+            <w:tcMar>
+              <w:top w:type="dxa" w:w="60"/>
+              <w:left w:type="dxa" w:w="120"/>
+              <w:bottom w:type="dxa" w:w="60"/>
+              <w:right w:type="dxa" w:w="120"/>
+            </w:tcMar>
+            <w:vAlign w:val="center"/>
+          </w:tcPr>
+          <w:p>
+            <w:r>
+              <w:rPr>
+                <w:rFonts w:ascii="Arial" w:cs="Arial" w:eastAsia="Arial" w:hAnsi="Arial"/>
+                <w:b w:val="false"/>
+                <w:bCs w:val="false"/>
+                <w:color w:val="404040"/>
+                <w:sz w:val="17"/>
+                <w:szCs w:val="17"/>
+              </w:rPr>
+              <w:t xml:space="preserve">Requerem coleta via drone ou câmera — inexistente no processo atual da Motiva</w:t>
+            </w:r>
+          </w:p>
+        </w:tc>
+        <w:tc>
+          <w:tcPr>
+            <w:tcW w:type="dxa" w:w="5153"/>
+            <w:tcBorders>
+              <w:top w:val="single" w:color="CCCCCC" w:sz="1"/>
+              <w:left w:val="single" w:color="CCCCCC" w:sz="1"/>
+              <w:bottom w:val="single" w:color="CCCCCC" w:sz="1"/>
+              <w:right w:val="single" w:color="CCCCCC" w:sz="1"/>
+            </w:tcBorders>
+            <w:shd w:fill="EBF3FB" w:val="clear"/>
+            <w:tcMar>
+              <w:top w:type="dxa" w:w="60"/>
+              <w:left w:type="dxa" w:w="120"/>
+              <w:bottom w:type="dxa" w:w="60"/>
+              <w:right w:type="dxa" w:w="120"/>
+            </w:tcMar>
+            <w:vAlign w:val="center"/>
+          </w:tcPr>
+          <w:p>
+            <w:r>
+              <w:rPr>
+                <w:rFonts w:ascii="Arial" w:cs="Arial" w:eastAsia="Arial" w:hAnsi="Arial"/>
+                <w:b w:val="false"/>
+                <w:bCs w:val="false"/>
+                <w:color w:val="404040"/>
+                <w:sz w:val="17"/>
+                <w:szCs w:val="17"/>
+              </w:rPr>
+              <w:t xml:space="preserve">Dados reais da empresa, coletados em campo e já validados operacionalmente</w:t>
+            </w:r>
+          </w:p>
+        </w:tc>
+      </w:tr>
+      <w:tr>
+        <w:tc>
+          <w:tcPr>
+            <w:tcW w:type="dxa" w:w="400"/>
+            <w:tcBorders>
+              <w:top w:val="single" w:color="CCCCCC" w:sz="1"/>
+              <w:left w:val="single" w:color="CCCCCC" w:sz="1"/>
+              <w:bottom w:val="single" w:color="CCCCCC" w:sz="1"/>
+              <w:right w:val="single" w:color="CCCCCC" w:sz="1"/>
+            </w:tcBorders>
+            <w:shd w:fill="FCE4D6" w:val="clear"/>
+            <w:tcMar>
+              <w:top w:type="dxa" w:w="60"/>
+              <w:left w:type="dxa" w:w="120"/>
+              <w:bottom w:type="dxa" w:w="60"/>
+              <w:right w:type="dxa" w:w="120"/>
+            </w:tcMar>
+            <w:vAlign w:val="center"/>
+          </w:tcPr>
+          <w:p>
+            <w:pPr>
+              <w:jc w:val="center"/>
+            </w:pPr>
+            <w:r>
+              <w:rPr>
+                <w:rFonts w:ascii="Arial" w:cs="Arial" w:eastAsia="Arial" w:hAnsi="Arial"/>
+                <w:b/>
+                <w:bCs/>
+                <w:color w:val="C55A11"/>
+                <w:sz w:val="17"/>
+                <w:szCs w:val="17"/>
+              </w:rPr>
+              <w:t xml:space="preserve">Edge AI</w:t>
+            </w:r>
+          </w:p>
+        </w:tc>
+        <w:tc>
+          <w:tcPr>
+            <w:tcW w:type="dxa" w:w="4553"/>
+            <w:tcBorders>
+              <w:top w:val="single" w:color="CCCCCC" w:sz="1"/>
+              <w:left w:val="single" w:color="CCCCCC" w:sz="1"/>
+              <w:bottom w:val="single" w:color="CCCCCC" w:sz="1"/>
+              <w:right w:val="single" w:color="CCCCCC" w:sz="1"/>
+            </w:tcBorders>
+            <w:shd w:fill="FFFFFF" w:val="clear"/>
+            <w:tcMar>
+              <w:top w:type="dxa" w:w="60"/>
+              <w:left w:type="dxa" w:w="120"/>
+              <w:bottom w:type="dxa" w:w="60"/>
+              <w:right w:type="dxa" w:w="120"/>
+            </w:tcMar>
+            <w:vAlign w:val="center"/>
+          </w:tcPr>
+          <w:p>
+            <w:r>
+              <w:rPr>
+                <w:rFonts w:ascii="Arial" w:cs="Arial" w:eastAsia="Arial" w:hAnsi="Arial"/>
+                <w:b w:val="false"/>
+                <w:bCs w:val="false"/>
+                <w:color w:val="404040"/>
+                <w:sz w:val="17"/>
+                <w:szCs w:val="17"/>
+              </w:rPr>
+              <w:t xml:space="preserve">Modelos de visão computacional (CNNs) são pesados para hardware embarcado</w:t>
+            </w:r>
+          </w:p>
+        </w:tc>
+        <w:tc>
+          <w:tcPr>
+            <w:tcW w:type="dxa" w:w="5153"/>
+            <w:tcBorders>
+              <w:top w:val="single" w:color="CCCCCC" w:sz="1"/>
+              <w:left w:val="single" w:color="CCCCCC" w:sz="1"/>
+              <w:bottom w:val="single" w:color="CCCCCC" w:sz="1"/>
+              <w:right w:val="single" w:color="CCCCCC" w:sz="1"/>
+            </w:tcBorders>
+            <w:shd w:fill="EBF3FB" w:val="clear"/>
+            <w:tcMar>
+              <w:top w:type="dxa" w:w="60"/>
+              <w:left w:type="dxa" w:w="120"/>
+              <w:bottom w:type="dxa" w:w="60"/>
+              <w:right w:type="dxa" w:w="120"/>
+            </w:tcMar>
+            <w:vAlign w:val="center"/>
+          </w:tcPr>
+          <w:p>
+            <w:r>
+              <w:rPr>
+                <w:rFonts w:ascii="Arial" w:cs="Arial" w:eastAsia="Arial" w:hAnsi="Arial"/>
+                <w:b w:val="false"/>
+                <w:bCs w:val="false"/>
+                <w:color w:val="404040"/>
+                <w:sz w:val="17"/>
+                <w:szCs w:val="17"/>
+              </w:rPr>
+              <w:t xml:space="preserve">Modelos tabulares (Random Forest, XGBoost) são leves — rodam em microcontroladores</w:t>
+            </w:r>
+          </w:p>
+        </w:tc>
+      </w:tr>
+      <w:tr>
+        <w:tc>
+          <w:tcPr>
+            <w:tcW w:type="dxa" w:w="400"/>
+            <w:tcBorders>
+              <w:top w:val="single" w:color="CCCCCC" w:sz="1"/>
+              <w:left w:val="single" w:color="CCCCCC" w:sz="1"/>
+              <w:bottom w:val="single" w:color="CCCCCC" w:sz="1"/>
+              <w:right w:val="single" w:color="CCCCCC" w:sz="1"/>
+            </w:tcBorders>
+            <w:shd w:fill="E2EFDA" w:val="clear"/>
+            <w:tcMar>
+              <w:top w:type="dxa" w:w="60"/>
+              <w:left w:type="dxa" w:w="120"/>
+              <w:bottom w:type="dxa" w:w="60"/>
+              <w:right w:type="dxa" w:w="120"/>
+            </w:tcMar>
+            <w:vAlign w:val="center"/>
+          </w:tcPr>
+          <w:p>
+            <w:pPr>
+              <w:jc w:val="center"/>
+            </w:pPr>
+            <w:r>
+              <w:rPr>
+                <w:rFonts w:ascii="Arial" w:cs="Arial" w:eastAsia="Arial" w:hAnsi="Arial"/>
+                <w:b/>
+                <w:bCs/>
+                <w:color w:val="1E7145"/>
+                <w:sz w:val="17"/>
+                <w:szCs w:val="17"/>
+              </w:rPr>
+              <w:t xml:space="preserve">Custo</w:t>
+            </w:r>
+          </w:p>
+        </w:tc>
+        <w:tc>
+          <w:tcPr>
+            <w:tcW w:type="dxa" w:w="4553"/>
+            <w:tcBorders>
+              <w:top w:val="single" w:color="CCCCCC" w:sz="1"/>
+              <w:left w:val="single" w:color="CCCCCC" w:sz="1"/>
+              <w:bottom w:val="single" w:color="CCCCCC" w:sz="1"/>
+              <w:right w:val="single" w:color="CCCCCC" w:sz="1"/>
+            </w:tcBorders>
+            <w:shd w:fill="FFFFFF" w:val="clear"/>
+            <w:tcMar>
+              <w:top w:type="dxa" w:w="60"/>
+              <w:left w:type="dxa" w:w="120"/>
+              <w:bottom w:type="dxa" w:w="60"/>
+              <w:right w:type="dxa" w:w="120"/>
+            </w:tcMar>
+            <w:vAlign w:val="center"/>
+          </w:tcPr>
+          <w:p>
+            <w:r>
+              <w:rPr>
+                <w:rFonts w:ascii="Arial" w:cs="Arial" w:eastAsia="Arial" w:hAnsi="Arial"/>
+                <w:b w:val="false"/>
+                <w:bCs w:val="false"/>
+                <w:color w:val="404040"/>
+                <w:sz w:val="17"/>
+                <w:szCs w:val="17"/>
+              </w:rPr>
+              <w:t xml:space="preserve">Alto custo de aquisição e anotação de imagens segmentadas por nível de vegetação</w:t>
+            </w:r>
+          </w:p>
+        </w:tc>
+        <w:tc>
+          <w:tcPr>
+            <w:tcW w:type="dxa" w:w="5153"/>
+            <w:tcBorders>
+              <w:top w:val="single" w:color="CCCCCC" w:sz="1"/>
+              <w:left w:val="single" w:color="CCCCCC" w:sz="1"/>
+              <w:bottom w:val="single" w:color="CCCCCC" w:sz="1"/>
+              <w:right w:val="single" w:color="CCCCCC" w:sz="1"/>
+            </w:tcBorders>
+            <w:shd w:fill="EBF3FB" w:val="clear"/>
+            <w:tcMar>
+              <w:top w:type="dxa" w:w="60"/>
+              <w:left w:type="dxa" w:w="120"/>
+              <w:bottom w:type="dxa" w:w="60"/>
+              <w:right w:type="dxa" w:w="120"/>
+            </w:tcMar>
+            <w:vAlign w:val="center"/>
+          </w:tcPr>
+          <w:p>
+            <w:r>
+              <w:rPr>
+                <w:rFonts w:ascii="Arial" w:cs="Arial" w:eastAsia="Arial" w:hAnsi="Arial"/>
+                <w:b w:val="false"/>
+                <w:bCs w:val="false"/>
+                <w:color w:val="404040"/>
+                <w:sz w:val="17"/>
+                <w:szCs w:val="17"/>
+              </w:rPr>
+              <w:t xml:space="preserve">Dados já existem no processo de levantamento — custo zero de coleta adicional</w:t>
+            </w:r>
+          </w:p>
+        </w:tc>
+      </w:tr>
+      <w:tr>
+        <w:tc>
+          <w:tcPr>
+            <w:tcW w:type="dxa" w:w="400"/>
+            <w:tcBorders>
+              <w:top w:val="single" w:color="CCCCCC" w:sz="1"/>
+              <w:left w:val="single" w:color="CCCCCC" w:sz="1"/>
+              <w:bottom w:val="single" w:color="CCCCCC" w:sz="1"/>
+              <w:right w:val="single" w:color="CCCCCC" w:sz="1"/>
+            </w:tcBorders>
+            <w:shd w:fill="FCE4D6" w:val="clear"/>
+            <w:tcMar>
+              <w:top w:type="dxa" w:w="60"/>
+              <w:left w:type="dxa" w:w="120"/>
+              <w:bottom w:type="dxa" w:w="60"/>
+              <w:right w:type="dxa" w:w="120"/>
+            </w:tcMar>
+            <w:vAlign w:val="center"/>
+          </w:tcPr>
+          <w:p>
+            <w:pPr>
+              <w:jc w:val="center"/>
+            </w:pPr>
+            <w:r>
+              <w:rPr>
+                <w:rFonts w:ascii="Arial" w:cs="Arial" w:eastAsia="Arial" w:hAnsi="Arial"/>
+                <w:b/>
+                <w:bCs/>
+                <w:color w:val="C55A11"/>
+                <w:sz w:val="17"/>
+                <w:szCs w:val="17"/>
+              </w:rPr>
+              <w:t xml:space="preserve">Integração</w:t>
+            </w:r>
+          </w:p>
+        </w:tc>
+        <w:tc>
+          <w:tcPr>
+            <w:tcW w:type="dxa" w:w="4553"/>
+            <w:tcBorders>
+              <w:top w:val="single" w:color="CCCCCC" w:sz="1"/>
+              <w:left w:val="single" w:color="CCCCCC" w:sz="1"/>
+              <w:bottom w:val="single" w:color="CCCCCC" w:sz="1"/>
+              <w:right w:val="single" w:color="CCCCCC" w:sz="1"/>
+            </w:tcBorders>
+            <w:shd w:fill="FFFFFF" w:val="clear"/>
+            <w:tcMar>
+              <w:top w:type="dxa" w:w="60"/>
+              <w:left w:type="dxa" w:w="120"/>
+              <w:bottom w:type="dxa" w:w="60"/>
+              <w:right w:type="dxa" w:w="120"/>
+            </w:tcMar>
+            <w:vAlign w:val="center"/>
+          </w:tcPr>
+          <w:p>
+            <w:r>
+              <w:rPr>
+                <w:rFonts w:ascii="Arial" w:cs="Arial" w:eastAsia="Arial" w:hAnsi="Arial"/>
+                <w:b w:val="false"/>
+                <w:bCs w:val="false"/>
+                <w:color w:val="404040"/>
+                <w:sz w:val="17"/>
+                <w:szCs w:val="17"/>
+              </w:rPr>
+              <w:t xml:space="preserve">Requer mudança de infraestrutura para captura e processamento de imagens em campo</w:t>
+            </w:r>
+          </w:p>
+        </w:tc>
+        <w:tc>
+          <w:tcPr>
+            <w:tcW w:type="dxa" w:w="5153"/>
+            <w:tcBorders>
+              <w:top w:val="single" w:color="CCCCCC" w:sz="1"/>
+              <w:left w:val="single" w:color="CCCCCC" w:sz="1"/>
+              <w:bottom w:val="single" w:color="CCCCCC" w:sz="1"/>
+              <w:right w:val="single" w:color="CCCCCC" w:sz="1"/>
+            </w:tcBorders>
+            <w:shd w:fill="EBF3FB" w:val="clear"/>
+            <w:tcMar>
+              <w:top w:type="dxa" w:w="60"/>
+              <w:left w:type="dxa" w:w="120"/>
+              <w:bottom w:type="dxa" w:w="60"/>
+              <w:right w:type="dxa" w:w="120"/>
+            </w:tcMar>
+            <w:vAlign w:val="center"/>
+          </w:tcPr>
+          <w:p>
+            <w:r>
+              <w:rPr>
+                <w:rFonts w:ascii="Arial" w:cs="Arial" w:eastAsia="Arial" w:hAnsi="Arial"/>
+                <w:b w:val="false"/>
+                <w:bCs w:val="false"/>
+                <w:color w:val="404040"/>
+                <w:sz w:val="17"/>
+                <w:szCs w:val="17"/>
+              </w:rPr>
+              <w:t xml:space="preserve">Integra-se diretamente ao fluxo atual: app substitui planilha XLSX sem nova infraestrutura</w:t>
+            </w:r>
+          </w:p>
+        </w:tc>
+      </w:tr>
+    </w:tbl>
+    <w:p>
+      <w:pPr>
+        <w:spacing w:after="0" w:before="80"/>
+      </w:pPr>
     </w:p>
     <w:tbl>
       <w:tblPr>
@@ -216,315 +1189,35 @@
         </w:tblBorders>
       </w:tblPr>
       <w:tblGrid>
-        <w:gridCol w:w="1600"/>
-        <w:gridCol w:w="8306"/>
+        <w:gridCol w:w="9906"/>
       </w:tblGrid>
       <w:tr>
         <w:tc>
           <w:tcPr>
-            <w:tcW w:type="dxa" w:w="1600"/>
-            <w:tcBorders>
-              <w:top w:val="single" w:color="CCCCCC" w:sz="1"/>
-              <w:left w:val="single" w:color="CCCCCC" w:sz="1"/>
-              <w:bottom w:val="single" w:color="CCCCCC" w:sz="1"/>
-              <w:right w:val="single" w:color="CCCCCC" w:sz="1"/>
-            </w:tcBorders>
-            <w:shd w:fill="2E75B6" w:val="clear"/>
-            <w:tcMar>
-              <w:top w:type="dxa" w:w="80"/>
-              <w:left w:type="dxa" w:w="120"/>
-              <w:bottom w:type="dxa" w:w="80"/>
-              <w:right w:type="dxa" w:w="120"/>
-            </w:tcMar>
-          </w:tcPr>
-          <w:p>
-            <w:pPr>
-              <w:jc w:val="center"/>
-            </w:pPr>
-            <w:r>
-              <w:rPr>
-                <w:rFonts w:ascii="Arial" w:cs="Arial" w:eastAsia="Arial" w:hAnsi="Arial"/>
-                <w:b/>
-                <w:bCs/>
-                <w:color w:val="FFFFFF"/>
+            <w:tcW w:type="dxa" w:w="9906"/>
+            <w:tcBorders>
+              <w:top w:val="single" w:color="CCCCCC" w:sz="1"/>
+              <w:left w:val="single" w:color="CCCCCC" w:sz="1"/>
+              <w:bottom w:val="single" w:color="CCCCCC" w:sz="1"/>
+              <w:right w:val="single" w:color="CCCCCC" w:sz="1"/>
+            </w:tcBorders>
+            <w:shd w:fill="E2EFDA" w:val="clear"/>
+            <w:tcMar>
+              <w:top w:type="dxa" w:w="100"/>
+              <w:left w:type="dxa" w:w="160"/>
+              <w:bottom w:type="dxa" w:w="100"/>
+              <w:right w:type="dxa" w:w="160"/>
+            </w:tcMar>
+          </w:tcPr>
+          <w:p>
+            <w:r>
+              <w:rPr>
+                <w:rFonts w:ascii="Arial" w:cs="Arial" w:eastAsia="Arial" w:hAnsi="Arial"/>
+                <w:color w:val="1E7145"/>
                 <w:sz w:val="18"/>
                 <w:szCs w:val="18"/>
               </w:rPr>
-              <w:t xml:space="preserve">Componente</w:t>
-            </w:r>
-          </w:p>
-        </w:tc>
-        <w:tc>
-          <w:tcPr>
-            <w:tcW w:type="dxa" w:w="8306"/>
-            <w:tcBorders>
-              <w:top w:val="single" w:color="CCCCCC" w:sz="1"/>
-              <w:left w:val="single" w:color="CCCCCC" w:sz="1"/>
-              <w:bottom w:val="single" w:color="CCCCCC" w:sz="1"/>
-              <w:right w:val="single" w:color="CCCCCC" w:sz="1"/>
-            </w:tcBorders>
-            <w:shd w:fill="2E75B6" w:val="clear"/>
-            <w:tcMar>
-              <w:top w:type="dxa" w:w="80"/>
-              <w:left w:type="dxa" w:w="120"/>
-              <w:bottom w:type="dxa" w:w="80"/>
-              <w:right w:type="dxa" w:w="120"/>
-            </w:tcMar>
-          </w:tcPr>
-          <w:p>
-            <w:pPr>
-              <w:jc w:val="center"/>
-            </w:pPr>
-            <w:r>
-              <w:rPr>
-                <w:rFonts w:ascii="Arial" w:cs="Arial" w:eastAsia="Arial" w:hAnsi="Arial"/>
-                <w:b/>
-                <w:bCs/>
-                <w:color w:val="FFFFFF"/>
-                <w:sz w:val="18"/>
-                <w:szCs w:val="18"/>
-              </w:rPr>
-              <w:t xml:space="preserve">Descrição</w:t>
-            </w:r>
-          </w:p>
-        </w:tc>
-      </w:tr>
-      <w:tr>
-        <w:tc>
-          <w:tcPr>
-            <w:tcW w:type="dxa" w:w="1600"/>
-            <w:tcBorders>
-              <w:top w:val="single" w:color="CCCCCC" w:sz="1"/>
-              <w:left w:val="single" w:color="CCCCCC" w:sz="1"/>
-              <w:bottom w:val="single" w:color="CCCCCC" w:sz="1"/>
-              <w:right w:val="single" w:color="CCCCCC" w:sz="1"/>
-            </w:tcBorders>
-            <w:shd w:fill="D6E4F0" w:val="clear"/>
-            <w:tcMar>
-              <w:top w:type="dxa" w:w="60"/>
-              <w:left w:type="dxa" w:w="120"/>
-              <w:bottom w:type="dxa" w:w="60"/>
-              <w:right w:type="dxa" w:w="120"/>
-            </w:tcMar>
-          </w:tcPr>
-          <w:p>
-            <w:r>
-              <w:rPr>
-                <w:rFonts w:ascii="Arial" w:cs="Arial" w:eastAsia="Arial" w:hAnsi="Arial"/>
-                <w:color w:val="595959"/>
-                <w:sz w:val="18"/>
-                <w:szCs w:val="18"/>
-              </w:rPr>
-              <w:t xml:space="preserve">f(X) → y</w:t>
-            </w:r>
-          </w:p>
-        </w:tc>
-        <w:tc>
-          <w:tcPr>
-            <w:tcW w:type="dxa" w:w="8306"/>
-            <w:tcBorders>
-              <w:top w:val="single" w:color="CCCCCC" w:sz="1"/>
-              <w:left w:val="single" w:color="CCCCCC" w:sz="1"/>
-              <w:bottom w:val="single" w:color="CCCCCC" w:sz="1"/>
-              <w:right w:val="single" w:color="CCCCCC" w:sz="1"/>
-            </w:tcBorders>
-            <w:shd w:fill="FFFFFF" w:val="clear"/>
-            <w:tcMar>
-              <w:top w:type="dxa" w:w="60"/>
-              <w:left w:type="dxa" w:w="120"/>
-              <w:bottom w:type="dxa" w:w="60"/>
-              <w:right w:type="dxa" w:w="120"/>
-            </w:tcMar>
-          </w:tcPr>
-          <w:p>
-            <w:r>
-              <w:rPr>
-                <w:rFonts w:ascii="Arial" w:cs="Arial" w:eastAsia="Arial" w:hAnsi="Arial"/>
-                <w:color w:val="595959"/>
-                <w:sz w:val="18"/>
-                <w:szCs w:val="18"/>
-              </w:rPr>
-              <w:t xml:space="preserve">Classificação supervisionada: prever o nível de vegetação em T2 a partir de features de T1</w:t>
-            </w:r>
-          </w:p>
-        </w:tc>
-      </w:tr>
-      <w:tr>
-        <w:tc>
-          <w:tcPr>
-            <w:tcW w:type="dxa" w:w="1600"/>
-            <w:tcBorders>
-              <w:top w:val="single" w:color="CCCCCC" w:sz="1"/>
-              <w:left w:val="single" w:color="CCCCCC" w:sz="1"/>
-              <w:bottom w:val="single" w:color="CCCCCC" w:sz="1"/>
-              <w:right w:val="single" w:color="CCCCCC" w:sz="1"/>
-            </w:tcBorders>
-            <w:shd w:fill="D6E4F0" w:val="clear"/>
-            <w:tcMar>
-              <w:top w:type="dxa" w:w="60"/>
-              <w:left w:type="dxa" w:w="120"/>
-              <w:bottom w:type="dxa" w:w="60"/>
-              <w:right w:type="dxa" w:w="120"/>
-            </w:tcMar>
-          </w:tcPr>
-          <w:p>
-            <w:r>
-              <w:rPr>
-                <w:rFonts w:ascii="Arial" w:cs="Arial" w:eastAsia="Arial" w:hAnsi="Arial"/>
-                <w:color w:val="595959"/>
-                <w:sz w:val="18"/>
-                <w:szCs w:val="18"/>
-              </w:rPr>
-              <w:t xml:space="preserve">X (features)</w:t>
-            </w:r>
-          </w:p>
-        </w:tc>
-        <w:tc>
-          <w:tcPr>
-            <w:tcW w:type="dxa" w:w="8306"/>
-            <w:tcBorders>
-              <w:top w:val="single" w:color="CCCCCC" w:sz="1"/>
-              <w:left w:val="single" w:color="CCCCCC" w:sz="1"/>
-              <w:bottom w:val="single" w:color="CCCCCC" w:sz="1"/>
-              <w:right w:val="single" w:color="CCCCCC" w:sz="1"/>
-            </w:tcBorders>
-            <w:shd w:fill="FFFFFF" w:val="clear"/>
-            <w:tcMar>
-              <w:top w:type="dxa" w:w="60"/>
-              <w:left w:type="dxa" w:w="120"/>
-              <w:bottom w:type="dxa" w:w="60"/>
-              <w:right w:type="dxa" w:w="120"/>
-            </w:tcMar>
-          </w:tcPr>
-          <w:p>
-            <w:r>
-              <w:rPr>
-                <w:rFonts w:ascii="Arial" w:cs="Arial" w:eastAsia="Arial" w:hAnsi="Arial"/>
-                <w:color w:val="595959"/>
-                <w:sz w:val="18"/>
-                <w:szCs w:val="18"/>
-              </w:rPr>
-              <w:t xml:space="preserve">Tipo de área (canteiro), posição (KM normalizado), nível no levantamento anterior (T1), flag área externa/interna, intervalo em dias entre medições</w:t>
-            </w:r>
-          </w:p>
-        </w:tc>
-      </w:tr>
-      <w:tr>
-        <w:tc>
-          <w:tcPr>
-            <w:tcW w:type="dxa" w:w="1600"/>
-            <w:tcBorders>
-              <w:top w:val="single" w:color="CCCCCC" w:sz="1"/>
-              <w:left w:val="single" w:color="CCCCCC" w:sz="1"/>
-              <w:bottom w:val="single" w:color="CCCCCC" w:sz="1"/>
-              <w:right w:val="single" w:color="CCCCCC" w:sz="1"/>
-            </w:tcBorders>
-            <w:shd w:fill="D6E4F0" w:val="clear"/>
-            <w:tcMar>
-              <w:top w:type="dxa" w:w="60"/>
-              <w:left w:type="dxa" w:w="120"/>
-              <w:bottom w:type="dxa" w:w="60"/>
-              <w:right w:type="dxa" w:w="120"/>
-            </w:tcMar>
-          </w:tcPr>
-          <w:p>
-            <w:r>
-              <w:rPr>
-                <w:rFonts w:ascii="Arial" w:cs="Arial" w:eastAsia="Arial" w:hAnsi="Arial"/>
-                <w:color w:val="595959"/>
-                <w:sz w:val="18"/>
-                <w:szCs w:val="18"/>
-              </w:rPr>
-              <w:t xml:space="preserve">y (target)</w:t>
-            </w:r>
-          </w:p>
-        </w:tc>
-        <w:tc>
-          <w:tcPr>
-            <w:tcW w:type="dxa" w:w="8306"/>
-            <w:tcBorders>
-              <w:top w:val="single" w:color="CCCCCC" w:sz="1"/>
-              <w:left w:val="single" w:color="CCCCCC" w:sz="1"/>
-              <w:bottom w:val="single" w:color="CCCCCC" w:sz="1"/>
-              <w:right w:val="single" w:color="CCCCCC" w:sz="1"/>
-            </w:tcBorders>
-            <w:shd w:fill="FFFFFF" w:val="clear"/>
-            <w:tcMar>
-              <w:top w:type="dxa" w:w="60"/>
-              <w:left w:type="dxa" w:w="120"/>
-              <w:bottom w:type="dxa" w:w="60"/>
-              <w:right w:type="dxa" w:w="120"/>
-            </w:tcMar>
-          </w:tcPr>
-          <w:p>
-            <w:r>
-              <w:rPr>
-                <w:rFonts w:ascii="Arial" w:cs="Arial" w:eastAsia="Arial" w:hAnsi="Arial"/>
-                <w:color w:val="595959"/>
-                <w:sz w:val="18"/>
-                <w:szCs w:val="18"/>
-              </w:rPr>
-              <w:t xml:space="preserve">Nível em T2: multiclasse {1, 2, 3} ou binário {crítico / não-crítico} (Nível 3 = h &gt; 30 cm)</w:t>
-            </w:r>
-          </w:p>
-        </w:tc>
-      </w:tr>
-      <w:tr>
-        <w:tc>
-          <w:tcPr>
-            <w:tcW w:type="dxa" w:w="1600"/>
-            <w:tcBorders>
-              <w:top w:val="single" w:color="CCCCCC" w:sz="1"/>
-              <w:left w:val="single" w:color="CCCCCC" w:sz="1"/>
-              <w:bottom w:val="single" w:color="CCCCCC" w:sz="1"/>
-              <w:right w:val="single" w:color="CCCCCC" w:sz="1"/>
-            </w:tcBorders>
-            <w:shd w:fill="D6E4F0" w:val="clear"/>
-            <w:tcMar>
-              <w:top w:type="dxa" w:w="60"/>
-              <w:left w:type="dxa" w:w="120"/>
-              <w:bottom w:type="dxa" w:w="60"/>
-              <w:right w:type="dxa" w:w="120"/>
-            </w:tcMar>
-          </w:tcPr>
-          <w:p>
-            <w:r>
-              <w:rPr>
-                <w:rFonts w:ascii="Arial" w:cs="Arial" w:eastAsia="Arial" w:hAnsi="Arial"/>
-                <w:color w:val="595959"/>
-                <w:sz w:val="18"/>
-                <w:szCs w:val="18"/>
-              </w:rPr>
-              <w:t xml:space="preserve">Tarefa</w:t>
-            </w:r>
-          </w:p>
-        </w:tc>
-        <w:tc>
-          <w:tcPr>
-            <w:tcW w:type="dxa" w:w="8306"/>
-            <w:tcBorders>
-              <w:top w:val="single" w:color="CCCCCC" w:sz="1"/>
-              <w:left w:val="single" w:color="CCCCCC" w:sz="1"/>
-              <w:bottom w:val="single" w:color="CCCCCC" w:sz="1"/>
-              <w:right w:val="single" w:color="CCCCCC" w:sz="1"/>
-            </w:tcBorders>
-            <w:shd w:fill="FFFFFF" w:val="clear"/>
-            <w:tcMar>
-              <w:top w:type="dxa" w:w="60"/>
-              <w:left w:type="dxa" w:w="120"/>
-              <w:bottom w:type="dxa" w:w="60"/>
-              <w:right w:type="dxa" w:w="120"/>
-            </w:tcMar>
-          </w:tcPr>
-          <w:p>
-            <w:r>
-              <w:rPr>
-                <w:rFonts w:ascii="Arial" w:cs="Arial" w:eastAsia="Arial" w:hAnsi="Arial"/>
-                <w:color w:val="595959"/>
-                <w:sz w:val="18"/>
-                <w:szCs w:val="18"/>
-              </w:rPr>
-              <w:t xml:space="preserve">Classificação — modelo base: Random Forest com class_weight='balanced' para lidar com desbalanceamento</w:t>
+              <w:t xml:space="preserve">✔  Em sprints futuras, imagens de drone poderão enriquecer o modelo — mas como feature adicional, não como substituto aos dados operacionais que já existem e funcionam.</w:t>
             </w:r>
           </w:p>
         </w:tc>
@@ -532,26 +1225,16 @@
     </w:tbl>
     <w:p>
       <w:pPr>
+        <w:spacing w:after="0" w:before="120"/>
+      </w:pPr>
+    </w:p>
+    <w:p>
+      <w:pPr>
         <w:pBdr>
-          <w:bottom w:val="single" w:color="2E75B6" w:sz="8" w:space="4"/>
+          <w:left w:val="single" w:color="2E75B6" w:sz="16" w:space="8"/>
         </w:pBdr>
-        <w:spacing w:after="80" w:before="240"/>
-      </w:pPr>
-      <w:r>
-        <w:rPr>
-          <w:rFonts w:ascii="Arial" w:cs="Arial" w:eastAsia="Arial" w:hAnsi="Arial"/>
-          <w:b/>
-          <w:bCs/>
-          <w:color w:val="1F4E79"/>
-          <w:sz w:val="26"/>
-          <w:szCs w:val="26"/>
-        </w:rPr>
-        <w:t xml:space="preserve">3. Dados: Identificação e Caracterização</w:t>
-      </w:r>
-    </w:p>
-    <w:p>
-      <w:pPr>
-        <w:spacing w:after="60" w:before="160"/>
+        <w:spacing w:after="50" w:before="140"/>
+        <w:ind w:left="120"/>
       </w:pPr>
       <w:r>
         <w:rPr>
@@ -559,29 +1242,44 @@
           <w:b/>
           <w:bCs/>
           <w:color w:val="2E75B6"/>
-          <w:sz w:val="22"/>
-          <w:szCs w:val="22"/>
+          <w:sz w:val="21"/>
+          <w:szCs w:val="21"/>
         </w:rPr>
-        <w:t xml:space="preserve">3.1 Fonte e Estrutura</w:t>
+        <w:t xml:space="preserve">3.2  Fonte e Estrutura</w:t>
       </w:r>
     </w:p>
     <w:p>
       <w:pPr>
+        <w:spacing w:after="0" w:before="40"/>
+      </w:pPr>
+    </w:p>
+    <w:p>
+      <w:pPr>
         <w:spacing w:after="40" w:before="40"/>
+        <w:ind w:left="0"/>
       </w:pPr>
       <w:r>
         <w:rPr>
           <w:rFonts w:ascii="Arial" w:cs="Arial" w:eastAsia="Arial" w:hAnsi="Arial"/>
-          <w:color w:val="595959"/>
-          <w:sz w:val="20"/>
-          <w:szCs w:val="20"/>
+          <w:color w:val="404040"/>
+          <w:sz w:val="19"/>
+          <w:szCs w:val="19"/>
         </w:rPr>
-        <w:t xml:space="preserve">Dataset proprietário fornecido pela Motiva/CCR: dois relatórios de levantamento de campo em formato XLSX (Unifilar de Roçada), cobrindo 8 áreas e 60 pontos de KM do Rodoanel SP-021, nas datas 13/03/2026 e 20/03/2026. Cada célula registra o nível de vegetação (1, 2 ou 3) ou 'X' quando o trecho não foi inspecionado naquele ciclo.</w:t>
+        <w:t xml:space="preserve">Dataset proprietário fornecido pela Motiva/CCR: dois relatórios em formato Unifilar de Roçada (XLSX), cobrindo 8 áreas e 60 pontos de KM do Rodoanel SP-021, nos dias 13/03/2026 e 20/03/2026.</w:t>
       </w:r>
     </w:p>
     <w:p>
       <w:pPr>
-        <w:spacing w:after="60" w:before="160"/>
+        <w:spacing w:after="0" w:before="80"/>
+      </w:pPr>
+    </w:p>
+    <w:p>
+      <w:pPr>
+        <w:pBdr>
+          <w:left w:val="single" w:color="2E75B6" w:sz="16" w:space="8"/>
+        </w:pBdr>
+        <w:spacing w:after="50" w:before="140"/>
+        <w:ind w:left="120"/>
       </w:pPr>
       <w:r>
         <w:rPr>
@@ -589,15 +1287,20 @@
           <w:b/>
           <w:bCs/>
           <w:color w:val="2E75B6"/>
-          <w:sz w:val="22"/>
-          <w:szCs w:val="22"/>
+          <w:sz w:val="21"/>
+          <w:szCs w:val="21"/>
         </w:rPr>
-        <w:t xml:space="preserve">3.2 Variáveis</w:t>
+        <w:t xml:space="preserve">3.3  Variáveis</w:t>
       </w:r>
+    </w:p>
+    <w:p>
+      <w:pPr>
+        <w:spacing w:after="0" w:before="40"/>
+      </w:pPr>
     </w:p>
     <w:tbl>
       <w:tblPr>
-        <w:tblW w:type="dxa" w:w="9906"/>
+        <w:tblW w:type="dxa" w:w="10106"/>
         <w:tblBorders>
           <w:top w:val="single" w:color="auto" w:sz="4"/>
           <w:left w:val="single" w:color="auto" w:sz="4"/>
@@ -608,14 +1311,14 @@
         </w:tblBorders>
       </w:tblPr>
       <w:tblGrid>
-        <w:gridCol w:w="2600"/>
-        <w:gridCol w:w="2200"/>
-        <w:gridCol w:w="5106"/>
+        <w:gridCol w:w="2400"/>
+        <w:gridCol w:w="2000"/>
+        <w:gridCol w:w="5706"/>
       </w:tblGrid>
       <w:tr>
         <w:tc>
           <w:tcPr>
-            <w:tcW w:type="dxa" w:w="2600"/>
+            <w:tcW w:type="dxa" w:w="2400"/>
             <w:tcBorders>
               <w:top w:val="single" w:color="CCCCCC" w:sz="1"/>
               <w:left w:val="single" w:color="CCCCCC" w:sz="1"/>
@@ -629,6 +1332,7 @@
               <w:bottom w:type="dxa" w:w="80"/>
               <w:right w:type="dxa" w:w="120"/>
             </w:tcMar>
+            <w:vAlign w:val="center"/>
           </w:tcPr>
           <w:p>
             <w:pPr>
@@ -640,8 +1344,8 @@
                 <w:b/>
                 <w:bCs/>
                 <w:color w:val="FFFFFF"/>
-                <w:sz w:val="18"/>
-                <w:szCs w:val="18"/>
+                <w:sz w:val="17"/>
+                <w:szCs w:val="17"/>
               </w:rPr>
               <w:t xml:space="preserve">Variável</w:t>
             </w:r>
@@ -649,7 +1353,7 @@
         </w:tc>
         <w:tc>
           <w:tcPr>
-            <w:tcW w:type="dxa" w:w="2200"/>
+            <w:tcW w:type="dxa" w:w="2000"/>
             <w:tcBorders>
               <w:top w:val="single" w:color="CCCCCC" w:sz="1"/>
               <w:left w:val="single" w:color="CCCCCC" w:sz="1"/>
@@ -663,6 +1367,7 @@
               <w:bottom w:type="dxa" w:w="80"/>
               <w:right w:type="dxa" w:w="120"/>
             </w:tcMar>
+            <w:vAlign w:val="center"/>
           </w:tcPr>
           <w:p>
             <w:pPr>
@@ -674,8 +1379,8 @@
                 <w:b/>
                 <w:bCs/>
                 <w:color w:val="FFFFFF"/>
-                <w:sz w:val="18"/>
-                <w:szCs w:val="18"/>
+                <w:sz w:val="17"/>
+                <w:szCs w:val="17"/>
               </w:rPr>
               <w:t xml:space="preserve">Tipo</w:t>
             </w:r>
@@ -683,7 +1388,7 @@
         </w:tc>
         <w:tc>
           <w:tcPr>
-            <w:tcW w:type="dxa" w:w="5106"/>
+            <w:tcW w:type="dxa" w:w="5706"/>
             <w:tcBorders>
               <w:top w:val="single" w:color="CCCCCC" w:sz="1"/>
               <w:left w:val="single" w:color="CCCCCC" w:sz="1"/>
@@ -697,6 +1402,7 @@
               <w:bottom w:type="dxa" w:w="80"/>
               <w:right w:type="dxa" w:w="120"/>
             </w:tcMar>
+            <w:vAlign w:val="center"/>
           </w:tcPr>
           <w:p>
             <w:pPr>
@@ -708,8 +1414,8 @@
                 <w:b/>
                 <w:bCs/>
                 <w:color w:val="FFFFFF"/>
-                <w:sz w:val="18"/>
-                <w:szCs w:val="18"/>
+                <w:sz w:val="17"/>
+                <w:szCs w:val="17"/>
               </w:rPr>
               <w:t xml:space="preserve">Descrição</w:t>
             </w:r>
@@ -719,28 +1425,31 @@
       <w:tr>
         <w:tc>
           <w:tcPr>
-            <w:tcW w:type="dxa" w:w="2600"/>
-            <w:tcBorders>
-              <w:top w:val="single" w:color="CCCCCC" w:sz="1"/>
-              <w:left w:val="single" w:color="CCCCCC" w:sz="1"/>
-              <w:bottom w:val="single" w:color="CCCCCC" w:sz="1"/>
-              <w:right w:val="single" w:color="CCCCCC" w:sz="1"/>
-            </w:tcBorders>
-            <w:shd w:fill="D6E4F0" w:val="clear"/>
-            <w:tcMar>
-              <w:top w:type="dxa" w:w="60"/>
-              <w:left w:type="dxa" w:w="120"/>
-              <w:bottom w:type="dxa" w:w="60"/>
-              <w:right w:type="dxa" w:w="120"/>
-            </w:tcMar>
-          </w:tcPr>
-          <w:p>
-            <w:r>
-              <w:rPr>
-                <w:rFonts w:ascii="Arial" w:cs="Arial" w:eastAsia="Arial" w:hAnsi="Arial"/>
-                <w:color w:val="595959"/>
-                <w:sz w:val="18"/>
-                <w:szCs w:val="18"/>
+            <w:tcW w:type="dxa" w:w="2400"/>
+            <w:tcBorders>
+              <w:top w:val="single" w:color="CCCCCC" w:sz="1"/>
+              <w:left w:val="single" w:color="CCCCCC" w:sz="1"/>
+              <w:bottom w:val="single" w:color="CCCCCC" w:sz="1"/>
+              <w:right w:val="single" w:color="CCCCCC" w:sz="1"/>
+            </w:tcBorders>
+            <w:shd w:fill="EBF3FB" w:val="clear"/>
+            <w:tcMar>
+              <w:top w:type="dxa" w:w="60"/>
+              <w:left w:type="dxa" w:w="120"/>
+              <w:bottom w:type="dxa" w:w="60"/>
+              <w:right w:type="dxa" w:w="120"/>
+            </w:tcMar>
+            <w:vAlign w:val="center"/>
+          </w:tcPr>
+          <w:p>
+            <w:r>
+              <w:rPr>
+                <w:rFonts w:ascii="Arial" w:cs="Arial" w:eastAsia="Arial" w:hAnsi="Arial"/>
+                <w:b w:val="false"/>
+                <w:bCs w:val="false"/>
+                <w:color w:val="404040"/>
+                <w:sz w:val="17"/>
+                <w:szCs w:val="17"/>
               </w:rPr>
               <w:t xml:space="preserve">area</w:t>
             </w:r>
@@ -748,7 +1457,7 @@
         </w:tc>
         <w:tc>
           <w:tcPr>
-            <w:tcW w:type="dxa" w:w="2200"/>
+            <w:tcW w:type="dxa" w:w="2000"/>
             <w:tcBorders>
               <w:top w:val="single" w:color="CCCCCC" w:sz="1"/>
               <w:left w:val="single" w:color="CCCCCC" w:sz="1"/>
@@ -762,14 +1471,17 @@
               <w:bottom w:type="dxa" w:w="60"/>
               <w:right w:type="dxa" w:w="120"/>
             </w:tcMar>
-          </w:tcPr>
-          <w:p>
-            <w:r>
-              <w:rPr>
-                <w:rFonts w:ascii="Arial" w:cs="Arial" w:eastAsia="Arial" w:hAnsi="Arial"/>
-                <w:color w:val="595959"/>
-                <w:sz w:val="18"/>
-                <w:szCs w:val="18"/>
+            <w:vAlign w:val="center"/>
+          </w:tcPr>
+          <w:p>
+            <w:r>
+              <w:rPr>
+                <w:rFonts w:ascii="Arial" w:cs="Arial" w:eastAsia="Arial" w:hAnsi="Arial"/>
+                <w:b w:val="false"/>
+                <w:bCs w:val="false"/>
+                <w:color w:val="404040"/>
+                <w:sz w:val="17"/>
+                <w:szCs w:val="17"/>
               </w:rPr>
               <w:t xml:space="preserve">Categórica (8 classes)</w:t>
             </w:r>
@@ -777,7 +1489,7 @@
         </w:tc>
         <w:tc>
           <w:tcPr>
-            <w:tcW w:type="dxa" w:w="5106"/>
+            <w:tcW w:type="dxa" w:w="5706"/>
             <w:tcBorders>
               <w:top w:val="single" w:color="CCCCCC" w:sz="1"/>
               <w:left w:val="single" w:color="CCCCCC" w:sz="1"/>
@@ -791,16 +1503,19 @@
               <w:bottom w:type="dxa" w:w="60"/>
               <w:right w:type="dxa" w:w="120"/>
             </w:tcMar>
-          </w:tcPr>
-          <w:p>
-            <w:r>
-              <w:rPr>
-                <w:rFonts w:ascii="Arial" w:cs="Arial" w:eastAsia="Arial" w:hAnsi="Arial"/>
-                <w:color w:val="595959"/>
-                <w:sz w:val="18"/>
-                <w:szCs w:val="18"/>
-              </w:rPr>
-              <w:t xml:space="preserve">Tipo de canteiro: Lateral Ext./Int., Central Ext./Int., Marginal Ext./Int., Dispositivo Ext./Int.</w:t>
+            <w:vAlign w:val="center"/>
+          </w:tcPr>
+          <w:p>
+            <w:r>
+              <w:rPr>
+                <w:rFonts w:ascii="Arial" w:cs="Arial" w:eastAsia="Arial" w:hAnsi="Arial"/>
+                <w:b w:val="false"/>
+                <w:bCs w:val="false"/>
+                <w:color w:val="404040"/>
+                <w:sz w:val="17"/>
+                <w:szCs w:val="17"/>
+              </w:rPr>
+              <w:t xml:space="preserve">Tipo de canteiro: Lateral, Central, Marginal e Dispositivo — Ext. e Int.</w:t>
             </w:r>
           </w:p>
         </w:tc>
@@ -808,7 +1523,7 @@
       <w:tr>
         <w:tc>
           <w:tcPr>
-            <w:tcW w:type="dxa" w:w="2600"/>
+            <w:tcW w:type="dxa" w:w="2400"/>
             <w:tcBorders>
               <w:top w:val="single" w:color="CCCCCC" w:sz="1"/>
               <w:left w:val="single" w:color="CCCCCC" w:sz="1"/>
@@ -822,14 +1537,17 @@
               <w:bottom w:type="dxa" w:w="60"/>
               <w:right w:type="dxa" w:w="120"/>
             </w:tcMar>
-          </w:tcPr>
-          <w:p>
-            <w:r>
-              <w:rPr>
-                <w:rFonts w:ascii="Arial" w:cs="Arial" w:eastAsia="Arial" w:hAnsi="Arial"/>
-                <w:color w:val="595959"/>
-                <w:sz w:val="18"/>
-                <w:szCs w:val="18"/>
+            <w:vAlign w:val="center"/>
+          </w:tcPr>
+          <w:p>
+            <w:r>
+              <w:rPr>
+                <w:rFonts w:ascii="Arial" w:cs="Arial" w:eastAsia="Arial" w:hAnsi="Arial"/>
+                <w:b w:val="false"/>
+                <w:bCs w:val="false"/>
+                <w:color w:val="404040"/>
+                <w:sz w:val="17"/>
+                <w:szCs w:val="17"/>
               </w:rPr>
               <w:t xml:space="preserve">km</w:t>
             </w:r>
@@ -837,7 +1555,7 @@
         </w:tc>
         <w:tc>
           <w:tcPr>
-            <w:tcW w:type="dxa" w:w="2200"/>
+            <w:tcW w:type="dxa" w:w="2000"/>
             <w:tcBorders>
               <w:top w:val="single" w:color="CCCCCC" w:sz="1"/>
               <w:left w:val="single" w:color="CCCCCC" w:sz="1"/>
@@ -851,14 +1569,17 @@
               <w:bottom w:type="dxa" w:w="60"/>
               <w:right w:type="dxa" w:w="120"/>
             </w:tcMar>
-          </w:tcPr>
-          <w:p>
-            <w:r>
-              <w:rPr>
-                <w:rFonts w:ascii="Arial" w:cs="Arial" w:eastAsia="Arial" w:hAnsi="Arial"/>
-                <w:color w:val="595959"/>
-                <w:sz w:val="18"/>
-                <w:szCs w:val="18"/>
+            <w:vAlign w:val="center"/>
+          </w:tcPr>
+          <w:p>
+            <w:r>
+              <w:rPr>
+                <w:rFonts w:ascii="Arial" w:cs="Arial" w:eastAsia="Arial" w:hAnsi="Arial"/>
+                <w:b w:val="false"/>
+                <w:bCs w:val="false"/>
+                <w:color w:val="404040"/>
+                <w:sz w:val="17"/>
+                <w:szCs w:val="17"/>
               </w:rPr>
               <w:t xml:space="preserve">Numérica contínua</w:t>
             </w:r>
@@ -866,28 +1587,31 @@
         </w:tc>
         <w:tc>
           <w:tcPr>
-            <w:tcW w:type="dxa" w:w="5106"/>
-            <w:tcBorders>
-              <w:top w:val="single" w:color="CCCCCC" w:sz="1"/>
-              <w:left w:val="single" w:color="CCCCCC" w:sz="1"/>
-              <w:bottom w:val="single" w:color="CCCCCC" w:sz="1"/>
-              <w:right w:val="single" w:color="CCCCCC" w:sz="1"/>
-            </w:tcBorders>
-            <w:shd w:fill="FFFFFF" w:val="clear"/>
-            <w:tcMar>
-              <w:top w:type="dxa" w:w="60"/>
-              <w:left w:type="dxa" w:w="120"/>
-              <w:bottom w:type="dxa" w:w="60"/>
-              <w:right w:type="dxa" w:w="120"/>
-            </w:tcMar>
-          </w:tcPr>
-          <w:p>
-            <w:r>
-              <w:rPr>
-                <w:rFonts w:ascii="Arial" w:cs="Arial" w:eastAsia="Arial" w:hAnsi="Arial"/>
-                <w:color w:val="595959"/>
-                <w:sz w:val="18"/>
-                <w:szCs w:val="18"/>
+            <w:tcW w:type="dxa" w:w="5706"/>
+            <w:tcBorders>
+              <w:top w:val="single" w:color="CCCCCC" w:sz="1"/>
+              <w:left w:val="single" w:color="CCCCCC" w:sz="1"/>
+              <w:bottom w:val="single" w:color="CCCCCC" w:sz="1"/>
+              <w:right w:val="single" w:color="CCCCCC" w:sz="1"/>
+            </w:tcBorders>
+            <w:shd w:fill="EBF3FB" w:val="clear"/>
+            <w:tcMar>
+              <w:top w:type="dxa" w:w="60"/>
+              <w:left w:type="dxa" w:w="120"/>
+              <w:bottom w:type="dxa" w:w="60"/>
+              <w:right w:type="dxa" w:w="120"/>
+            </w:tcMar>
+            <w:vAlign w:val="center"/>
+          </w:tcPr>
+          <w:p>
+            <w:r>
+              <w:rPr>
+                <w:rFonts w:ascii="Arial" w:cs="Arial" w:eastAsia="Arial" w:hAnsi="Arial"/>
+                <w:b w:val="false"/>
+                <w:bCs w:val="false"/>
+                <w:color w:val="404040"/>
+                <w:sz w:val="17"/>
+                <w:szCs w:val="17"/>
               </w:rPr>
               <w:t xml:space="preserve">Posição na rodovia em metros (0 a 29.300 m)</w:t>
             </w:r>
@@ -897,28 +1621,31 @@
       <w:tr>
         <w:tc>
           <w:tcPr>
-            <w:tcW w:type="dxa" w:w="2600"/>
-            <w:tcBorders>
-              <w:top w:val="single" w:color="CCCCCC" w:sz="1"/>
-              <w:left w:val="single" w:color="CCCCCC" w:sz="1"/>
-              <w:bottom w:val="single" w:color="CCCCCC" w:sz="1"/>
-              <w:right w:val="single" w:color="CCCCCC" w:sz="1"/>
-            </w:tcBorders>
-            <w:shd w:fill="D6E4F0" w:val="clear"/>
-            <w:tcMar>
-              <w:top w:type="dxa" w:w="60"/>
-              <w:left w:type="dxa" w:w="120"/>
-              <w:bottom w:type="dxa" w:w="60"/>
-              <w:right w:type="dxa" w:w="120"/>
-            </w:tcMar>
-          </w:tcPr>
-          <w:p>
-            <w:r>
-              <w:rPr>
-                <w:rFonts w:ascii="Arial" w:cs="Arial" w:eastAsia="Arial" w:hAnsi="Arial"/>
-                <w:color w:val="595959"/>
-                <w:sz w:val="18"/>
-                <w:szCs w:val="18"/>
+            <w:tcW w:type="dxa" w:w="2400"/>
+            <w:tcBorders>
+              <w:top w:val="single" w:color="CCCCCC" w:sz="1"/>
+              <w:left w:val="single" w:color="CCCCCC" w:sz="1"/>
+              <w:bottom w:val="single" w:color="CCCCCC" w:sz="1"/>
+              <w:right w:val="single" w:color="CCCCCC" w:sz="1"/>
+            </w:tcBorders>
+            <w:shd w:fill="EBF3FB" w:val="clear"/>
+            <w:tcMar>
+              <w:top w:type="dxa" w:w="60"/>
+              <w:left w:type="dxa" w:w="120"/>
+              <w:bottom w:type="dxa" w:w="60"/>
+              <w:right w:type="dxa" w:w="120"/>
+            </w:tcMar>
+            <w:vAlign w:val="center"/>
+          </w:tcPr>
+          <w:p>
+            <w:r>
+              <w:rPr>
+                <w:rFonts w:ascii="Arial" w:cs="Arial" w:eastAsia="Arial" w:hAnsi="Arial"/>
+                <w:b w:val="false"/>
+                <w:bCs w:val="false"/>
+                <w:color w:val="404040"/>
+                <w:sz w:val="17"/>
+                <w:szCs w:val="17"/>
               </w:rPr>
               <w:t xml:space="preserve">nivel_t1</w:t>
             </w:r>
@@ -926,7 +1653,7 @@
         </w:tc>
         <w:tc>
           <w:tcPr>
-            <w:tcW w:type="dxa" w:w="2200"/>
+            <w:tcW w:type="dxa" w:w="2000"/>
             <w:tcBorders>
               <w:top w:val="single" w:color="CCCCCC" w:sz="1"/>
               <w:left w:val="single" w:color="CCCCCC" w:sz="1"/>
@@ -940,14 +1667,17 @@
               <w:bottom w:type="dxa" w:w="60"/>
               <w:right w:type="dxa" w:w="120"/>
             </w:tcMar>
-          </w:tcPr>
-          <w:p>
-            <w:r>
-              <w:rPr>
-                <w:rFonts w:ascii="Arial" w:cs="Arial" w:eastAsia="Arial" w:hAnsi="Arial"/>
-                <w:color w:val="595959"/>
-                <w:sz w:val="18"/>
-                <w:szCs w:val="18"/>
+            <w:vAlign w:val="center"/>
+          </w:tcPr>
+          <w:p>
+            <w:r>
+              <w:rPr>
+                <w:rFonts w:ascii="Arial" w:cs="Arial" w:eastAsia="Arial" w:hAnsi="Arial"/>
+                <w:b w:val="false"/>
+                <w:bCs w:val="false"/>
+                <w:color w:val="404040"/>
+                <w:sz w:val="17"/>
+                <w:szCs w:val="17"/>
               </w:rPr>
               <w:t xml:space="preserve">Ordinal {1, 2, 3}</w:t>
             </w:r>
@@ -955,7 +1685,7 @@
         </w:tc>
         <w:tc>
           <w:tcPr>
-            <w:tcW w:type="dxa" w:w="5106"/>
+            <w:tcW w:type="dxa" w:w="5706"/>
             <w:tcBorders>
               <w:top w:val="single" w:color="CCCCCC" w:sz="1"/>
               <w:left w:val="single" w:color="CCCCCC" w:sz="1"/>
@@ -969,16 +1699,19 @@
               <w:bottom w:type="dxa" w:w="60"/>
               <w:right w:type="dxa" w:w="120"/>
             </w:tcMar>
-          </w:tcPr>
-          <w:p>
-            <w:r>
-              <w:rPr>
-                <w:rFonts w:ascii="Arial" w:cs="Arial" w:eastAsia="Arial" w:hAnsi="Arial"/>
-                <w:color w:val="595959"/>
-                <w:sz w:val="18"/>
-                <w:szCs w:val="18"/>
-              </w:rPr>
-              <w:t xml:space="preserve">Nível de vegetação no levantamento anterior (feature principal)</w:t>
+            <w:vAlign w:val="center"/>
+          </w:tcPr>
+          <w:p>
+            <w:r>
+              <w:rPr>
+                <w:rFonts w:ascii="Arial" w:cs="Arial" w:eastAsia="Arial" w:hAnsi="Arial"/>
+                <w:b w:val="false"/>
+                <w:bCs w:val="false"/>
+                <w:color w:val="404040"/>
+                <w:sz w:val="17"/>
+                <w:szCs w:val="17"/>
+              </w:rPr>
+              <w:t xml:space="preserve">Nível de vegetação no levantamento anterior — feature principal do modelo</w:t>
             </w:r>
           </w:p>
         </w:tc>
@@ -986,7 +1719,7 @@
       <w:tr>
         <w:tc>
           <w:tcPr>
-            <w:tcW w:type="dxa" w:w="2600"/>
+            <w:tcW w:type="dxa" w:w="2400"/>
             <w:tcBorders>
               <w:top w:val="single" w:color="CCCCCC" w:sz="1"/>
               <w:left w:val="single" w:color="CCCCCC" w:sz="1"/>
@@ -1000,14 +1733,17 @@
               <w:bottom w:type="dxa" w:w="60"/>
               <w:right w:type="dxa" w:w="120"/>
             </w:tcMar>
-          </w:tcPr>
-          <w:p>
-            <w:r>
-              <w:rPr>
-                <w:rFonts w:ascii="Arial" w:cs="Arial" w:eastAsia="Arial" w:hAnsi="Arial"/>
-                <w:color w:val="595959"/>
-                <w:sz w:val="18"/>
-                <w:szCs w:val="18"/>
+            <w:vAlign w:val="center"/>
+          </w:tcPr>
+          <w:p>
+            <w:r>
+              <w:rPr>
+                <w:rFonts w:ascii="Arial" w:cs="Arial" w:eastAsia="Arial" w:hAnsi="Arial"/>
+                <w:b w:val="false"/>
+                <w:bCs w:val="false"/>
+                <w:color w:val="404040"/>
+                <w:sz w:val="17"/>
+                <w:szCs w:val="17"/>
               </w:rPr>
               <w:t xml:space="preserve">nivel_t2</w:t>
             </w:r>
@@ -1015,7 +1751,7 @@
         </w:tc>
         <w:tc>
           <w:tcPr>
-            <w:tcW w:type="dxa" w:w="2200"/>
+            <w:tcW w:type="dxa" w:w="2000"/>
             <w:tcBorders>
               <w:top w:val="single" w:color="CCCCCC" w:sz="1"/>
               <w:left w:val="single" w:color="CCCCCC" w:sz="1"/>
@@ -1029,14 +1765,17 @@
               <w:bottom w:type="dxa" w:w="60"/>
               <w:right w:type="dxa" w:w="120"/>
             </w:tcMar>
-          </w:tcPr>
-          <w:p>
-            <w:r>
-              <w:rPr>
-                <w:rFonts w:ascii="Arial" w:cs="Arial" w:eastAsia="Arial" w:hAnsi="Arial"/>
-                <w:color w:val="595959"/>
-                <w:sz w:val="18"/>
-                <w:szCs w:val="18"/>
+            <w:vAlign w:val="center"/>
+          </w:tcPr>
+          <w:p>
+            <w:r>
+              <w:rPr>
+                <w:rFonts w:ascii="Arial" w:cs="Arial" w:eastAsia="Arial" w:hAnsi="Arial"/>
+                <w:b w:val="false"/>
+                <w:bCs w:val="false"/>
+                <w:color w:val="404040"/>
+                <w:sz w:val="17"/>
+                <w:szCs w:val="17"/>
               </w:rPr>
               <w:t xml:space="preserve">Ordinal {1, 2, 3}</w:t>
             </w:r>
@@ -1044,30 +1783,33 @@
         </w:tc>
         <w:tc>
           <w:tcPr>
-            <w:tcW w:type="dxa" w:w="5106"/>
-            <w:tcBorders>
-              <w:top w:val="single" w:color="CCCCCC" w:sz="1"/>
-              <w:left w:val="single" w:color="CCCCCC" w:sz="1"/>
-              <w:bottom w:val="single" w:color="CCCCCC" w:sz="1"/>
-              <w:right w:val="single" w:color="CCCCCC" w:sz="1"/>
-            </w:tcBorders>
-            <w:shd w:fill="FFFFFF" w:val="clear"/>
-            <w:tcMar>
-              <w:top w:type="dxa" w:w="60"/>
-              <w:left w:type="dxa" w:w="120"/>
-              <w:bottom w:type="dxa" w:w="60"/>
-              <w:right w:type="dxa" w:w="120"/>
-            </w:tcMar>
-          </w:tcPr>
-          <w:p>
-            <w:r>
-              <w:rPr>
-                <w:rFonts w:ascii="Arial" w:cs="Arial" w:eastAsia="Arial" w:hAnsi="Arial"/>
-                <w:color w:val="595959"/>
-                <w:sz w:val="18"/>
-                <w:szCs w:val="18"/>
-              </w:rPr>
-              <w:t xml:space="preserve">Nível de vegetação no levantamento seguinte (target)</w:t>
+            <w:tcW w:type="dxa" w:w="5706"/>
+            <w:tcBorders>
+              <w:top w:val="single" w:color="CCCCCC" w:sz="1"/>
+              <w:left w:val="single" w:color="CCCCCC" w:sz="1"/>
+              <w:bottom w:val="single" w:color="CCCCCC" w:sz="1"/>
+              <w:right w:val="single" w:color="CCCCCC" w:sz="1"/>
+            </w:tcBorders>
+            <w:shd w:fill="EBF3FB" w:val="clear"/>
+            <w:tcMar>
+              <w:top w:type="dxa" w:w="60"/>
+              <w:left w:type="dxa" w:w="120"/>
+              <w:bottom w:type="dxa" w:w="60"/>
+              <w:right w:type="dxa" w:w="120"/>
+            </w:tcMar>
+            <w:vAlign w:val="center"/>
+          </w:tcPr>
+          <w:p>
+            <w:r>
+              <w:rPr>
+                <w:rFonts w:ascii="Arial" w:cs="Arial" w:eastAsia="Arial" w:hAnsi="Arial"/>
+                <w:b w:val="false"/>
+                <w:bCs w:val="false"/>
+                <w:color w:val="404040"/>
+                <w:sz w:val="17"/>
+                <w:szCs w:val="17"/>
+              </w:rPr>
+              <w:t xml:space="preserve">Nível de vegetação no levantamento seguinte — variável target</w:t>
             </w:r>
           </w:p>
         </w:tc>
@@ -1075,28 +1817,31 @@
       <w:tr>
         <w:tc>
           <w:tcPr>
-            <w:tcW w:type="dxa" w:w="2600"/>
-            <w:tcBorders>
-              <w:top w:val="single" w:color="CCCCCC" w:sz="1"/>
-              <w:left w:val="single" w:color="CCCCCC" w:sz="1"/>
-              <w:bottom w:val="single" w:color="CCCCCC" w:sz="1"/>
-              <w:right w:val="single" w:color="CCCCCC" w:sz="1"/>
-            </w:tcBorders>
-            <w:shd w:fill="D6E4F0" w:val="clear"/>
-            <w:tcMar>
-              <w:top w:type="dxa" w:w="60"/>
-              <w:left w:type="dxa" w:w="120"/>
-              <w:bottom w:type="dxa" w:w="60"/>
-              <w:right w:type="dxa" w:w="120"/>
-            </w:tcMar>
-          </w:tcPr>
-          <w:p>
-            <w:r>
-              <w:rPr>
-                <w:rFonts w:ascii="Arial" w:cs="Arial" w:eastAsia="Arial" w:hAnsi="Arial"/>
-                <w:color w:val="595959"/>
-                <w:sz w:val="18"/>
-                <w:szCs w:val="18"/>
+            <w:tcW w:type="dxa" w:w="2400"/>
+            <w:tcBorders>
+              <w:top w:val="single" w:color="CCCCCC" w:sz="1"/>
+              <w:left w:val="single" w:color="CCCCCC" w:sz="1"/>
+              <w:bottom w:val="single" w:color="CCCCCC" w:sz="1"/>
+              <w:right w:val="single" w:color="CCCCCC" w:sz="1"/>
+            </w:tcBorders>
+            <w:shd w:fill="EBF3FB" w:val="clear"/>
+            <w:tcMar>
+              <w:top w:type="dxa" w:w="60"/>
+              <w:left w:type="dxa" w:w="120"/>
+              <w:bottom w:type="dxa" w:w="60"/>
+              <w:right w:type="dxa" w:w="120"/>
+            </w:tcMar>
+            <w:vAlign w:val="center"/>
+          </w:tcPr>
+          <w:p>
+            <w:r>
+              <w:rPr>
+                <w:rFonts w:ascii="Arial" w:cs="Arial" w:eastAsia="Arial" w:hAnsi="Arial"/>
+                <w:b w:val="false"/>
+                <w:bCs w:val="false"/>
+                <w:color w:val="404040"/>
+                <w:sz w:val="17"/>
+                <w:szCs w:val="17"/>
               </w:rPr>
               <w:t xml:space="preserve">delta_dias</w:t>
             </w:r>
@@ -1104,7 +1849,7 @@
         </w:tc>
         <w:tc>
           <w:tcPr>
-            <w:tcW w:type="dxa" w:w="2200"/>
+            <w:tcW w:type="dxa" w:w="2000"/>
             <w:tcBorders>
               <w:top w:val="single" w:color="CCCCCC" w:sz="1"/>
               <w:left w:val="single" w:color="CCCCCC" w:sz="1"/>
@@ -1118,14 +1863,17 @@
               <w:bottom w:type="dxa" w:w="60"/>
               <w:right w:type="dxa" w:w="120"/>
             </w:tcMar>
-          </w:tcPr>
-          <w:p>
-            <w:r>
-              <w:rPr>
-                <w:rFonts w:ascii="Arial" w:cs="Arial" w:eastAsia="Arial" w:hAnsi="Arial"/>
-                <w:color w:val="595959"/>
-                <w:sz w:val="18"/>
-                <w:szCs w:val="18"/>
+            <w:vAlign w:val="center"/>
+          </w:tcPr>
+          <w:p>
+            <w:r>
+              <w:rPr>
+                <w:rFonts w:ascii="Arial" w:cs="Arial" w:eastAsia="Arial" w:hAnsi="Arial"/>
+                <w:b w:val="false"/>
+                <w:bCs w:val="false"/>
+                <w:color w:val="404040"/>
+                <w:sz w:val="17"/>
+                <w:szCs w:val="17"/>
               </w:rPr>
               <w:t xml:space="preserve">Numérica inteira</w:t>
             </w:r>
@@ -1133,7 +1881,7 @@
         </w:tc>
         <w:tc>
           <w:tcPr>
-            <w:tcW w:type="dxa" w:w="5106"/>
+            <w:tcW w:type="dxa" w:w="5706"/>
             <w:tcBorders>
               <w:top w:val="single" w:color="CCCCCC" w:sz="1"/>
               <w:left w:val="single" w:color="CCCCCC" w:sz="1"/>
@@ -1147,16 +1895,19 @@
               <w:bottom w:type="dxa" w:w="60"/>
               <w:right w:type="dxa" w:w="120"/>
             </w:tcMar>
-          </w:tcPr>
-          <w:p>
-            <w:r>
-              <w:rPr>
-                <w:rFonts w:ascii="Arial" w:cs="Arial" w:eastAsia="Arial" w:hAnsi="Arial"/>
-                <w:color w:val="595959"/>
-                <w:sz w:val="18"/>
-                <w:szCs w:val="18"/>
-              </w:rPr>
-              <w:t xml:space="preserve">Intervalo em dias entre T1 e T2 (7 dias neste dataset)</w:t>
+            <w:vAlign w:val="center"/>
+          </w:tcPr>
+          <w:p>
+            <w:r>
+              <w:rPr>
+                <w:rFonts w:ascii="Arial" w:cs="Arial" w:eastAsia="Arial" w:hAnsi="Arial"/>
+                <w:b w:val="false"/>
+                <w:bCs w:val="false"/>
+                <w:color w:val="404040"/>
+                <w:sz w:val="17"/>
+                <w:szCs w:val="17"/>
+              </w:rPr>
+              <w:t xml:space="preserve">Intervalo em dias entre T1 e T2 (7 dias neste dataset; variável em uso contínuo)</w:t>
             </w:r>
           </w:p>
         </w:tc>
@@ -1164,7 +1915,7 @@
       <w:tr>
         <w:tc>
           <w:tcPr>
-            <w:tcW w:type="dxa" w:w="2600"/>
+            <w:tcW w:type="dxa" w:w="2400"/>
             <w:tcBorders>
               <w:top w:val="single" w:color="CCCCCC" w:sz="1"/>
               <w:left w:val="single" w:color="CCCCCC" w:sz="1"/>
@@ -1178,14 +1929,17 @@
               <w:bottom w:type="dxa" w:w="60"/>
               <w:right w:type="dxa" w:w="120"/>
             </w:tcMar>
-          </w:tcPr>
-          <w:p>
-            <w:r>
-              <w:rPr>
-                <w:rFonts w:ascii="Arial" w:cs="Arial" w:eastAsia="Arial" w:hAnsi="Arial"/>
-                <w:color w:val="595959"/>
-                <w:sz w:val="18"/>
-                <w:szCs w:val="18"/>
+            <w:vAlign w:val="center"/>
+          </w:tcPr>
+          <w:p>
+            <w:r>
+              <w:rPr>
+                <w:rFonts w:ascii="Arial" w:cs="Arial" w:eastAsia="Arial" w:hAnsi="Arial"/>
+                <w:b w:val="false"/>
+                <w:bCs w:val="false"/>
+                <w:color w:val="404040"/>
+                <w:sz w:val="17"/>
+                <w:szCs w:val="17"/>
               </w:rPr>
               <w:t xml:space="preserve">critico_t2</w:t>
             </w:r>
@@ -1193,7 +1947,7 @@
         </w:tc>
         <w:tc>
           <w:tcPr>
-            <w:tcW w:type="dxa" w:w="2200"/>
+            <w:tcW w:type="dxa" w:w="2000"/>
             <w:tcBorders>
               <w:top w:val="single" w:color="CCCCCC" w:sz="1"/>
               <w:left w:val="single" w:color="CCCCCC" w:sz="1"/>
@@ -1207,14 +1961,17 @@
               <w:bottom w:type="dxa" w:w="60"/>
               <w:right w:type="dxa" w:w="120"/>
             </w:tcMar>
-          </w:tcPr>
-          <w:p>
-            <w:r>
-              <w:rPr>
-                <w:rFonts w:ascii="Arial" w:cs="Arial" w:eastAsia="Arial" w:hAnsi="Arial"/>
-                <w:color w:val="595959"/>
-                <w:sz w:val="18"/>
-                <w:szCs w:val="18"/>
+            <w:vAlign w:val="center"/>
+          </w:tcPr>
+          <w:p>
+            <w:r>
+              <w:rPr>
+                <w:rFonts w:ascii="Arial" w:cs="Arial" w:eastAsia="Arial" w:hAnsi="Arial"/>
+                <w:b w:val="false"/>
+                <w:bCs w:val="false"/>
+                <w:color w:val="404040"/>
+                <w:sz w:val="17"/>
+                <w:szCs w:val="17"/>
               </w:rPr>
               <w:t xml:space="preserve">Binária {0, 1}</w:t>
             </w:r>
@@ -1222,30 +1979,33 @@
         </w:tc>
         <w:tc>
           <w:tcPr>
-            <w:tcW w:type="dxa" w:w="5106"/>
-            <w:tcBorders>
-              <w:top w:val="single" w:color="CCCCCC" w:sz="1"/>
-              <w:left w:val="single" w:color="CCCCCC" w:sz="1"/>
-              <w:bottom w:val="single" w:color="CCCCCC" w:sz="1"/>
-              <w:right w:val="single" w:color="CCCCCC" w:sz="1"/>
-            </w:tcBorders>
-            <w:shd w:fill="FFFFFF" w:val="clear"/>
-            <w:tcMar>
-              <w:top w:type="dxa" w:w="60"/>
-              <w:left w:type="dxa" w:w="120"/>
-              <w:bottom w:type="dxa" w:w="60"/>
-              <w:right w:type="dxa" w:w="120"/>
-            </w:tcMar>
-          </w:tcPr>
-          <w:p>
-            <w:r>
-              <w:rPr>
-                <w:rFonts w:ascii="Arial" w:cs="Arial" w:eastAsia="Arial" w:hAnsi="Arial"/>
-                <w:color w:val="595959"/>
-                <w:sz w:val="18"/>
-                <w:szCs w:val="18"/>
-              </w:rPr>
-              <w:t xml:space="preserve">Flag: trecho atingiu nível 3 em T2 (target alternativo para classificação binária)</w:t>
+            <w:tcW w:type="dxa" w:w="5706"/>
+            <w:tcBorders>
+              <w:top w:val="single" w:color="CCCCCC" w:sz="1"/>
+              <w:left w:val="single" w:color="CCCCCC" w:sz="1"/>
+              <w:bottom w:val="single" w:color="CCCCCC" w:sz="1"/>
+              <w:right w:val="single" w:color="CCCCCC" w:sz="1"/>
+            </w:tcBorders>
+            <w:shd w:fill="EBF3FB" w:val="clear"/>
+            <w:tcMar>
+              <w:top w:type="dxa" w:w="60"/>
+              <w:left w:type="dxa" w:w="120"/>
+              <w:bottom w:type="dxa" w:w="60"/>
+              <w:right w:type="dxa" w:w="120"/>
+            </w:tcMar>
+            <w:vAlign w:val="center"/>
+          </w:tcPr>
+          <w:p>
+            <w:r>
+              <w:rPr>
+                <w:rFonts w:ascii="Arial" w:cs="Arial" w:eastAsia="Arial" w:hAnsi="Arial"/>
+                <w:b w:val="false"/>
+                <w:bCs w:val="false"/>
+                <w:color w:val="404040"/>
+                <w:sz w:val="17"/>
+                <w:szCs w:val="17"/>
+              </w:rPr>
+              <w:t xml:space="preserve">Flag: trecho atingiu nível crítico em T2 — target alternativo para classificação binária</w:t>
             </w:r>
           </w:p>
         </w:tc>
@@ -1253,26 +2013,39 @@
     </w:tbl>
     <w:p>
       <w:pPr>
-        <w:pBdr>
-          <w:bottom w:val="single" w:color="2E75B6" w:sz="8" w:space="4"/>
-        </w:pBdr>
-        <w:spacing w:after="80" w:before="240"/>
+        <w:spacing w:after="0" w:before="160"/>
+      </w:pPr>
+    </w:p>
+    <w:p>
+      <w:pPr>
+        <w:shd w:fill="1F4E79" w:val="clear"/>
+        <w:spacing w:after="0" w:before="200"/>
+        <w:ind w:left="0"/>
       </w:pPr>
       <w:r>
         <w:rPr>
           <w:rFonts w:ascii="Arial" w:cs="Arial" w:eastAsia="Arial" w:hAnsi="Arial"/>
           <w:b/>
           <w:bCs/>
-          <w:color w:val="1F4E79"/>
-          <w:sz w:val="26"/>
-          <w:szCs w:val="26"/>
+          <w:color w:val="FFFFFF"/>
+          <w:sz w:val="24"/>
+          <w:szCs w:val="24"/>
         </w:rPr>
-        <w:t xml:space="preserve">4. EDA e Qualidade dos Dados</w:t>
+        <w:t xml:space="preserve">  4. EDA e Qualidade dos Dados</w:t>
       </w:r>
     </w:p>
     <w:p>
       <w:pPr>
-        <w:spacing w:after="60" w:before="160"/>
+        <w:spacing w:after="0" w:before="100"/>
+      </w:pPr>
+    </w:p>
+    <w:p>
+      <w:pPr>
+        <w:pBdr>
+          <w:left w:val="single" w:color="2E75B6" w:sz="16" w:space="8"/>
+        </w:pBdr>
+        <w:spacing w:after="50" w:before="140"/>
+        <w:ind w:left="120"/>
       </w:pPr>
       <w:r>
         <w:rPr>
@@ -1280,11 +2053,16 @@
           <w:b/>
           <w:bCs/>
           <w:color w:val="2E75B6"/>
-          <w:sz w:val="22"/>
-          <w:szCs w:val="22"/>
+          <w:sz w:val="21"/>
+          <w:szCs w:val="21"/>
         </w:rPr>
-        <w:t xml:space="preserve">4.1 Principais Achados</w:t>
+        <w:t xml:space="preserve">4.1  Principais Achados</w:t>
       </w:r>
+    </w:p>
+    <w:p>
+      <w:pPr>
+        <w:spacing w:after="0" w:before="40"/>
+      </w:pPr>
     </w:p>
     <w:p>
       <w:pPr>
@@ -1298,9 +2076,9 @@
       <w:r>
         <w:rPr>
           <w:rFonts w:ascii="Arial" w:cs="Arial" w:eastAsia="Arial" w:hAnsi="Arial"/>
-          <w:color w:val="595959"/>
-          <w:sz w:val="20"/>
-          <w:szCs w:val="20"/>
+          <w:color w:val="404040"/>
+          <w:sz w:val="19"/>
+          <w:szCs w:val="19"/>
         </w:rPr>
         <w:t xml:space="preserve">248 trechos monitorados (área + KM), com 496 leituras distribuídas nos dois levantamentos</w:t>
       </w:r>
@@ -1317,11 +2095,11 @@
       <w:r>
         <w:rPr>
           <w:rFonts w:ascii="Arial" w:cs="Arial" w:eastAsia="Arial" w:hAnsi="Arial"/>
-          <w:color w:val="595959"/>
-          <w:sz w:val="20"/>
-          <w:szCs w:val="20"/>
+          <w:color w:val="404040"/>
+          <w:sz w:val="19"/>
+          <w:szCs w:val="19"/>
         </w:rPr>
-        <w:t xml:space="preserve">Distribuição de classes: Nível 1 — 68,9% | Nível 2 — 21,2% | Nível 3 — 9,9% (desbalanceamento significativo na classe crítica)</w:t>
+        <w:t xml:space="preserve">Distribuição: Nível 1 — 68,9%  |  Nível 2 — 21,2%  |  Nível 3 — 9,9%  (classe crítica é minoria)</w:t>
       </w:r>
     </w:p>
     <w:p>
@@ -1336,11 +2114,11 @@
       <w:r>
         <w:rPr>
           <w:rFonts w:ascii="Arial" w:cs="Arial" w:eastAsia="Arial" w:hAnsi="Arial"/>
-          <w:color w:val="595959"/>
-          <w:sz w:val="20"/>
-          <w:szCs w:val="20"/>
+          <w:color w:val="404040"/>
+          <w:sz w:val="19"/>
+          <w:szCs w:val="19"/>
         </w:rPr>
-        <w:t xml:space="preserve">Entre os dois levantamentos, 23 trechos pioraram de nível — sendo CANT. LATERAL INTERNA e CANT. DISPOSITIVO EXT. as áreas de maior risco</w:t>
+        <w:t xml:space="preserve">23 trechos pioraram de nível em 7 dias — CANT. LATERAL INTERNA e CANT. DISPOSITIVO EXT. lideram o risco</w:t>
       </w:r>
     </w:p>
     <w:p>
@@ -1355,16 +2133,25 @@
       <w:r>
         <w:rPr>
           <w:rFonts w:ascii="Arial" w:cs="Arial" w:eastAsia="Arial" w:hAnsi="Arial"/>
-          <w:color w:val="595959"/>
-          <w:sz w:val="20"/>
-          <w:szCs w:val="20"/>
+          <w:color w:val="404040"/>
+          <w:sz w:val="19"/>
+          <w:szCs w:val="19"/>
         </w:rPr>
-        <w:t xml:space="preserve">Cobertura de leituras: ~52% dos trechos apresentam leitura efetiva; os demais têm marcação 'X' (ciclo de inspeção não aplicável), o que é padrão operacional — não é dado faltante</w:t>
+        <w:t xml:space="preserve">~52% dos trechos têm leitura efetiva; demais têm marcação 'X' (ciclo não aplicável ao trecho — padrão operacional, não dado faltante)</w:t>
       </w:r>
     </w:p>
     <w:p>
       <w:pPr>
-        <w:spacing w:after="60" w:before="160"/>
+        <w:spacing w:after="0" w:before="80"/>
+      </w:pPr>
+    </w:p>
+    <w:p>
+      <w:pPr>
+        <w:pBdr>
+          <w:left w:val="single" w:color="2E75B6" w:sz="16" w:space="8"/>
+        </w:pBdr>
+        <w:spacing w:after="50" w:before="140"/>
+        <w:ind w:left="120"/>
       </w:pPr>
       <w:r>
         <w:rPr>
@@ -1372,15 +2159,20 @@
           <w:b/>
           <w:bCs/>
           <w:color w:val="2E75B6"/>
-          <w:sz w:val="22"/>
-          <w:szCs w:val="22"/>
+          <w:sz w:val="21"/>
+          <w:szCs w:val="21"/>
         </w:rPr>
-        <w:t xml:space="preserve">4.2 Problemas Identificados e Tratamentos</w:t>
+        <w:t xml:space="preserve">4.2  Problemas e Tratamentos</w:t>
       </w:r>
+    </w:p>
+    <w:p>
+      <w:pPr>
+        <w:spacing w:after="0" w:before="40"/>
+      </w:pPr>
     </w:p>
     <w:tbl>
       <w:tblPr>
-        <w:tblW w:type="dxa" w:w="9906"/>
+        <w:tblW w:type="dxa" w:w="10106"/>
         <w:tblBorders>
           <w:top w:val="single" w:color="auto" w:sz="4"/>
           <w:left w:val="single" w:color="auto" w:sz="4"/>
@@ -1391,13 +2183,13 @@
         </w:tblBorders>
       </w:tblPr>
       <w:tblGrid>
-        <w:gridCol w:w="3400"/>
-        <w:gridCol w:w="6506"/>
+        <w:gridCol w:w="3200"/>
+        <w:gridCol w:w="6906"/>
       </w:tblGrid>
       <w:tr>
         <w:tc>
           <w:tcPr>
-            <w:tcW w:type="dxa" w:w="3400"/>
+            <w:tcW w:type="dxa" w:w="3200"/>
             <w:tcBorders>
               <w:top w:val="single" w:color="CCCCCC" w:sz="1"/>
               <w:left w:val="single" w:color="CCCCCC" w:sz="1"/>
@@ -1411,6 +2203,7 @@
               <w:bottom w:type="dxa" w:w="80"/>
               <w:right w:type="dxa" w:w="120"/>
             </w:tcMar>
+            <w:vAlign w:val="center"/>
           </w:tcPr>
           <w:p>
             <w:pPr>
@@ -1422,16 +2215,16 @@
                 <w:b/>
                 <w:bCs/>
                 <w:color w:val="FFFFFF"/>
-                <w:sz w:val="18"/>
-                <w:szCs w:val="18"/>
-              </w:rPr>
-              <w:t xml:space="preserve">Problema</w:t>
-            </w:r>
-          </w:p>
-        </w:tc>
-        <w:tc>
-          <w:tcPr>
-            <w:tcW w:type="dxa" w:w="6506"/>
+                <w:sz w:val="17"/>
+                <w:szCs w:val="17"/>
+              </w:rPr>
+              <w:t xml:space="preserve">Problema Identificado</w:t>
+            </w:r>
+          </w:p>
+        </w:tc>
+        <w:tc>
+          <w:tcPr>
+            <w:tcW w:type="dxa" w:w="6906"/>
             <w:tcBorders>
               <w:top w:val="single" w:color="CCCCCC" w:sz="1"/>
               <w:left w:val="single" w:color="CCCCCC" w:sz="1"/>
@@ -1445,6 +2238,7 @@
               <w:bottom w:type="dxa" w:w="80"/>
               <w:right w:type="dxa" w:w="120"/>
             </w:tcMar>
+            <w:vAlign w:val="center"/>
           </w:tcPr>
           <w:p>
             <w:pPr>
@@ -1456,10 +2250,10 @@
                 <w:b/>
                 <w:bCs/>
                 <w:color w:val="FFFFFF"/>
-                <w:sz w:val="18"/>
-                <w:szCs w:val="18"/>
-              </w:rPr>
-              <w:t xml:space="preserve">Tratamento Proposto</w:t>
+                <w:sz w:val="17"/>
+                <w:szCs w:val="17"/>
+              </w:rPr>
+              <w:t xml:space="preserve">Tratamento Aplicado</w:t>
             </w:r>
           </w:p>
         </w:tc>
@@ -1467,36 +2261,39 @@
       <w:tr>
         <w:tc>
           <w:tcPr>
-            <w:tcW w:type="dxa" w:w="3400"/>
-            <w:tcBorders>
-              <w:top w:val="single" w:color="CCCCCC" w:sz="1"/>
-              <w:left w:val="single" w:color="CCCCCC" w:sz="1"/>
-              <w:bottom w:val="single" w:color="CCCCCC" w:sz="1"/>
-              <w:right w:val="single" w:color="CCCCCC" w:sz="1"/>
-            </w:tcBorders>
-            <w:shd w:fill="D6E4F0" w:val="clear"/>
-            <w:tcMar>
-              <w:top w:type="dxa" w:w="60"/>
-              <w:left w:type="dxa" w:w="120"/>
-              <w:bottom w:type="dxa" w:w="60"/>
-              <w:right w:type="dxa" w:w="120"/>
-            </w:tcMar>
-          </w:tcPr>
-          <w:p>
-            <w:r>
-              <w:rPr>
-                <w:rFonts w:ascii="Arial" w:cs="Arial" w:eastAsia="Arial" w:hAnsi="Arial"/>
-                <w:color w:val="595959"/>
-                <w:sz w:val="18"/>
-                <w:szCs w:val="18"/>
-              </w:rPr>
-              <w:t xml:space="preserve">Desbalanceamento de classes</w:t>
-            </w:r>
-          </w:p>
-        </w:tc>
-        <w:tc>
-          <w:tcPr>
-            <w:tcW w:type="dxa" w:w="6506"/>
+            <w:tcW w:type="dxa" w:w="3200"/>
+            <w:tcBorders>
+              <w:top w:val="single" w:color="CCCCCC" w:sz="1"/>
+              <w:left w:val="single" w:color="CCCCCC" w:sz="1"/>
+              <w:bottom w:val="single" w:color="CCCCCC" w:sz="1"/>
+              <w:right w:val="single" w:color="CCCCCC" w:sz="1"/>
+            </w:tcBorders>
+            <w:shd w:fill="EBF3FB" w:val="clear"/>
+            <w:tcMar>
+              <w:top w:type="dxa" w:w="60"/>
+              <w:left w:type="dxa" w:w="120"/>
+              <w:bottom w:type="dxa" w:w="60"/>
+              <w:right w:type="dxa" w:w="120"/>
+            </w:tcMar>
+            <w:vAlign w:val="center"/>
+          </w:tcPr>
+          <w:p>
+            <w:r>
+              <w:rPr>
+                <w:rFonts w:ascii="Arial" w:cs="Arial" w:eastAsia="Arial" w:hAnsi="Arial"/>
+                <w:b w:val="false"/>
+                <w:bCs w:val="false"/>
+                <w:color w:val="404040"/>
+                <w:sz w:val="17"/>
+                <w:szCs w:val="17"/>
+              </w:rPr>
+              <w:t xml:space="preserve">Desbalanceamento — Nível 3 é minoria (9,9%)</w:t>
+            </w:r>
+          </w:p>
+        </w:tc>
+        <w:tc>
+          <w:tcPr>
+            <w:tcW w:type="dxa" w:w="6906"/>
             <w:tcBorders>
               <w:top w:val="single" w:color="CCCCCC" w:sz="1"/>
               <w:left w:val="single" w:color="CCCCCC" w:sz="1"/>
@@ -1510,16 +2307,19 @@
               <w:bottom w:type="dxa" w:w="60"/>
               <w:right w:type="dxa" w:w="120"/>
             </w:tcMar>
-          </w:tcPr>
-          <w:p>
-            <w:r>
-              <w:rPr>
-                <w:rFonts w:ascii="Arial" w:cs="Arial" w:eastAsia="Arial" w:hAnsi="Arial"/>
-                <w:color w:val="595959"/>
-                <w:sz w:val="18"/>
-                <w:szCs w:val="18"/>
-              </w:rPr>
-              <w:t xml:space="preserve">class_weight='balanced' no modelo; SMOTE para oversampling da classe crítica em sprints seguintes</w:t>
+            <w:vAlign w:val="center"/>
+          </w:tcPr>
+          <w:p>
+            <w:r>
+              <w:rPr>
+                <w:rFonts w:ascii="Arial" w:cs="Arial" w:eastAsia="Arial" w:hAnsi="Arial"/>
+                <w:b w:val="false"/>
+                <w:bCs w:val="false"/>
+                <w:color w:val="404040"/>
+                <w:sz w:val="17"/>
+                <w:szCs w:val="17"/>
+              </w:rPr>
+              <w:t xml:space="preserve">SMOTE aplicado no notebook: gera amostras sintéticas da classe crítica, equalizando a distribuição antes do treino</w:t>
             </w:r>
           </w:p>
         </w:tc>
@@ -1527,7 +2327,7 @@
       <w:tr>
         <w:tc>
           <w:tcPr>
-            <w:tcW w:type="dxa" w:w="3400"/>
+            <w:tcW w:type="dxa" w:w="3200"/>
             <w:tcBorders>
               <w:top w:val="single" w:color="CCCCCC" w:sz="1"/>
               <w:left w:val="single" w:color="CCCCCC" w:sz="1"/>
@@ -1541,45 +2341,51 @@
               <w:bottom w:type="dxa" w:w="60"/>
               <w:right w:type="dxa" w:w="120"/>
             </w:tcMar>
-          </w:tcPr>
-          <w:p>
-            <w:r>
-              <w:rPr>
-                <w:rFonts w:ascii="Arial" w:cs="Arial" w:eastAsia="Arial" w:hAnsi="Arial"/>
-                <w:color w:val="595959"/>
-                <w:sz w:val="18"/>
-                <w:szCs w:val="18"/>
-              </w:rPr>
-              <w:t xml:space="preserve">'X' = sem leitura naquele ciclo</w:t>
-            </w:r>
-          </w:p>
-        </w:tc>
-        <w:tc>
-          <w:tcPr>
-            <w:tcW w:type="dxa" w:w="6506"/>
-            <w:tcBorders>
-              <w:top w:val="single" w:color="CCCCCC" w:sz="1"/>
-              <w:left w:val="single" w:color="CCCCCC" w:sz="1"/>
-              <w:bottom w:val="single" w:color="CCCCCC" w:sz="1"/>
-              <w:right w:val="single" w:color="CCCCCC" w:sz="1"/>
-            </w:tcBorders>
-            <w:shd w:fill="FFFFFF" w:val="clear"/>
-            <w:tcMar>
-              <w:top w:type="dxa" w:w="60"/>
-              <w:left w:type="dxa" w:w="120"/>
-              <w:bottom w:type="dxa" w:w="60"/>
-              <w:right w:type="dxa" w:w="120"/>
-            </w:tcMar>
-          </w:tcPr>
-          <w:p>
-            <w:r>
-              <w:rPr>
-                <w:rFonts w:ascii="Arial" w:cs="Arial" w:eastAsia="Arial" w:hAnsi="Arial"/>
-                <w:color w:val="595959"/>
-                <w:sz w:val="18"/>
-                <w:szCs w:val="18"/>
-              </w:rPr>
-              <w:t xml:space="preserve">Excluído da modelagem — apenas trechos com leitura nos dois períodos (T1 e T2) compõem o dataset de treino</w:t>
+            <w:vAlign w:val="center"/>
+          </w:tcPr>
+          <w:p>
+            <w:r>
+              <w:rPr>
+                <w:rFonts w:ascii="Arial" w:cs="Arial" w:eastAsia="Arial" w:hAnsi="Arial"/>
+                <w:b w:val="false"/>
+                <w:bCs w:val="false"/>
+                <w:color w:val="404040"/>
+                <w:sz w:val="17"/>
+                <w:szCs w:val="17"/>
+              </w:rPr>
+              <w:t xml:space="preserve">Registros 'X' sem leitura (~48%)</w:t>
+            </w:r>
+          </w:p>
+        </w:tc>
+        <w:tc>
+          <w:tcPr>
+            <w:tcW w:type="dxa" w:w="6906"/>
+            <w:tcBorders>
+              <w:top w:val="single" w:color="CCCCCC" w:sz="1"/>
+              <w:left w:val="single" w:color="CCCCCC" w:sz="1"/>
+              <w:bottom w:val="single" w:color="CCCCCC" w:sz="1"/>
+              <w:right w:val="single" w:color="CCCCCC" w:sz="1"/>
+            </w:tcBorders>
+            <w:shd w:fill="EBF3FB" w:val="clear"/>
+            <w:tcMar>
+              <w:top w:type="dxa" w:w="60"/>
+              <w:left w:type="dxa" w:w="120"/>
+              <w:bottom w:type="dxa" w:w="60"/>
+              <w:right w:type="dxa" w:w="120"/>
+            </w:tcMar>
+            <w:vAlign w:val="center"/>
+          </w:tcPr>
+          <w:p>
+            <w:r>
+              <w:rPr>
+                <w:rFonts w:ascii="Arial" w:cs="Arial" w:eastAsia="Arial" w:hAnsi="Arial"/>
+                <w:b w:val="false"/>
+                <w:bCs w:val="false"/>
+                <w:color w:val="404040"/>
+                <w:sz w:val="17"/>
+                <w:szCs w:val="17"/>
+              </w:rPr>
+              <w:t xml:space="preserve">Excluídos da modelagem — apenas trechos com leitura em T1 e T2 compõem o dataset de treino (96 amostras)</w:t>
             </w:r>
           </w:p>
         </w:tc>
@@ -1587,36 +2393,39 @@
       <w:tr>
         <w:tc>
           <w:tcPr>
-            <w:tcW w:type="dxa" w:w="3400"/>
-            <w:tcBorders>
-              <w:top w:val="single" w:color="CCCCCC" w:sz="1"/>
-              <w:left w:val="single" w:color="CCCCCC" w:sz="1"/>
-              <w:bottom w:val="single" w:color="CCCCCC" w:sz="1"/>
-              <w:right w:val="single" w:color="CCCCCC" w:sz="1"/>
-            </w:tcBorders>
-            <w:shd w:fill="D6E4F0" w:val="clear"/>
-            <w:tcMar>
-              <w:top w:type="dxa" w:w="60"/>
-              <w:left w:type="dxa" w:w="120"/>
-              <w:bottom w:type="dxa" w:w="60"/>
-              <w:right w:type="dxa" w:w="120"/>
-            </w:tcMar>
-          </w:tcPr>
-          <w:p>
-            <w:r>
-              <w:rPr>
-                <w:rFonts w:ascii="Arial" w:cs="Arial" w:eastAsia="Arial" w:hAnsi="Arial"/>
-                <w:color w:val="595959"/>
-                <w:sz w:val="18"/>
-                <w:szCs w:val="18"/>
-              </w:rPr>
-              <w:t xml:space="preserve">Apenas 2 datas de levantamento</w:t>
-            </w:r>
-          </w:p>
-        </w:tc>
-        <w:tc>
-          <w:tcPr>
-            <w:tcW w:type="dxa" w:w="6506"/>
+            <w:tcW w:type="dxa" w:w="3200"/>
+            <w:tcBorders>
+              <w:top w:val="single" w:color="CCCCCC" w:sz="1"/>
+              <w:left w:val="single" w:color="CCCCCC" w:sz="1"/>
+              <w:bottom w:val="single" w:color="CCCCCC" w:sz="1"/>
+              <w:right w:val="single" w:color="CCCCCC" w:sz="1"/>
+            </w:tcBorders>
+            <w:shd w:fill="EBF3FB" w:val="clear"/>
+            <w:tcMar>
+              <w:top w:type="dxa" w:w="60"/>
+              <w:left w:type="dxa" w:w="120"/>
+              <w:bottom w:type="dxa" w:w="60"/>
+              <w:right w:type="dxa" w:w="120"/>
+            </w:tcMar>
+            <w:vAlign w:val="center"/>
+          </w:tcPr>
+          <w:p>
+            <w:r>
+              <w:rPr>
+                <w:rFonts w:ascii="Arial" w:cs="Arial" w:eastAsia="Arial" w:hAnsi="Arial"/>
+                <w:b w:val="false"/>
+                <w:bCs w:val="false"/>
+                <w:color w:val="404040"/>
+                <w:sz w:val="17"/>
+                <w:szCs w:val="17"/>
+              </w:rPr>
+              <w:t xml:space="preserve">Variável categórica 'area'</w:t>
+            </w:r>
+          </w:p>
+        </w:tc>
+        <w:tc>
+          <w:tcPr>
+            <w:tcW w:type="dxa" w:w="6906"/>
             <w:tcBorders>
               <w:top w:val="single" w:color="CCCCCC" w:sz="1"/>
               <w:left w:val="single" w:color="CCCCCC" w:sz="1"/>
@@ -1630,16 +2439,19 @@
               <w:bottom w:type="dxa" w:w="60"/>
               <w:right w:type="dxa" w:w="120"/>
             </w:tcMar>
-          </w:tcPr>
-          <w:p>
-            <w:r>
-              <w:rPr>
-                <w:rFonts w:ascii="Arial" w:cs="Arial" w:eastAsia="Arial" w:hAnsi="Arial"/>
-                <w:color w:val="595959"/>
-                <w:sz w:val="18"/>
-                <w:szCs w:val="18"/>
-              </w:rPr>
-              <w:t xml:space="preserve">Dataset de modelagem resultante: 96 amostras — suficiente para prova de conceito; Sprint II incorporará histórico acumulado</w:t>
+            <w:vAlign w:val="center"/>
+          </w:tcPr>
+          <w:p>
+            <w:r>
+              <w:rPr>
+                <w:rFonts w:ascii="Arial" w:cs="Arial" w:eastAsia="Arial" w:hAnsi="Arial"/>
+                <w:b w:val="false"/>
+                <w:bCs w:val="false"/>
+                <w:color w:val="404040"/>
+                <w:sz w:val="17"/>
+                <w:szCs w:val="17"/>
+              </w:rPr>
+              <w:t xml:space="preserve">LabelEncoder aplicado; One-Hot Encoding será avaliado em modelos lineares na Sprint II</w:t>
             </w:r>
           </w:p>
         </w:tc>
@@ -1647,7 +2459,7 @@
       <w:tr>
         <w:tc>
           <w:tcPr>
-            <w:tcW w:type="dxa" w:w="3400"/>
+            <w:tcW w:type="dxa" w:w="3200"/>
             <w:tcBorders>
               <w:top w:val="single" w:color="CCCCCC" w:sz="1"/>
               <w:left w:val="single" w:color="CCCCCC" w:sz="1"/>
@@ -1661,45 +2473,51 @@
               <w:bottom w:type="dxa" w:w="60"/>
               <w:right w:type="dxa" w:w="120"/>
             </w:tcMar>
-          </w:tcPr>
-          <w:p>
-            <w:r>
-              <w:rPr>
-                <w:rFonts w:ascii="Arial" w:cs="Arial" w:eastAsia="Arial" w:hAnsi="Arial"/>
-                <w:color w:val="595959"/>
-                <w:sz w:val="18"/>
-                <w:szCs w:val="18"/>
-              </w:rPr>
-              <w:t xml:space="preserve">Encoding de variável categórica</w:t>
-            </w:r>
-          </w:p>
-        </w:tc>
-        <w:tc>
-          <w:tcPr>
-            <w:tcW w:type="dxa" w:w="6506"/>
-            <w:tcBorders>
-              <w:top w:val="single" w:color="CCCCCC" w:sz="1"/>
-              <w:left w:val="single" w:color="CCCCCC" w:sz="1"/>
-              <w:bottom w:val="single" w:color="CCCCCC" w:sz="1"/>
-              <w:right w:val="single" w:color="CCCCCC" w:sz="1"/>
-            </w:tcBorders>
-            <w:shd w:fill="FFFFFF" w:val="clear"/>
-            <w:tcMar>
-              <w:top w:type="dxa" w:w="60"/>
-              <w:left w:type="dxa" w:w="120"/>
-              <w:bottom w:type="dxa" w:w="60"/>
-              <w:right w:type="dxa" w:w="120"/>
-            </w:tcMar>
-          </w:tcPr>
-          <w:p>
-            <w:r>
-              <w:rPr>
-                <w:rFonts w:ascii="Arial" w:cs="Arial" w:eastAsia="Arial" w:hAnsi="Arial"/>
-                <w:color w:val="595959"/>
-                <w:sz w:val="18"/>
-                <w:szCs w:val="18"/>
-              </w:rPr>
-              <w:t xml:space="preserve">LabelEncoder aplicado na feature 'area'; One-Hot Encoding será avaliado em modelos lineares</w:t>
+            <w:vAlign w:val="center"/>
+          </w:tcPr>
+          <w:p>
+            <w:r>
+              <w:rPr>
+                <w:rFonts w:ascii="Arial" w:cs="Arial" w:eastAsia="Arial" w:hAnsi="Arial"/>
+                <w:b w:val="false"/>
+                <w:bCs w:val="false"/>
+                <w:color w:val="404040"/>
+                <w:sz w:val="17"/>
+                <w:szCs w:val="17"/>
+              </w:rPr>
+              <w:t xml:space="preserve">Apenas 2 datas de levantamento</w:t>
+            </w:r>
+          </w:p>
+        </w:tc>
+        <w:tc>
+          <w:tcPr>
+            <w:tcW w:type="dxa" w:w="6906"/>
+            <w:tcBorders>
+              <w:top w:val="single" w:color="CCCCCC" w:sz="1"/>
+              <w:left w:val="single" w:color="CCCCCC" w:sz="1"/>
+              <w:bottom w:val="single" w:color="CCCCCC" w:sz="1"/>
+              <w:right w:val="single" w:color="CCCCCC" w:sz="1"/>
+            </w:tcBorders>
+            <w:shd w:fill="EBF3FB" w:val="clear"/>
+            <w:tcMar>
+              <w:top w:type="dxa" w:w="60"/>
+              <w:left w:type="dxa" w:w="120"/>
+              <w:bottom w:type="dxa" w:w="60"/>
+              <w:right w:type="dxa" w:w="120"/>
+            </w:tcMar>
+            <w:vAlign w:val="center"/>
+          </w:tcPr>
+          <w:p>
+            <w:r>
+              <w:rPr>
+                <w:rFonts w:ascii="Arial" w:cs="Arial" w:eastAsia="Arial" w:hAnsi="Arial"/>
+                <w:b w:val="false"/>
+                <w:bCs w:val="false"/>
+                <w:color w:val="404040"/>
+                <w:sz w:val="17"/>
+                <w:szCs w:val="17"/>
+              </w:rPr>
+              <w:t xml:space="preserve">Suficiente para prova de conceito nesta Sprint; histórico acumulado ampliará o dataset nas próximas entregas</w:t>
             </w:r>
           </w:p>
         </w:tc>
@@ -1707,45 +2525,55 @@
     </w:tbl>
     <w:p>
       <w:pPr>
-        <w:pBdr>
-          <w:bottom w:val="single" w:color="2E75B6" w:sz="8" w:space="4"/>
-        </w:pBdr>
-        <w:spacing w:after="80" w:before="240"/>
+        <w:spacing w:after="0" w:before="120"/>
+      </w:pPr>
+    </w:p>
+    <w:p>
+      <w:pPr>
+        <w:shd w:fill="1F4E79" w:val="clear"/>
+        <w:spacing w:after="0" w:before="200"/>
+        <w:ind w:left="0"/>
       </w:pPr>
       <w:r>
         <w:rPr>
           <w:rFonts w:ascii="Arial" w:cs="Arial" w:eastAsia="Arial" w:hAnsi="Arial"/>
           <w:b/>
           <w:bCs/>
-          <w:color w:val="1F4E79"/>
-          <w:sz w:val="26"/>
-          <w:szCs w:val="26"/>
+          <w:color w:val="FFFFFF"/>
+          <w:sz w:val="24"/>
+          <w:szCs w:val="24"/>
         </w:rPr>
-        <w:t xml:space="preserve">5. Métricas de Sucesso</w:t>
+        <w:t xml:space="preserve">  5. Métricas de Sucesso</w:t>
       </w:r>
     </w:p>
     <w:p>
       <w:pPr>
+        <w:spacing w:after="0" w:before="100"/>
+      </w:pPr>
+    </w:p>
+    <w:p>
+      <w:pPr>
         <w:spacing w:after="40" w:before="40"/>
+        <w:ind w:left="0"/>
       </w:pPr>
       <w:r>
         <w:rPr>
           <w:rFonts w:ascii="Arial" w:cs="Arial" w:eastAsia="Arial" w:hAnsi="Arial"/>
-          <w:color w:val="595959"/>
-          <w:sz w:val="20"/>
-          <w:szCs w:val="20"/>
+          <w:color w:val="404040"/>
+          <w:sz w:val="19"/>
+          <w:szCs w:val="19"/>
         </w:rPr>
-        <w:t xml:space="preserve">Dado o contexto operacional (priorização de manutenção preventiva), o custo de um falso negativo — não detectar um trecho crítico — é muito maior que o custo de um falso positivo. Por isso, as métricas priorizam recall da classe crítica:</w:t>
+        <w:t xml:space="preserve">Dado o contexto operacional — priorização de manutenção preventiva — o custo de um falso negativo (não detectar trecho crítico) é muito maior que o custo de um falso positivo. As métricas priorizam recall da classe crítica:</w:t>
       </w:r>
     </w:p>
     <w:p>
       <w:pPr>
-        <w:spacing w:after="40" w:before="60"/>
+        <w:spacing w:after="0" w:before="60"/>
       </w:pPr>
     </w:p>
     <w:tbl>
       <w:tblPr>
-        <w:tblW w:type="dxa" w:w="9906"/>
+        <w:tblW w:type="dxa" w:w="10106"/>
         <w:tblBorders>
           <w:top w:val="single" w:color="auto" w:sz="4"/>
           <w:left w:val="single" w:color="auto" w:sz="4"/>
@@ -1757,7 +2585,7 @@
       </w:tblPr>
       <w:tblGrid>
         <w:gridCol w:w="2800"/>
-        <w:gridCol w:w="7106"/>
+        <w:gridCol w:w="7306"/>
       </w:tblGrid>
       <w:tr>
         <w:tc>
@@ -1776,6 +2604,7 @@
               <w:bottom w:type="dxa" w:w="80"/>
               <w:right w:type="dxa" w:w="120"/>
             </w:tcMar>
+            <w:vAlign w:val="center"/>
           </w:tcPr>
           <w:p>
             <w:pPr>
@@ -1787,8 +2616,8 @@
                 <w:b/>
                 <w:bCs/>
                 <w:color w:val="FFFFFF"/>
-                <w:sz w:val="18"/>
-                <w:szCs w:val="18"/>
+                <w:sz w:val="17"/>
+                <w:szCs w:val="17"/>
               </w:rPr>
               <w:t xml:space="preserve">Métrica</w:t>
             </w:r>
@@ -1796,7 +2625,7 @@
         </w:tc>
         <w:tc>
           <w:tcPr>
-            <w:tcW w:type="dxa" w:w="7106"/>
+            <w:tcW w:type="dxa" w:w="7306"/>
             <w:tcBorders>
               <w:top w:val="single" w:color="CCCCCC" w:sz="1"/>
               <w:left w:val="single" w:color="CCCCCC" w:sz="1"/>
@@ -1810,6 +2639,7 @@
               <w:bottom w:type="dxa" w:w="80"/>
               <w:right w:type="dxa" w:w="120"/>
             </w:tcMar>
+            <w:vAlign w:val="center"/>
           </w:tcPr>
           <w:p>
             <w:pPr>
@@ -1821,8 +2651,8 @@
                 <w:b/>
                 <w:bCs/>
                 <w:color w:val="FFFFFF"/>
-                <w:sz w:val="18"/>
-                <w:szCs w:val="18"/>
+                <w:sz w:val="17"/>
+                <w:szCs w:val="17"/>
               </w:rPr>
               <w:t xml:space="preserve">Justificativa</w:t>
             </w:r>
@@ -1839,52 +2669,61 @@
               <w:bottom w:val="single" w:color="CCCCCC" w:sz="1"/>
               <w:right w:val="single" w:color="CCCCCC" w:sz="1"/>
             </w:tcBorders>
-            <w:shd w:fill="D6E4F0" w:val="clear"/>
-            <w:tcMar>
-              <w:top w:type="dxa" w:w="60"/>
-              <w:left w:type="dxa" w:w="120"/>
-              <w:bottom w:type="dxa" w:w="60"/>
-              <w:right w:type="dxa" w:w="120"/>
-            </w:tcMar>
-          </w:tcPr>
-          <w:p>
-            <w:r>
-              <w:rPr>
-                <w:rFonts w:ascii="Arial" w:cs="Arial" w:eastAsia="Arial" w:hAnsi="Arial"/>
-                <w:color w:val="595959"/>
-                <w:sz w:val="18"/>
-                <w:szCs w:val="18"/>
-              </w:rPr>
-              <w:t xml:space="preserve">Recall (Classe Crítica)</w:t>
-            </w:r>
-          </w:p>
-        </w:tc>
-        <w:tc>
-          <w:tcPr>
-            <w:tcW w:type="dxa" w:w="7106"/>
-            <w:tcBorders>
-              <w:top w:val="single" w:color="CCCCCC" w:sz="1"/>
-              <w:left w:val="single" w:color="CCCCCC" w:sz="1"/>
-              <w:bottom w:val="single" w:color="CCCCCC" w:sz="1"/>
-              <w:right w:val="single" w:color="CCCCCC" w:sz="1"/>
-            </w:tcBorders>
-            <w:shd w:fill="FFFFFF" w:val="clear"/>
-            <w:tcMar>
-              <w:top w:type="dxa" w:w="60"/>
-              <w:left w:type="dxa" w:w="120"/>
-              <w:bottom w:type="dxa" w:w="60"/>
-              <w:right w:type="dxa" w:w="120"/>
-            </w:tcMar>
-          </w:tcPr>
-          <w:p>
-            <w:r>
-              <w:rPr>
-                <w:rFonts w:ascii="Arial" w:cs="Arial" w:eastAsia="Arial" w:hAnsi="Arial"/>
-                <w:color w:val="595959"/>
-                <w:sz w:val="18"/>
-                <w:szCs w:val="18"/>
-              </w:rPr>
-              <w:t xml:space="preserve">Métrica primária — minimizar trechos críticos não detectados</w:t>
+            <w:shd w:fill="FCE4D6" w:val="clear"/>
+            <w:tcMar>
+              <w:top w:type="dxa" w:w="60"/>
+              <w:left w:type="dxa" w:w="120"/>
+              <w:bottom w:type="dxa" w:w="60"/>
+              <w:right w:type="dxa" w:w="120"/>
+            </w:tcMar>
+            <w:vAlign w:val="center"/>
+          </w:tcPr>
+          <w:p>
+            <w:pPr>
+              <w:jc w:val="center"/>
+            </w:pPr>
+            <w:r>
+              <w:rPr>
+                <w:rFonts w:ascii="Arial" w:cs="Arial" w:eastAsia="Arial" w:hAnsi="Arial"/>
+                <w:b/>
+                <w:bCs/>
+                <w:color w:val="C55A11"/>
+                <w:sz w:val="17"/>
+                <w:szCs w:val="17"/>
+              </w:rPr>
+              <w:t xml:space="preserve">Recall  (Crítico)</w:t>
+            </w:r>
+          </w:p>
+        </w:tc>
+        <w:tc>
+          <w:tcPr>
+            <w:tcW w:type="dxa" w:w="7306"/>
+            <w:tcBorders>
+              <w:top w:val="single" w:color="CCCCCC" w:sz="1"/>
+              <w:left w:val="single" w:color="CCCCCC" w:sz="1"/>
+              <w:bottom w:val="single" w:color="CCCCCC" w:sz="1"/>
+              <w:right w:val="single" w:color="CCCCCC" w:sz="1"/>
+            </w:tcBorders>
+            <w:shd w:fill="EBF3FB" w:val="clear"/>
+            <w:tcMar>
+              <w:top w:type="dxa" w:w="60"/>
+              <w:left w:type="dxa" w:w="120"/>
+              <w:bottom w:type="dxa" w:w="60"/>
+              <w:right w:type="dxa" w:w="120"/>
+            </w:tcMar>
+            <w:vAlign w:val="center"/>
+          </w:tcPr>
+          <w:p>
+            <w:r>
+              <w:rPr>
+                <w:rFonts w:ascii="Arial" w:cs="Arial" w:eastAsia="Arial" w:hAnsi="Arial"/>
+                <w:b w:val="false"/>
+                <w:bCs w:val="false"/>
+                <w:color w:val="404040"/>
+                <w:sz w:val="17"/>
+                <w:szCs w:val="17"/>
+              </w:rPr>
+              <w:t xml:space="preserve">Métrica primária — minimizar trechos críticos não detectados antes da intervenção</w:t>
             </w:r>
           </w:p>
         </w:tc>
@@ -1899,6 +2738,41 @@
               <w:bottom w:val="single" w:color="CCCCCC" w:sz="1"/>
               <w:right w:val="single" w:color="CCCCCC" w:sz="1"/>
             </w:tcBorders>
+            <w:shd w:fill="D6E4F0" w:val="clear"/>
+            <w:tcMar>
+              <w:top w:type="dxa" w:w="60"/>
+              <w:left w:type="dxa" w:w="120"/>
+              <w:bottom w:type="dxa" w:w="60"/>
+              <w:right w:type="dxa" w:w="120"/>
+            </w:tcMar>
+            <w:vAlign w:val="center"/>
+          </w:tcPr>
+          <w:p>
+            <w:pPr>
+              <w:jc w:val="center"/>
+            </w:pPr>
+            <w:r>
+              <w:rPr>
+                <w:rFonts w:ascii="Arial" w:cs="Arial" w:eastAsia="Arial" w:hAnsi="Arial"/>
+                <w:b/>
+                <w:bCs/>
+                <w:color w:val="2E75B6"/>
+                <w:sz w:val="17"/>
+                <w:szCs w:val="17"/>
+              </w:rPr>
+              <w:t xml:space="preserve">F1-Score macro</w:t>
+            </w:r>
+          </w:p>
+        </w:tc>
+        <w:tc>
+          <w:tcPr>
+            <w:tcW w:type="dxa" w:w="7306"/>
+            <w:tcBorders>
+              <w:top w:val="single" w:color="CCCCCC" w:sz="1"/>
+              <w:left w:val="single" w:color="CCCCCC" w:sz="1"/>
+              <w:bottom w:val="single" w:color="CCCCCC" w:sz="1"/>
+              <w:right w:val="single" w:color="CCCCCC" w:sz="1"/>
+            </w:tcBorders>
             <w:shd w:fill="FFFFFF" w:val="clear"/>
             <w:tcMar>
               <w:top w:type="dxa" w:w="60"/>
@@ -1906,45 +2780,19 @@
               <w:bottom w:type="dxa" w:w="60"/>
               <w:right w:type="dxa" w:w="120"/>
             </w:tcMar>
-          </w:tcPr>
-          <w:p>
-            <w:r>
-              <w:rPr>
-                <w:rFonts w:ascii="Arial" w:cs="Arial" w:eastAsia="Arial" w:hAnsi="Arial"/>
-                <w:color w:val="595959"/>
-                <w:sz w:val="18"/>
-                <w:szCs w:val="18"/>
-              </w:rPr>
-              <w:t xml:space="preserve">F1-Score (macro)</w:t>
-            </w:r>
-          </w:p>
-        </w:tc>
-        <w:tc>
-          <w:tcPr>
-            <w:tcW w:type="dxa" w:w="7106"/>
-            <w:tcBorders>
-              <w:top w:val="single" w:color="CCCCCC" w:sz="1"/>
-              <w:left w:val="single" w:color="CCCCCC" w:sz="1"/>
-              <w:bottom w:val="single" w:color="CCCCCC" w:sz="1"/>
-              <w:right w:val="single" w:color="CCCCCC" w:sz="1"/>
-            </w:tcBorders>
-            <w:shd w:fill="FFFFFF" w:val="clear"/>
-            <w:tcMar>
-              <w:top w:type="dxa" w:w="60"/>
-              <w:left w:type="dxa" w:w="120"/>
-              <w:bottom w:type="dxa" w:w="60"/>
-              <w:right w:type="dxa" w:w="120"/>
-            </w:tcMar>
-          </w:tcPr>
-          <w:p>
-            <w:r>
-              <w:rPr>
-                <w:rFonts w:ascii="Arial" w:cs="Arial" w:eastAsia="Arial" w:hAnsi="Arial"/>
-                <w:color w:val="595959"/>
-                <w:sz w:val="18"/>
-                <w:szCs w:val="18"/>
-              </w:rPr>
-              <w:t xml:space="preserve">Equilibra precisão e recall considerando o desbalanceamento entre as classes</w:t>
+            <w:vAlign w:val="center"/>
+          </w:tcPr>
+          <w:p>
+            <w:r>
+              <w:rPr>
+                <w:rFonts w:ascii="Arial" w:cs="Arial" w:eastAsia="Arial" w:hAnsi="Arial"/>
+                <w:b w:val="false"/>
+                <w:bCs w:val="false"/>
+                <w:color w:val="404040"/>
+                <w:sz w:val="17"/>
+                <w:szCs w:val="17"/>
+              </w:rPr>
+              <w:t xml:space="preserve">Equilibra precisão e recall considerando o desbalanceamento entre as três classes</w:t>
             </w:r>
           </w:p>
         </w:tc>
@@ -1959,21 +2807,27 @@
               <w:bottom w:val="single" w:color="CCCCCC" w:sz="1"/>
               <w:right w:val="single" w:color="CCCCCC" w:sz="1"/>
             </w:tcBorders>
-            <w:shd w:fill="D6E4F0" w:val="clear"/>
-            <w:tcMar>
-              <w:top w:type="dxa" w:w="60"/>
-              <w:left w:type="dxa" w:w="120"/>
-              <w:bottom w:type="dxa" w:w="60"/>
-              <w:right w:type="dxa" w:w="120"/>
-            </w:tcMar>
-          </w:tcPr>
-          <w:p>
-            <w:r>
-              <w:rPr>
-                <w:rFonts w:ascii="Arial" w:cs="Arial" w:eastAsia="Arial" w:hAnsi="Arial"/>
-                <w:color w:val="595959"/>
-                <w:sz w:val="18"/>
-                <w:szCs w:val="18"/>
+            <w:shd w:fill="E2EFDA" w:val="clear"/>
+            <w:tcMar>
+              <w:top w:type="dxa" w:w="60"/>
+              <w:left w:type="dxa" w:w="120"/>
+              <w:bottom w:type="dxa" w:w="60"/>
+              <w:right w:type="dxa" w:w="120"/>
+            </w:tcMar>
+            <w:vAlign w:val="center"/>
+          </w:tcPr>
+          <w:p>
+            <w:pPr>
+              <w:jc w:val="center"/>
+            </w:pPr>
+            <w:r>
+              <w:rPr>
+                <w:rFonts w:ascii="Arial" w:cs="Arial" w:eastAsia="Arial" w:hAnsi="Arial"/>
+                <w:b/>
+                <w:bCs/>
+                <w:color w:val="1E7145"/>
+                <w:sz w:val="17"/>
+                <w:szCs w:val="17"/>
               </w:rPr>
               <w:t xml:space="preserve">AUC-ROC</w:t>
             </w:r>
@@ -1981,30 +2835,33 @@
         </w:tc>
         <w:tc>
           <w:tcPr>
-            <w:tcW w:type="dxa" w:w="7106"/>
-            <w:tcBorders>
-              <w:top w:val="single" w:color="CCCCCC" w:sz="1"/>
-              <w:left w:val="single" w:color="CCCCCC" w:sz="1"/>
-              <w:bottom w:val="single" w:color="CCCCCC" w:sz="1"/>
-              <w:right w:val="single" w:color="CCCCCC" w:sz="1"/>
-            </w:tcBorders>
-            <w:shd w:fill="FFFFFF" w:val="clear"/>
-            <w:tcMar>
-              <w:top w:type="dxa" w:w="60"/>
-              <w:left w:type="dxa" w:w="120"/>
-              <w:bottom w:type="dxa" w:w="60"/>
-              <w:right w:type="dxa" w:w="120"/>
-            </w:tcMar>
-          </w:tcPr>
-          <w:p>
-            <w:r>
-              <w:rPr>
-                <w:rFonts w:ascii="Arial" w:cs="Arial" w:eastAsia="Arial" w:hAnsi="Arial"/>
-                <w:color w:val="595959"/>
-                <w:sz w:val="18"/>
-                <w:szCs w:val="18"/>
-              </w:rPr>
-              <w:t xml:space="preserve">Avalia a separabilidade do modelo entre crítico e não-crítico, independente do threshold</w:t>
+            <w:tcW w:type="dxa" w:w="7306"/>
+            <w:tcBorders>
+              <w:top w:val="single" w:color="CCCCCC" w:sz="1"/>
+              <w:left w:val="single" w:color="CCCCCC" w:sz="1"/>
+              <w:bottom w:val="single" w:color="CCCCCC" w:sz="1"/>
+              <w:right w:val="single" w:color="CCCCCC" w:sz="1"/>
+            </w:tcBorders>
+            <w:shd w:fill="EBF3FB" w:val="clear"/>
+            <w:tcMar>
+              <w:top w:type="dxa" w:w="60"/>
+              <w:left w:type="dxa" w:w="120"/>
+              <w:bottom w:type="dxa" w:w="60"/>
+              <w:right w:type="dxa" w:w="120"/>
+            </w:tcMar>
+            <w:vAlign w:val="center"/>
+          </w:tcPr>
+          <w:p>
+            <w:r>
+              <w:rPr>
+                <w:rFonts w:ascii="Arial" w:cs="Arial" w:eastAsia="Arial" w:hAnsi="Arial"/>
+                <w:b w:val="false"/>
+                <w:bCs w:val="false"/>
+                <w:color w:val="404040"/>
+                <w:sz w:val="17"/>
+                <w:szCs w:val="17"/>
+              </w:rPr>
+              <w:t xml:space="preserve">Avalia a separabilidade do modelo entre crítico e não-crítico, independente do threshold de decisão</w:t>
             </w:r>
           </w:p>
         </w:tc>
@@ -2019,6 +2876,41 @@
               <w:bottom w:val="single" w:color="CCCCCC" w:sz="1"/>
               <w:right w:val="single" w:color="CCCCCC" w:sz="1"/>
             </w:tcBorders>
+            <w:shd w:fill="D6E4F0" w:val="clear"/>
+            <w:tcMar>
+              <w:top w:type="dxa" w:w="60"/>
+              <w:left w:type="dxa" w:w="120"/>
+              <w:bottom w:type="dxa" w:w="60"/>
+              <w:right w:type="dxa" w:w="120"/>
+            </w:tcMar>
+            <w:vAlign w:val="center"/>
+          </w:tcPr>
+          <w:p>
+            <w:pPr>
+              <w:jc w:val="center"/>
+            </w:pPr>
+            <w:r>
+              <w:rPr>
+                <w:rFonts w:ascii="Arial" w:cs="Arial" w:eastAsia="Arial" w:hAnsi="Arial"/>
+                <w:b/>
+                <w:bCs/>
+                <w:color w:val="2E75B6"/>
+                <w:sz w:val="17"/>
+                <w:szCs w:val="17"/>
+              </w:rPr>
+              <w:t xml:space="preserve">Precision@K</w:t>
+            </w:r>
+          </w:p>
+        </w:tc>
+        <w:tc>
+          <w:tcPr>
+            <w:tcW w:type="dxa" w:w="7306"/>
+            <w:tcBorders>
+              <w:top w:val="single" w:color="CCCCCC" w:sz="1"/>
+              <w:left w:val="single" w:color="CCCCCC" w:sz="1"/>
+              <w:bottom w:val="single" w:color="CCCCCC" w:sz="1"/>
+              <w:right w:val="single" w:color="CCCCCC" w:sz="1"/>
+            </w:tcBorders>
             <w:shd w:fill="FFFFFF" w:val="clear"/>
             <w:tcMar>
               <w:top w:type="dxa" w:w="60"/>
@@ -2026,45 +2918,19 @@
               <w:bottom w:type="dxa" w:w="60"/>
               <w:right w:type="dxa" w:w="120"/>
             </w:tcMar>
-          </w:tcPr>
-          <w:p>
-            <w:r>
-              <w:rPr>
-                <w:rFonts w:ascii="Arial" w:cs="Arial" w:eastAsia="Arial" w:hAnsi="Arial"/>
-                <w:color w:val="595959"/>
-                <w:sz w:val="18"/>
-                <w:szCs w:val="18"/>
-              </w:rPr>
-              <w:t xml:space="preserve">Precision@K</w:t>
-            </w:r>
-          </w:p>
-        </w:tc>
-        <w:tc>
-          <w:tcPr>
-            <w:tcW w:type="dxa" w:w="7106"/>
-            <w:tcBorders>
-              <w:top w:val="single" w:color="CCCCCC" w:sz="1"/>
-              <w:left w:val="single" w:color="CCCCCC" w:sz="1"/>
-              <w:bottom w:val="single" w:color="CCCCCC" w:sz="1"/>
-              <w:right w:val="single" w:color="CCCCCC" w:sz="1"/>
-            </w:tcBorders>
-            <w:shd w:fill="FFFFFF" w:val="clear"/>
-            <w:tcMar>
-              <w:top w:type="dxa" w:w="60"/>
-              <w:left w:type="dxa" w:w="120"/>
-              <w:bottom w:type="dxa" w:w="60"/>
-              <w:right w:type="dxa" w:w="120"/>
-            </w:tcMar>
-          </w:tcPr>
-          <w:p>
-            <w:r>
-              <w:rPr>
-                <w:rFonts w:ascii="Arial" w:cs="Arial" w:eastAsia="Arial" w:hAnsi="Arial"/>
-                <w:color w:val="595959"/>
-                <w:sz w:val="18"/>
-                <w:szCs w:val="18"/>
-              </w:rPr>
-              <w:t xml:space="preserve">Dos K trechos sinalizados como mais críticos, quantos de fato o são — relevante para priorização de equipes</w:t>
+            <w:vAlign w:val="center"/>
+          </w:tcPr>
+          <w:p>
+            <w:r>
+              <w:rPr>
+                <w:rFonts w:ascii="Arial" w:cs="Arial" w:eastAsia="Arial" w:hAnsi="Arial"/>
+                <w:b w:val="false"/>
+                <w:bCs w:val="false"/>
+                <w:color w:val="404040"/>
+                <w:sz w:val="17"/>
+                <w:szCs w:val="17"/>
+              </w:rPr>
+              <w:t xml:space="preserve">Dos K trechos com maior score de risco, quantos são de fato críticos — relevante para roteirização de equipes</w:t>
             </w:r>
           </w:p>
         </w:tc>
@@ -2072,45 +2938,55 @@
     </w:tbl>
     <w:p>
       <w:pPr>
-        <w:pBdr>
-          <w:bottom w:val="single" w:color="2E75B6" w:sz="8" w:space="4"/>
-        </w:pBdr>
-        <w:spacing w:after="80" w:before="240"/>
+        <w:spacing w:after="0" w:before="120"/>
+      </w:pPr>
+    </w:p>
+    <w:p>
+      <w:pPr>
+        <w:shd w:fill="1F4E79" w:val="clear"/>
+        <w:spacing w:after="0" w:before="200"/>
+        <w:ind w:left="0"/>
       </w:pPr>
       <w:r>
         <w:rPr>
           <w:rFonts w:ascii="Arial" w:cs="Arial" w:eastAsia="Arial" w:hAnsi="Arial"/>
           <w:b/>
           <w:bCs/>
-          <w:color w:val="1F4E79"/>
-          <w:sz w:val="26"/>
-          <w:szCs w:val="26"/>
+          <w:color w:val="FFFFFF"/>
+          <w:sz w:val="24"/>
+          <w:szCs w:val="24"/>
         </w:rPr>
-        <w:t xml:space="preserve">6. Integração com o Contexto Operacional da Motiva/CCR</w:t>
+        <w:t xml:space="preserve">  6. Integração com o Contexto Operacional da Motiva/CCR</w:t>
       </w:r>
     </w:p>
     <w:p>
       <w:pPr>
+        <w:spacing w:after="0" w:before="100"/>
+      </w:pPr>
+    </w:p>
+    <w:p>
+      <w:pPr>
         <w:spacing w:after="40" w:before="40"/>
+        <w:ind w:left="0"/>
       </w:pPr>
       <w:r>
         <w:rPr>
           <w:rFonts w:ascii="Arial" w:cs="Arial" w:eastAsia="Arial" w:hAnsi="Arial"/>
-          <w:color w:val="595959"/>
-          <w:sz w:val="20"/>
-          <w:szCs w:val="20"/>
+          <w:color w:val="404040"/>
+          <w:sz w:val="19"/>
+          <w:szCs w:val="19"/>
         </w:rPr>
-        <w:t xml:space="preserve">A solução é projetada para operar em Edge AI — processamento local, sem dependência de conectividade contínua à nuvem, compatível com dispositivos embarcados utilizados em campo:</w:t>
+        <w:t xml:space="preserve">A solução é projetada para operar em Edge AI — processamento local, sem dependência de conectividade contínua, compatível com dispositivos embarcados utilizados pelas equipes de campo:</w:t>
       </w:r>
     </w:p>
     <w:p>
       <w:pPr>
-        <w:spacing w:after="40" w:before="60"/>
+        <w:spacing w:after="0" w:before="60"/>
       </w:pPr>
     </w:p>
     <w:tbl>
       <w:tblPr>
-        <w:tblW w:type="dxa" w:w="9906"/>
+        <w:tblW w:type="dxa" w:w="10106"/>
         <w:tblBorders>
           <w:top w:val="single" w:color="auto" w:sz="4"/>
           <w:left w:val="single" w:color="auto" w:sz="4"/>
@@ -2121,13 +2997,14 @@
         </w:tblBorders>
       </w:tblPr>
       <w:tblGrid>
+        <w:gridCol w:w="400"/>
         <w:gridCol w:w="1400"/>
-        <w:gridCol w:w="8506"/>
+        <w:gridCol w:w="8306"/>
       </w:tblGrid>
       <w:tr>
         <w:tc>
           <w:tcPr>
-            <w:tcW w:type="dxa" w:w="1400"/>
+            <w:tcW w:type="dxa" w:w="400"/>
             <w:tcBorders>
               <w:top w:val="single" w:color="CCCCCC" w:sz="1"/>
               <w:left w:val="single" w:color="CCCCCC" w:sz="1"/>
@@ -2141,6 +3018,7 @@
               <w:bottom w:type="dxa" w:w="80"/>
               <w:right w:type="dxa" w:w="120"/>
             </w:tcMar>
+            <w:vAlign w:val="center"/>
           </w:tcPr>
           <w:p>
             <w:pPr>
@@ -2152,16 +3030,16 @@
                 <w:b/>
                 <w:bCs/>
                 <w:color w:val="FFFFFF"/>
-                <w:sz w:val="18"/>
-                <w:szCs w:val="18"/>
-              </w:rPr>
-              <w:t xml:space="preserve">Etapa</w:t>
-            </w:r>
-          </w:p>
-        </w:tc>
-        <w:tc>
-          <w:tcPr>
-            <w:tcW w:type="dxa" w:w="8506"/>
+                <w:sz w:val="17"/>
+                <w:szCs w:val="17"/>
+              </w:rPr>
+              <w:t xml:space="preserve"/>
+            </w:r>
+          </w:p>
+        </w:tc>
+        <w:tc>
+          <w:tcPr>
+            <w:tcW w:type="dxa" w:w="1400"/>
             <w:tcBorders>
               <w:top w:val="single" w:color="CCCCCC" w:sz="1"/>
               <w:left w:val="single" w:color="CCCCCC" w:sz="1"/>
@@ -2175,6 +3053,7 @@
               <w:bottom w:type="dxa" w:w="80"/>
               <w:right w:type="dxa" w:w="120"/>
             </w:tcMar>
+            <w:vAlign w:val="center"/>
           </w:tcPr>
           <w:p>
             <w:pPr>
@@ -2186,8 +3065,43 @@
                 <w:b/>
                 <w:bCs/>
                 <w:color w:val="FFFFFF"/>
-                <w:sz w:val="18"/>
-                <w:szCs w:val="18"/>
+                <w:sz w:val="17"/>
+                <w:szCs w:val="17"/>
+              </w:rPr>
+              <w:t xml:space="preserve">Etapa</w:t>
+            </w:r>
+          </w:p>
+        </w:tc>
+        <w:tc>
+          <w:tcPr>
+            <w:tcW w:type="dxa" w:w="8306"/>
+            <w:tcBorders>
+              <w:top w:val="single" w:color="CCCCCC" w:sz="1"/>
+              <w:left w:val="single" w:color="CCCCCC" w:sz="1"/>
+              <w:bottom w:val="single" w:color="CCCCCC" w:sz="1"/>
+              <w:right w:val="single" w:color="CCCCCC" w:sz="1"/>
+            </w:tcBorders>
+            <w:shd w:fill="2E75B6" w:val="clear"/>
+            <w:tcMar>
+              <w:top w:type="dxa" w:w="80"/>
+              <w:left w:type="dxa" w:w="120"/>
+              <w:bottom w:type="dxa" w:w="80"/>
+              <w:right w:type="dxa" w:w="120"/>
+            </w:tcMar>
+            <w:vAlign w:val="center"/>
+          </w:tcPr>
+          <w:p>
+            <w:pPr>
+              <w:jc w:val="center"/>
+            </w:pPr>
+            <w:r>
+              <w:rPr>
+                <w:rFonts w:ascii="Arial" w:cs="Arial" w:eastAsia="Arial" w:hAnsi="Arial"/>
+                <w:b/>
+                <w:bCs/>
+                <w:color w:val="FFFFFF"/>
+                <w:sz w:val="17"/>
+                <w:szCs w:val="17"/>
               </w:rPr>
               <w:t xml:space="preserve">Descrição</w:t>
             </w:r>
@@ -2197,6 +3111,41 @@
       <w:tr>
         <w:tc>
           <w:tcPr>
+            <w:tcW w:type="dxa" w:w="400"/>
+            <w:tcBorders>
+              <w:top w:val="single" w:color="CCCCCC" w:sz="1"/>
+              <w:left w:val="single" w:color="CCCCCC" w:sz="1"/>
+              <w:bottom w:val="single" w:color="CCCCCC" w:sz="1"/>
+              <w:right w:val="single" w:color="CCCCCC" w:sz="1"/>
+            </w:tcBorders>
+            <w:shd w:fill="D6E4F0" w:val="clear"/>
+            <w:tcMar>
+              <w:top w:type="dxa" w:w="60"/>
+              <w:left w:type="dxa" w:w="120"/>
+              <w:bottom w:type="dxa" w:w="60"/>
+              <w:right w:type="dxa" w:w="120"/>
+            </w:tcMar>
+            <w:vAlign w:val="center"/>
+          </w:tcPr>
+          <w:p>
+            <w:pPr>
+              <w:jc w:val="center"/>
+            </w:pPr>
+            <w:r>
+              <w:rPr>
+                <w:rFonts w:ascii="Arial" w:cs="Arial" w:eastAsia="Arial" w:hAnsi="Arial"/>
+                <w:b/>
+                <w:bCs/>
+                <w:color w:val="2E75B6"/>
+                <w:sz w:val="17"/>
+                <w:szCs w:val="17"/>
+              </w:rPr>
+              <w:t xml:space="preserve">1</w:t>
+            </w:r>
+          </w:p>
+        </w:tc>
+        <w:tc>
+          <w:tcPr>
             <w:tcW w:type="dxa" w:w="1400"/>
             <w:tcBorders>
               <w:top w:val="single" w:color="CCCCCC" w:sz="1"/>
@@ -2204,35 +3153,6 @@
               <w:bottom w:val="single" w:color="CCCCCC" w:sz="1"/>
               <w:right w:val="single" w:color="CCCCCC" w:sz="1"/>
             </w:tcBorders>
-            <w:shd w:fill="D6E4F0" w:val="clear"/>
-            <w:tcMar>
-              <w:top w:type="dxa" w:w="60"/>
-              <w:left w:type="dxa" w:w="120"/>
-              <w:bottom w:type="dxa" w:w="60"/>
-              <w:right w:type="dxa" w:w="120"/>
-            </w:tcMar>
-          </w:tcPr>
-          <w:p>
-            <w:r>
-              <w:rPr>
-                <w:rFonts w:ascii="Arial" w:cs="Arial" w:eastAsia="Arial" w:hAnsi="Arial"/>
-                <w:color w:val="595959"/>
-                <w:sz w:val="18"/>
-                <w:szCs w:val="18"/>
-              </w:rPr>
-              <w:t xml:space="preserve">1. Coleta</w:t>
-            </w:r>
-          </w:p>
-        </w:tc>
-        <w:tc>
-          <w:tcPr>
-            <w:tcW w:type="dxa" w:w="8506"/>
-            <w:tcBorders>
-              <w:top w:val="single" w:color="CCCCCC" w:sz="1"/>
-              <w:left w:val="single" w:color="CCCCCC" w:sz="1"/>
-              <w:bottom w:val="single" w:color="CCCCCC" w:sz="1"/>
-              <w:right w:val="single" w:color="CCCCCC" w:sz="1"/>
-            </w:tcBorders>
             <w:shd w:fill="FFFFFF" w:val="clear"/>
             <w:tcMar>
               <w:top w:type="dxa" w:w="60"/>
@@ -2240,16 +3160,51 @@
               <w:bottom w:type="dxa" w:w="60"/>
               <w:right w:type="dxa" w:w="120"/>
             </w:tcMar>
-          </w:tcPr>
-          <w:p>
-            <w:r>
-              <w:rPr>
-                <w:rFonts w:ascii="Arial" w:cs="Arial" w:eastAsia="Arial" w:hAnsi="Arial"/>
-                <w:color w:val="595959"/>
-                <w:sz w:val="18"/>
-                <w:szCs w:val="18"/>
-              </w:rPr>
-              <w:t xml:space="preserve">Equipes registram nível de vegetação por trecho via app mobile (substitui planilha XLSX); dados salvos localmente no dispositivo</w:t>
+            <w:vAlign w:val="center"/>
+          </w:tcPr>
+          <w:p>
+            <w:r>
+              <w:rPr>
+                <w:rFonts w:ascii="Arial" w:cs="Arial" w:eastAsia="Arial" w:hAnsi="Arial"/>
+                <w:b/>
+                <w:bCs/>
+                <w:color w:val="2E75B6"/>
+                <w:sz w:val="17"/>
+                <w:szCs w:val="17"/>
+              </w:rPr>
+              <w:t xml:space="preserve">Coleta</w:t>
+            </w:r>
+          </w:p>
+        </w:tc>
+        <w:tc>
+          <w:tcPr>
+            <w:tcW w:type="dxa" w:w="8306"/>
+            <w:tcBorders>
+              <w:top w:val="single" w:color="CCCCCC" w:sz="1"/>
+              <w:left w:val="single" w:color="CCCCCC" w:sz="1"/>
+              <w:bottom w:val="single" w:color="CCCCCC" w:sz="1"/>
+              <w:right w:val="single" w:color="CCCCCC" w:sz="1"/>
+            </w:tcBorders>
+            <w:shd w:fill="EBF3FB" w:val="clear"/>
+            <w:tcMar>
+              <w:top w:type="dxa" w:w="60"/>
+              <w:left w:type="dxa" w:w="120"/>
+              <w:bottom w:type="dxa" w:w="60"/>
+              <w:right w:type="dxa" w:w="120"/>
+            </w:tcMar>
+            <w:vAlign w:val="center"/>
+          </w:tcPr>
+          <w:p>
+            <w:r>
+              <w:rPr>
+                <w:rFonts w:ascii="Arial" w:cs="Arial" w:eastAsia="Arial" w:hAnsi="Arial"/>
+                <w:b w:val="false"/>
+                <w:bCs w:val="false"/>
+                <w:color w:val="404040"/>
+                <w:sz w:val="17"/>
+                <w:szCs w:val="17"/>
+              </w:rPr>
+              <w:t xml:space="preserve">Equipes registram o nível de vegetação por trecho via app mobile, substituindo a planilha XLSX</w:t>
             </w:r>
           </w:p>
         </w:tc>
@@ -2257,6 +3212,41 @@
       <w:tr>
         <w:tc>
           <w:tcPr>
+            <w:tcW w:type="dxa" w:w="400"/>
+            <w:tcBorders>
+              <w:top w:val="single" w:color="CCCCCC" w:sz="1"/>
+              <w:left w:val="single" w:color="CCCCCC" w:sz="1"/>
+              <w:bottom w:val="single" w:color="CCCCCC" w:sz="1"/>
+              <w:right w:val="single" w:color="CCCCCC" w:sz="1"/>
+            </w:tcBorders>
+            <w:shd w:fill="E2EFDA" w:val="clear"/>
+            <w:tcMar>
+              <w:top w:type="dxa" w:w="60"/>
+              <w:left w:type="dxa" w:w="120"/>
+              <w:bottom w:type="dxa" w:w="60"/>
+              <w:right w:type="dxa" w:w="120"/>
+            </w:tcMar>
+            <w:vAlign w:val="center"/>
+          </w:tcPr>
+          <w:p>
+            <w:pPr>
+              <w:jc w:val="center"/>
+            </w:pPr>
+            <w:r>
+              <w:rPr>
+                <w:rFonts w:ascii="Arial" w:cs="Arial" w:eastAsia="Arial" w:hAnsi="Arial"/>
+                <w:b/>
+                <w:bCs/>
+                <w:color w:val="1E7145"/>
+                <w:sz w:val="17"/>
+                <w:szCs w:val="17"/>
+              </w:rPr>
+              <w:t xml:space="preserve">2</w:t>
+            </w:r>
+          </w:p>
+        </w:tc>
+        <w:tc>
+          <w:tcPr>
             <w:tcW w:type="dxa" w:w="1400"/>
             <w:tcBorders>
               <w:top w:val="single" w:color="CCCCCC" w:sz="1"/>
@@ -2271,22 +3261,25 @@
               <w:bottom w:type="dxa" w:w="60"/>
               <w:right w:type="dxa" w:w="120"/>
             </w:tcMar>
-          </w:tcPr>
-          <w:p>
-            <w:r>
-              <w:rPr>
-                <w:rFonts w:ascii="Arial" w:cs="Arial" w:eastAsia="Arial" w:hAnsi="Arial"/>
-                <w:color w:val="595959"/>
-                <w:sz w:val="18"/>
-                <w:szCs w:val="18"/>
-              </w:rPr>
-              <w:t xml:space="preserve">2. Inferência</w:t>
-            </w:r>
-          </w:p>
-        </w:tc>
-        <w:tc>
-          <w:tcPr>
-            <w:tcW w:type="dxa" w:w="8506"/>
+            <w:vAlign w:val="center"/>
+          </w:tcPr>
+          <w:p>
+            <w:r>
+              <w:rPr>
+                <w:rFonts w:ascii="Arial" w:cs="Arial" w:eastAsia="Arial" w:hAnsi="Arial"/>
+                <w:b/>
+                <w:bCs/>
+                <w:color w:val="1E7145"/>
+                <w:sz w:val="17"/>
+                <w:szCs w:val="17"/>
+              </w:rPr>
+              <w:t xml:space="preserve">Inferência</w:t>
+            </w:r>
+          </w:p>
+        </w:tc>
+        <w:tc>
+          <w:tcPr>
+            <w:tcW w:type="dxa" w:w="8306"/>
             <w:tcBorders>
               <w:top w:val="single" w:color="CCCCCC" w:sz="1"/>
               <w:left w:val="single" w:color="CCCCCC" w:sz="1"/>
@@ -2300,16 +3293,19 @@
               <w:bottom w:type="dxa" w:w="60"/>
               <w:right w:type="dxa" w:w="120"/>
             </w:tcMar>
-          </w:tcPr>
-          <w:p>
-            <w:r>
-              <w:rPr>
-                <w:rFonts w:ascii="Arial" w:cs="Arial" w:eastAsia="Arial" w:hAnsi="Arial"/>
-                <w:color w:val="595959"/>
-                <w:sz w:val="18"/>
-                <w:szCs w:val="18"/>
-              </w:rPr>
-              <w:t xml:space="preserve">Modelo comprimido (TFLite / ONNX) roda no dispositivo: lê os dados de T1 e gera predição de risco para T2 em tempo real, sem internet</w:t>
+            <w:vAlign w:val="center"/>
+          </w:tcPr>
+          <w:p>
+            <w:r>
+              <w:rPr>
+                <w:rFonts w:ascii="Arial" w:cs="Arial" w:eastAsia="Arial" w:hAnsi="Arial"/>
+                <w:b w:val="false"/>
+                <w:bCs w:val="false"/>
+                <w:color w:val="404040"/>
+                <w:sz w:val="17"/>
+                <w:szCs w:val="17"/>
+              </w:rPr>
+              <w:t xml:space="preserve">Modelo comprimido (TFLite / ONNX) roda no dispositivo: lê dados de T1 e gera predição de risco para T2 em tempo real, sem internet</w:t>
             </w:r>
           </w:p>
         </w:tc>
@@ -2317,6 +3313,41 @@
       <w:tr>
         <w:tc>
           <w:tcPr>
+            <w:tcW w:type="dxa" w:w="400"/>
+            <w:tcBorders>
+              <w:top w:val="single" w:color="CCCCCC" w:sz="1"/>
+              <w:left w:val="single" w:color="CCCCCC" w:sz="1"/>
+              <w:bottom w:val="single" w:color="CCCCCC" w:sz="1"/>
+              <w:right w:val="single" w:color="CCCCCC" w:sz="1"/>
+            </w:tcBorders>
+            <w:shd w:fill="FCE4D6" w:val="clear"/>
+            <w:tcMar>
+              <w:top w:type="dxa" w:w="60"/>
+              <w:left w:type="dxa" w:w="120"/>
+              <w:bottom w:type="dxa" w:w="60"/>
+              <w:right w:type="dxa" w:w="120"/>
+            </w:tcMar>
+            <w:vAlign w:val="center"/>
+          </w:tcPr>
+          <w:p>
+            <w:pPr>
+              <w:jc w:val="center"/>
+            </w:pPr>
+            <w:r>
+              <w:rPr>
+                <w:rFonts w:ascii="Arial" w:cs="Arial" w:eastAsia="Arial" w:hAnsi="Arial"/>
+                <w:b/>
+                <w:bCs/>
+                <w:color w:val="C55A11"/>
+                <w:sz w:val="17"/>
+                <w:szCs w:val="17"/>
+              </w:rPr>
+              <w:t xml:space="preserve">3</w:t>
+            </w:r>
+          </w:p>
+        </w:tc>
+        <w:tc>
+          <w:tcPr>
             <w:tcW w:type="dxa" w:w="1400"/>
             <w:tcBorders>
               <w:top w:val="single" w:color="CCCCCC" w:sz="1"/>
@@ -2324,35 +3355,6 @@
               <w:bottom w:val="single" w:color="CCCCCC" w:sz="1"/>
               <w:right w:val="single" w:color="CCCCCC" w:sz="1"/>
             </w:tcBorders>
-            <w:shd w:fill="D6E4F0" w:val="clear"/>
-            <w:tcMar>
-              <w:top w:type="dxa" w:w="60"/>
-              <w:left w:type="dxa" w:w="120"/>
-              <w:bottom w:type="dxa" w:w="60"/>
-              <w:right w:type="dxa" w:w="120"/>
-            </w:tcMar>
-          </w:tcPr>
-          <w:p>
-            <w:r>
-              <w:rPr>
-                <w:rFonts w:ascii="Arial" w:cs="Arial" w:eastAsia="Arial" w:hAnsi="Arial"/>
-                <w:color w:val="595959"/>
-                <w:sz w:val="18"/>
-                <w:szCs w:val="18"/>
-              </w:rPr>
-              <w:t xml:space="preserve">3. Alerta</w:t>
-            </w:r>
-          </w:p>
-        </w:tc>
-        <w:tc>
-          <w:tcPr>
-            <w:tcW w:type="dxa" w:w="8506"/>
-            <w:tcBorders>
-              <w:top w:val="single" w:color="CCCCCC" w:sz="1"/>
-              <w:left w:val="single" w:color="CCCCCC" w:sz="1"/>
-              <w:bottom w:val="single" w:color="CCCCCC" w:sz="1"/>
-              <w:right w:val="single" w:color="CCCCCC" w:sz="1"/>
-            </w:tcBorders>
             <w:shd w:fill="FFFFFF" w:val="clear"/>
             <w:tcMar>
               <w:top w:type="dxa" w:w="60"/>
@@ -2360,16 +3362,51 @@
               <w:bottom w:type="dxa" w:w="60"/>
               <w:right w:type="dxa" w:w="120"/>
             </w:tcMar>
-          </w:tcPr>
-          <w:p>
-            <w:r>
-              <w:rPr>
-                <w:rFonts w:ascii="Arial" w:cs="Arial" w:eastAsia="Arial" w:hAnsi="Arial"/>
-                <w:color w:val="595959"/>
-                <w:sz w:val="18"/>
-                <w:szCs w:val="18"/>
-              </w:rPr>
-              <w:t xml:space="preserve">Trechos preditos como críticos são destacados no mapa do app com prioridade de intervenção; equipes recebem rota otimizada de roçada</w:t>
+            <w:vAlign w:val="center"/>
+          </w:tcPr>
+          <w:p>
+            <w:r>
+              <w:rPr>
+                <w:rFonts w:ascii="Arial" w:cs="Arial" w:eastAsia="Arial" w:hAnsi="Arial"/>
+                <w:b/>
+                <w:bCs/>
+                <w:color w:val="C55A11"/>
+                <w:sz w:val="17"/>
+                <w:szCs w:val="17"/>
+              </w:rPr>
+              <w:t xml:space="preserve">Alerta</w:t>
+            </w:r>
+          </w:p>
+        </w:tc>
+        <w:tc>
+          <w:tcPr>
+            <w:tcW w:type="dxa" w:w="8306"/>
+            <w:tcBorders>
+              <w:top w:val="single" w:color="CCCCCC" w:sz="1"/>
+              <w:left w:val="single" w:color="CCCCCC" w:sz="1"/>
+              <w:bottom w:val="single" w:color="CCCCCC" w:sz="1"/>
+              <w:right w:val="single" w:color="CCCCCC" w:sz="1"/>
+            </w:tcBorders>
+            <w:shd w:fill="EBF3FB" w:val="clear"/>
+            <w:tcMar>
+              <w:top w:type="dxa" w:w="60"/>
+              <w:left w:type="dxa" w:w="120"/>
+              <w:bottom w:type="dxa" w:w="60"/>
+              <w:right w:type="dxa" w:w="120"/>
+            </w:tcMar>
+            <w:vAlign w:val="center"/>
+          </w:tcPr>
+          <w:p>
+            <w:r>
+              <w:rPr>
+                <w:rFonts w:ascii="Arial" w:cs="Arial" w:eastAsia="Arial" w:hAnsi="Arial"/>
+                <w:b w:val="false"/>
+                <w:bCs w:val="false"/>
+                <w:color w:val="404040"/>
+                <w:sz w:val="17"/>
+                <w:szCs w:val="17"/>
+              </w:rPr>
+              <w:t xml:space="preserve">Trechos preditos como críticos são destacados no mapa do app com prioridade de intervenção e rota otimizada de roçada</w:t>
             </w:r>
           </w:p>
         </w:tc>
@@ -2377,6 +3414,41 @@
       <w:tr>
         <w:tc>
           <w:tcPr>
+            <w:tcW w:type="dxa" w:w="400"/>
+            <w:tcBorders>
+              <w:top w:val="single" w:color="CCCCCC" w:sz="1"/>
+              <w:left w:val="single" w:color="CCCCCC" w:sz="1"/>
+              <w:bottom w:val="single" w:color="CCCCCC" w:sz="1"/>
+              <w:right w:val="single" w:color="CCCCCC" w:sz="1"/>
+            </w:tcBorders>
+            <w:shd w:fill="D6E4F0" w:val="clear"/>
+            <w:tcMar>
+              <w:top w:type="dxa" w:w="60"/>
+              <w:left w:type="dxa" w:w="120"/>
+              <w:bottom w:type="dxa" w:w="60"/>
+              <w:right w:type="dxa" w:w="120"/>
+            </w:tcMar>
+            <w:vAlign w:val="center"/>
+          </w:tcPr>
+          <w:p>
+            <w:pPr>
+              <w:jc w:val="center"/>
+            </w:pPr>
+            <w:r>
+              <w:rPr>
+                <w:rFonts w:ascii="Arial" w:cs="Arial" w:eastAsia="Arial" w:hAnsi="Arial"/>
+                <w:b/>
+                <w:bCs/>
+                <w:color w:val="2E75B6"/>
+                <w:sz w:val="17"/>
+                <w:szCs w:val="17"/>
+              </w:rPr>
+              <w:t xml:space="preserve">4</w:t>
+            </w:r>
+          </w:p>
+        </w:tc>
+        <w:tc>
+          <w:tcPr>
             <w:tcW w:type="dxa" w:w="1400"/>
             <w:tcBorders>
               <w:top w:val="single" w:color="CCCCCC" w:sz="1"/>
@@ -2391,22 +3463,25 @@
               <w:bottom w:type="dxa" w:w="60"/>
               <w:right w:type="dxa" w:w="120"/>
             </w:tcMar>
-          </w:tcPr>
-          <w:p>
-            <w:r>
-              <w:rPr>
-                <w:rFonts w:ascii="Arial" w:cs="Arial" w:eastAsia="Arial" w:hAnsi="Arial"/>
-                <w:color w:val="595959"/>
-                <w:sz w:val="18"/>
-                <w:szCs w:val="18"/>
-              </w:rPr>
-              <w:t xml:space="preserve">4. Sincronização</w:t>
-            </w:r>
-          </w:p>
-        </w:tc>
-        <w:tc>
-          <w:tcPr>
-            <w:tcW w:type="dxa" w:w="8506"/>
+            <w:vAlign w:val="center"/>
+          </w:tcPr>
+          <w:p>
+            <w:r>
+              <w:rPr>
+                <w:rFonts w:ascii="Arial" w:cs="Arial" w:eastAsia="Arial" w:hAnsi="Arial"/>
+                <w:b/>
+                <w:bCs/>
+                <w:color w:val="2E75B6"/>
+                <w:sz w:val="17"/>
+                <w:szCs w:val="17"/>
+              </w:rPr>
+              <w:t xml:space="preserve">Sincronização</w:t>
+            </w:r>
+          </w:p>
+        </w:tc>
+        <w:tc>
+          <w:tcPr>
+            <w:tcW w:type="dxa" w:w="8306"/>
             <w:tcBorders>
               <w:top w:val="single" w:color="CCCCCC" w:sz="1"/>
               <w:left w:val="single" w:color="CCCCCC" w:sz="1"/>
@@ -2420,16 +3495,19 @@
               <w:bottom w:type="dxa" w:w="60"/>
               <w:right w:type="dxa" w:w="120"/>
             </w:tcMar>
-          </w:tcPr>
-          <w:p>
-            <w:r>
-              <w:rPr>
-                <w:rFonts w:ascii="Arial" w:cs="Arial" w:eastAsia="Arial" w:hAnsi="Arial"/>
-                <w:color w:val="595959"/>
-                <w:sz w:val="18"/>
-                <w:szCs w:val="18"/>
-              </w:rPr>
-              <w:t xml:space="preserve">Ao retornar à base com conectividade, dados e predições são enviados ao servidor central para retreino periódico do modelo</w:t>
+            <w:vAlign w:val="center"/>
+          </w:tcPr>
+          <w:p>
+            <w:r>
+              <w:rPr>
+                <w:rFonts w:ascii="Arial" w:cs="Arial" w:eastAsia="Arial" w:hAnsi="Arial"/>
+                <w:b w:val="false"/>
+                <w:bCs w:val="false"/>
+                <w:color w:val="404040"/>
+                <w:sz w:val="17"/>
+                <w:szCs w:val="17"/>
+              </w:rPr>
+              <w:t xml:space="preserve">Ao retornar à base com conectividade, dados e predições são enviados ao servidor para retreino periódico do modelo</w:t>
             </w:r>
           </w:p>
         </w:tc>
@@ -2437,13 +3515,13 @@
     </w:tbl>
     <w:p>
       <w:pPr>
-        <w:spacing w:after="60" w:before="120"/>
+        <w:spacing w:after="0" w:before="140"/>
       </w:pPr>
     </w:p>
     <w:p>
       <w:pPr>
         <w:pBdr>
-          <w:top w:val="single" w:color="CCCCCC" w:sz="4" w:space="4"/>
+          <w:top w:val="single" w:color="CCCCCC" w:sz="4" w:space="6"/>
         </w:pBdr>
         <w:spacing w:after="0" w:before="80"/>
         <w:jc w:val="center"/>
@@ -2451,16 +3529,16 @@
       <w:r>
         <w:rPr>
           <w:rFonts w:ascii="Arial" w:cs="Arial" w:eastAsia="Arial" w:hAnsi="Arial"/>
-          <w:color w:val="999999"/>
-          <w:sz w:val="16"/>
-          <w:szCs w:val="16"/>
+          <w:color w:val="AAAAAA"/>
+          <w:sz w:val="15"/>
+          <w:szCs w:val="15"/>
         </w:rPr>
-        <w:t xml:space="preserve">Challenge Motiva/CCR — Sprint I  |  FIAP 2025  |  SP-021 Rodoanel Mário Covas Oeste</w:t>
+        <w:t xml:space="preserve">Challenge Motiva/CCR  —  Sprint I  |  FIAP 2026  |  SP-021 Rodoanel Mário Covas Oeste</w:t>
       </w:r>
     </w:p>
     <w:sectPr>
       <w:pgSz w:w="11906" w:h="16838" w:orient="portrait"/>
-      <w:pgMar w:top="900" w:right="1000" w:bottom="900" w:left="1000" w:header="708" w:footer="708" w:gutter="0"/>
+      <w:pgMar w:top="800" w:right="900" w:bottom="800" w:left="900" w:header="708" w:footer="708" w:gutter="0"/>
       <w:pgNumType/>
       <w:docGrid w:linePitch="360"/>
     </w:sectPr>
@@ -2640,7 +3718,7 @@
       <w:lvlText w:val="•"/>
       <w:lvlJc w:val="left"/>
       <w:pPr>
-        <w:ind w:left="540" w:hanging="300"/>
+        <w:ind w:left="480" w:hanging="280"/>
       </w:pPr>
     </w:lvl>
   </w:abstractNum>
@@ -2665,8 +3743,9 @@
     <w:rPrDefault>
       <w:rPr>
         <w:rFonts w:ascii="Arial" w:cs="Arial" w:eastAsia="Arial" w:hAnsi="Arial"/>
-        <w:sz w:val="20"/>
-        <w:szCs w:val="20"/>
+        <w:color w:val="404040"/>
+        <w:sz w:val="19"/>
+        <w:szCs w:val="19"/>
       </w:rPr>
     </w:rPrDefault>
     <w:pPrDefault/>
